--- a/projects/fpga-systems/docs/FPGA_SYSTEMS_MAS_v1.0.docx
+++ b/projects/fpga-systems/docs/FPGA_SYSTEMS_MAS_v1.0.docx
@@ -160,7 +160,7 @@
             </w:rPr>
             <w:fldChar w:fldCharType="separate"/>
           </w:r>
-          <w:hyperlink w:anchor="__RefHeading___Toc5560_1779526102">
+          <w:hyperlink w:anchor="__RefHeading___Toc5560_289645041">
             <w:r>
               <w:rPr>
                 <w:webHidden/>
@@ -181,7 +181,7 @@
             </w:tabs>
             <w:rPr/>
           </w:pPr>
-          <w:hyperlink w:anchor="__RefHeading___Toc5562_1779526102">
+          <w:hyperlink w:anchor="__RefHeading___Toc5562_289645041">
             <w:r>
               <w:rPr>
                 <w:webHidden/>
@@ -189,7 +189,7 @@
               </w:rPr>
               <w:t>2 Overview</w:t>
               <w:tab/>
-              <w:t>10</w:t>
+              <w:t>11</w:t>
             </w:r>
           </w:hyperlink>
         </w:p>
@@ -202,7 +202,7 @@
             </w:tabs>
             <w:rPr/>
           </w:pPr>
-          <w:hyperlink w:anchor="__RefHeading___Toc5564_1779526102">
+          <w:hyperlink w:anchor="__RefHeading___Toc5564_289645041">
             <w:r>
               <w:rPr>
                 <w:webHidden/>
@@ -210,7 +210,7 @@
               </w:rPr>
               <w:t>2.1 What this book covers</w:t>
               <w:tab/>
-              <w:t>10</w:t>
+              <w:t>11</w:t>
             </w:r>
           </w:hyperlink>
         </w:p>
@@ -223,7 +223,7 @@
             </w:tabs>
             <w:rPr/>
           </w:pPr>
-          <w:hyperlink w:anchor="__RefHeading___Toc5566_1779526102">
+          <w:hyperlink w:anchor="__RefHeading___Toc5566_289645041">
             <w:r>
               <w:rPr>
                 <w:webHidden/>
@@ -244,7 +244,7 @@
             </w:tabs>
             <w:rPr/>
           </w:pPr>
-          <w:hyperlink w:anchor="__RefHeading___Toc5568_1779526102">
+          <w:hyperlink w:anchor="__RefHeading___Toc5568_289645041">
             <w:r>
               <w:rPr>
                 <w:webHidden/>
@@ -252,7 +252,7 @@
               </w:rPr>
               <w:t>2.3 The one property worth protecting</w:t>
               <w:tab/>
-              <w:t>11</w:t>
+              <w:t>12</w:t>
             </w:r>
           </w:hyperlink>
         </w:p>
@@ -265,7 +265,7 @@
             </w:tabs>
             <w:rPr/>
           </w:pPr>
-          <w:hyperlink w:anchor="__RefHeading___Toc5570_1779526102">
+          <w:hyperlink w:anchor="__RefHeading___Toc5570_289645041">
             <w:r>
               <w:rPr>
                 <w:webHidden/>
@@ -273,7 +273,7 @@
               </w:rPr>
               <w:t>3 Layering</w:t>
               <w:tab/>
-              <w:t>12</w:t>
+              <w:t>13</w:t>
             </w:r>
           </w:hyperlink>
         </w:p>
@@ -286,7 +286,7 @@
             </w:tabs>
             <w:rPr/>
           </w:pPr>
-          <w:hyperlink w:anchor="__RefHeading___Toc5572_1779526102">
+          <w:hyperlink w:anchor="__RefHeading___Toc5572_289645041">
             <w:r>
               <w:rPr>
                 <w:webHidden/>
@@ -294,7 +294,7 @@
               </w:rPr>
               <w:t>3.0.1 Figure 1.1: Layering of the host-side stack</w:t>
               <w:tab/>
-              <w:t>12</w:t>
+              <w:t>13</w:t>
             </w:r>
           </w:hyperlink>
         </w:p>
@@ -307,7 +307,7 @@
             </w:tabs>
             <w:rPr/>
           </w:pPr>
-          <w:hyperlink w:anchor="__RefHeading___Toc5574_1779526102">
+          <w:hyperlink w:anchor="__RefHeading___Toc5574_289645041">
             <w:r>
               <w:rPr>
                 <w:webHidden/>
@@ -315,7 +315,7 @@
               </w:rPr>
               <w:t>3.1 Entry point</w:t>
               <w:tab/>
-              <w:t>13</w:t>
+              <w:t>14</w:t>
             </w:r>
           </w:hyperlink>
         </w:p>
@@ -328,7 +328,7 @@
             </w:tabs>
             <w:rPr/>
           </w:pPr>
-          <w:hyperlink w:anchor="__RefHeading___Toc5576_1779526102">
+          <w:hyperlink w:anchor="__RefHeading___Toc5576_289645041">
             <w:r>
               <w:rPr>
                 <w:webHidden/>
@@ -336,7 +336,7 @@
               </w:rPr>
               <w:t>3.2 Area layer</w:t>
               <w:tab/>
-              <w:t>13</w:t>
+              <w:t>14</w:t>
             </w:r>
           </w:hyperlink>
         </w:p>
@@ -349,7 +349,7 @@
             </w:tabs>
             <w:rPr/>
           </w:pPr>
-          <w:hyperlink w:anchor="__RefHeading___Toc5578_1779526102">
+          <w:hyperlink w:anchor="__RefHeading___Toc5578_289645041">
             <w:r>
               <w:rPr>
                 <w:webHidden/>
@@ -357,7 +357,7 @@
               </w:rPr>
               <w:t>3.3 Shared layer</w:t>
               <w:tab/>
-              <w:t>13</w:t>
+              <w:t>14</w:t>
             </w:r>
           </w:hyperlink>
         </w:p>
@@ -370,7 +370,7 @@
             </w:tabs>
             <w:rPr/>
           </w:pPr>
-          <w:hyperlink w:anchor="__RefHeading___Toc5580_1779526102">
+          <w:hyperlink w:anchor="__RefHeading___Toc5580_289645041">
             <w:r>
               <w:rPr>
                 <w:webHidden/>
@@ -378,7 +378,7 @@
               </w:rPr>
               <w:t>3.4 Transport and silicon</w:t>
               <w:tab/>
-              <w:t>14</w:t>
+              <w:t>15</w:t>
             </w:r>
           </w:hyperlink>
         </w:p>
@@ -391,7 +391,7 @@
             </w:tabs>
             <w:rPr/>
           </w:pPr>
-          <w:hyperlink w:anchor="__RefHeading___Toc5582_1779526102">
+          <w:hyperlink w:anchor="__RefHeading___Toc5582_289645041">
             <w:r>
               <w:rPr>
                 <w:webHidden/>
@@ -399,7 +399,7 @@
               </w:rPr>
               <w:t>3.5 The direction rule</w:t>
               <w:tab/>
-              <w:t>14</w:t>
+              <w:t>15</w:t>
             </w:r>
           </w:hyperlink>
         </w:p>
@@ -412,7 +412,7 @@
             </w:tabs>
             <w:rPr/>
           </w:pPr>
-          <w:hyperlink w:anchor="__RefHeading___Toc5584_1779526102">
+          <w:hyperlink w:anchor="__RefHeading___Toc5584_289645041">
             <w:r>
               <w:rPr>
                 <w:webHidden/>
@@ -420,7 +420,7 @@
               </w:rPr>
               <w:t>4 Acronyms and terminology</w:t>
               <w:tab/>
-              <w:t>14</w:t>
+              <w:t>16</w:t>
             </w:r>
           </w:hyperlink>
         </w:p>
@@ -433,7 +433,7 @@
             </w:tabs>
             <w:rPr/>
           </w:pPr>
-          <w:hyperlink w:anchor="__RefHeading___Toc5586_1779526102">
+          <w:hyperlink w:anchor="__RefHeading___Toc5586_289645041">
             <w:r>
               <w:rPr>
                 <w:webHidden/>
@@ -441,7 +441,7 @@
               </w:rPr>
               <w:t>4.1 Terms used precisely in this book</w:t>
               <w:tab/>
-              <w:t>15</w:t>
+              <w:t>17</w:t>
             </w:r>
           </w:hyperlink>
         </w:p>
@@ -454,7 +454,7 @@
             </w:tabs>
             <w:rPr/>
           </w:pPr>
-          <w:hyperlink w:anchor="__RefHeading___Toc5588_1779526102">
+          <w:hyperlink w:anchor="__RefHeading___Toc5588_289645041">
             <w:r>
               <w:rPr>
                 <w:webHidden/>
@@ -462,7 +462,7 @@
               </w:rPr>
               <w:t>5 References</w:t>
               <w:tab/>
-              <w:t>15</w:t>
+              <w:t>18</w:t>
             </w:r>
           </w:hyperlink>
         </w:p>
@@ -475,7 +475,7 @@
             </w:tabs>
             <w:rPr/>
           </w:pPr>
-          <w:hyperlink w:anchor="__RefHeading___Toc5590_1779526102">
+          <w:hyperlink w:anchor="__RefHeading___Toc5590_289645041">
             <w:r>
               <w:rPr>
                 <w:webHidden/>
@@ -483,7 +483,7 @@
               </w:rPr>
               <w:t>5.1 In this repository</w:t>
               <w:tab/>
-              <w:t>15</w:t>
+              <w:t>18</w:t>
             </w:r>
           </w:hyperlink>
         </w:p>
@@ -496,7 +496,7 @@
             </w:tabs>
             <w:rPr/>
           </w:pPr>
-          <w:hyperlink w:anchor="__RefHeading___Toc5592_1779526102">
+          <w:hyperlink w:anchor="__RefHeading___Toc5592_289645041">
             <w:r>
               <w:rPr>
                 <w:webHidden/>
@@ -504,7 +504,7 @@
               </w:rPr>
               <w:t>5.2 Tracker</w:t>
               <w:tab/>
-              <w:t>16</w:t>
+              <w:t>18</w:t>
             </w:r>
           </w:hyperlink>
         </w:p>
@@ -517,7 +517,7 @@
             </w:tabs>
             <w:rPr/>
           </w:pPr>
-          <w:hyperlink w:anchor="__RefHeading___Toc5594_1779526102">
+          <w:hyperlink w:anchor="__RefHeading___Toc5594_289645041">
             <w:r>
               <w:rPr>
                 <w:webHidden/>
@@ -525,7 +525,7 @@
               </w:rPr>
               <w:t>5.3 External</w:t>
               <w:tab/>
-              <w:t>16</w:t>
+              <w:t>19</w:t>
             </w:r>
           </w:hyperlink>
         </w:p>
@@ -538,7 +538,7 @@
             </w:tabs>
             <w:rPr/>
           </w:pPr>
-          <w:hyperlink w:anchor="__RefHeading___Toc5596_1779526102">
+          <w:hyperlink w:anchor="__RefHeading___Toc5596_289645041">
             <w:r>
               <w:rPr>
                 <w:webHidden/>
@@ -546,7 +546,7 @@
               </w:rPr>
               <w:t>5.4 A note on register documentation</w:t>
               <w:tab/>
-              <w:t>17</w:t>
+              <w:t>19</w:t>
             </w:r>
           </w:hyperlink>
         </w:p>
@@ -559,7 +559,7 @@
             </w:tabs>
             <w:rPr/>
           </w:pPr>
-          <w:hyperlink w:anchor="__RefHeading___Toc5598_1779526102">
+          <w:hyperlink w:anchor="__RefHeading___Toc5598_289645041">
             <w:r>
               <w:rPr>
                 <w:webHidden/>
@@ -567,7 +567,7 @@
               </w:rPr>
               <w:t>6 Port discovery</w:t>
               <w:tab/>
-              <w:t>17</w:t>
+              <w:t>20</w:t>
             </w:r>
           </w:hyperlink>
         </w:p>
@@ -580,7 +580,7 @@
             </w:tabs>
             <w:rPr/>
           </w:pPr>
-          <w:hyperlink w:anchor="__RefHeading___Toc5600_1779526102">
+          <w:hyperlink w:anchor="__RefHeading___Toc5600_289645041">
             <w:r>
               <w:rPr>
                 <w:webHidden/>
@@ -588,7 +588,7 @@
               </w:rPr>
               <w:t>6.0.1 Figure 2.1: The UART flow, host to silicon</w:t>
               <w:tab/>
-              <w:t>17</w:t>
+              <w:t>20</w:t>
             </w:r>
           </w:hyperlink>
         </w:p>
@@ -601,7 +601,7 @@
             </w:tabs>
             <w:rPr/>
           </w:pPr>
-          <w:hyperlink w:anchor="__RefHeading___Toc5602_1779526102">
+          <w:hyperlink w:anchor="__RefHeading___Toc5602_289645041">
             <w:r>
               <w:rPr>
                 <w:webHidden/>
@@ -609,7 +609,7 @@
               </w:rPr>
               <w:t>6.1 The problem</w:t>
               <w:tab/>
-              <w:t>17</w:t>
+              <w:t>20</w:t>
             </w:r>
           </w:hyperlink>
         </w:p>
@@ -622,7 +622,7 @@
             </w:tabs>
             <w:rPr/>
           </w:pPr>
-          <w:hyperlink w:anchor="__RefHeading___Toc5604_1779526102">
+          <w:hyperlink w:anchor="__RefHeading___Toc5604_289645041">
             <w:r>
               <w:rPr>
                 <w:webHidden/>
@@ -630,7 +630,7 @@
               </w:rPr>
               <w:t>6.2 What identifies a board</w:t>
               <w:tab/>
-              <w:t>18</w:t>
+              <w:t>20</w:t>
             </w:r>
           </w:hyperlink>
         </w:p>
@@ -643,7 +643,7 @@
             </w:tabs>
             <w:rPr/>
           </w:pPr>
-          <w:hyperlink w:anchor="__RefHeading___Toc5606_1779526102">
+          <w:hyperlink w:anchor="__RefHeading___Toc5606_289645041">
             <w:r>
               <w:rPr>
                 <w:webHidden/>
@@ -651,7 +651,7 @@
               </w:rPr>
               <w:t>6.3 Matching is prefix-tolerant in both directions</w:t>
               <w:tab/>
-              <w:t>18</w:t>
+              <w:t>21</w:t>
             </w:r>
           </w:hyperlink>
         </w:p>
@@ -664,7 +664,7 @@
             </w:tabs>
             <w:rPr/>
           </w:pPr>
-          <w:hyperlink w:anchor="__RefHeading___Toc5608_1779526102">
+          <w:hyperlink w:anchor="__RefHeading___Toc5608_289645041">
             <w:r>
               <w:rPr>
                 <w:webHidden/>
@@ -672,7 +672,7 @@
               </w:rPr>
               <w:t>6.4 The Genesys 2 exception</w:t>
               <w:tab/>
-              <w:t>18</w:t>
+              <w:t>21</w:t>
             </w:r>
           </w:hyperlink>
         </w:p>
@@ -685,7 +685,7 @@
             </w:tabs>
             <w:rPr/>
           </w:pPr>
-          <w:hyperlink w:anchor="__RefHeading___Toc5610_1779526102">
+          <w:hyperlink w:anchor="__RefHeading___Toc5610_289645041">
             <w:r>
               <w:rPr>
                 <w:webHidden/>
@@ -693,7 +693,7 @@
               </w:rPr>
               <w:t>6.5 Listing what is attached</w:t>
               <w:tab/>
-              <w:t>19</w:t>
+              <w:t>21</w:t>
             </w:r>
           </w:hyperlink>
         </w:p>
@@ -706,7 +706,7 @@
             </w:tabs>
             <w:rPr/>
           </w:pPr>
-          <w:hyperlink w:anchor="__RefHeading___Toc5612_1779526102">
+          <w:hyperlink w:anchor="__RefHeading___Toc5612_289645041">
             <w:r>
               <w:rPr>
                 <w:webHidden/>
@@ -714,7 +714,7 @@
               </w:rPr>
               <w:t>7 Probes</w:t>
               <w:tab/>
-              <w:t>19</w:t>
+              <w:t>23</w:t>
             </w:r>
           </w:hyperlink>
         </w:p>
@@ -727,7 +727,7 @@
             </w:tabs>
             <w:rPr/>
           </w:pPr>
-          <w:hyperlink w:anchor="__RefHeading___Toc5614_1779526102">
+          <w:hyperlink w:anchor="__RefHeading___Toc5614_289645041">
             <w:r>
               <w:rPr>
                 <w:webHidden/>
@@ -735,7 +735,7 @@
               </w:rPr>
               <w:t>7.1 register_probe – read-only</w:t>
               <w:tab/>
-              <w:t>19</w:t>
+              <w:t>23</w:t>
             </w:r>
           </w:hyperlink>
         </w:p>
@@ -748,7 +748,7 @@
             </w:tabs>
             <w:rPr/>
           </w:pPr>
-          <w:hyperlink w:anchor="__RefHeading___Toc5616_1779526102">
+          <w:hyperlink w:anchor="__RefHeading___Toc5616_289645041">
             <w:r>
               <w:rPr>
                 <w:webHidden/>
@@ -756,7 +756,7 @@
               </w:rPr>
               <w:t>7.2 scratch_probe – round-trips a scratch register</w:t>
               <w:tab/>
-              <w:t>19</w:t>
+              <w:t>23</w:t>
             </w:r>
           </w:hyperlink>
         </w:p>
@@ -769,7 +769,7 @@
             </w:tabs>
             <w:rPr/>
           </w:pPr>
-          <w:hyperlink w:anchor="__RefHeading___Toc5618_1779526102">
+          <w:hyperlink w:anchor="__RefHeading___Toc5618_289645041">
             <w:r>
               <w:rPr>
                 <w:webHidden/>
@@ -777,7 +777,7 @@
               </w:rPr>
               <w:t>7.3 The resolution order</w:t>
               <w:tab/>
-              <w:t>20</w:t>
+              <w:t>24</w:t>
             </w:r>
           </w:hyperlink>
         </w:p>
@@ -790,7 +790,7 @@
             </w:tabs>
             <w:rPr/>
           </w:pPr>
-          <w:hyperlink w:anchor="__RefHeading___Toc5620_1779526102">
+          <w:hyperlink w:anchor="__RefHeading___Toc5620_289645041">
             <w:r>
               <w:rPr>
                 <w:webHidden/>
@@ -798,7 +798,7 @@
               </w:rPr>
               <w:t>8 The link and the bridge</w:t>
               <w:tab/>
-              <w:t>20</w:t>
+              <w:t>25</w:t>
             </w:r>
           </w:hyperlink>
         </w:p>
@@ -811,7 +811,7 @@
             </w:tabs>
             <w:rPr/>
           </w:pPr>
-          <w:hyperlink w:anchor="__RefHeading___Toc5622_1779526102">
+          <w:hyperlink w:anchor="__RefHeading___Toc5622_289645041">
             <w:r>
               <w:rPr>
                 <w:webHidden/>
@@ -819,7 +819,7 @@
               </w:rPr>
               <w:t>8.1 UartLink</w:t>
               <w:tab/>
-              <w:t>20</w:t>
+              <w:t>25</w:t>
             </w:r>
           </w:hyperlink>
         </w:p>
@@ -832,7 +832,7 @@
             </w:tabs>
             <w:rPr/>
           </w:pPr>
-          <w:hyperlink w:anchor="__RefHeading___Toc5624_1779526102">
+          <w:hyperlink w:anchor="__RefHeading___Toc5624_289645041">
             <w:r>
               <w:rPr>
                 <w:webHidden/>
@@ -840,7 +840,7 @@
               </w:rPr>
               <w:t>8.2 UARTAxiBridge</w:t>
               <w:tab/>
-              <w:t>21</w:t>
+              <w:t>25</w:t>
             </w:r>
           </w:hyperlink>
         </w:p>
@@ -853,7 +853,7 @@
             </w:tabs>
             <w:rPr/>
           </w:pPr>
-          <w:hyperlink w:anchor="__RefHeading___Toc5626_1779526102">
+          <w:hyperlink w:anchor="__RefHeading___Toc5626_289645041">
             <w:r>
               <w:rPr>
                 <w:webHidden/>
@@ -861,7 +861,7 @@
               </w:rPr>
               <w:t>8.3 The injection point</w:t>
               <w:tab/>
-              <w:t>22</w:t>
+              <w:t>26</w:t>
             </w:r>
           </w:hyperlink>
         </w:p>
@@ -874,7 +874,7 @@
             </w:tabs>
             <w:rPr/>
           </w:pPr>
-          <w:hyperlink w:anchor="__RefHeading___Toc5628_1779526102">
+          <w:hyperlink w:anchor="__RefHeading___Toc5628_289645041">
             <w:r>
               <w:rPr>
                 <w:webHidden/>
@@ -882,7 +882,7 @@
               </w:rPr>
               <w:t>8.4 Resolving the bridge’s location</w:t>
               <w:tab/>
-              <w:t>22</w:t>
+              <w:t>26</w:t>
             </w:r>
           </w:hyperlink>
         </w:p>
@@ -895,7 +895,7 @@
             </w:tabs>
             <w:rPr/>
           </w:pPr>
-          <w:hyperlink w:anchor="__RefHeading___Toc5630_1779526102">
+          <w:hyperlink w:anchor="__RefHeading___Toc5630_289645041">
             <w:r>
               <w:rPr>
                 <w:webHidden/>
@@ -903,7 +903,7 @@
               </w:rPr>
               <w:t>9 The wire protocol</w:t>
               <w:tab/>
-              <w:t>22</w:t>
+              <w:t>27</w:t>
             </w:r>
           </w:hyperlink>
         </w:p>
@@ -916,7 +916,7 @@
             </w:tabs>
             <w:rPr/>
           </w:pPr>
-          <w:hyperlink w:anchor="__RefHeading___Toc5632_1779526102">
+          <w:hyperlink w:anchor="__RefHeading___Toc5632_289645041">
             <w:r>
               <w:rPr>
                 <w:webHidden/>
@@ -924,7 +924,7 @@
               </w:rPr>
               <w:t>9.1 Write</w:t>
               <w:tab/>
-              <w:t>22</w:t>
+              <w:t>27</w:t>
             </w:r>
           </w:hyperlink>
         </w:p>
@@ -937,7 +937,7 @@
             </w:tabs>
             <w:rPr/>
           </w:pPr>
-          <w:hyperlink w:anchor="__RefHeading___Toc5634_1779526102">
+          <w:hyperlink w:anchor="__RefHeading___Toc5634_289645041">
             <w:r>
               <w:rPr>
                 <w:webHidden/>
@@ -945,7 +945,7 @@
               </w:rPr>
               <w:t>9.2 Read</w:t>
               <w:tab/>
-              <w:t>23</w:t>
+              <w:t>27</w:t>
             </w:r>
           </w:hyperlink>
         </w:p>
@@ -958,7 +958,7 @@
             </w:tabs>
             <w:rPr/>
           </w:pPr>
-          <w:hyperlink w:anchor="__RefHeading___Toc5636_1779526102">
+          <w:hyperlink w:anchor="__RefHeading___Toc5636_289645041">
             <w:r>
               <w:rPr>
                 <w:webHidden/>
@@ -966,7 +966,7 @@
               </w:rPr>
               <w:t>9.3 Defaults</w:t>
               <w:tab/>
-              <w:t>23</w:t>
+              <w:t>27</w:t>
             </w:r>
           </w:hyperlink>
         </w:p>
@@ -979,7 +979,7 @@
             </w:tabs>
             <w:rPr/>
           </w:pPr>
-          <w:hyperlink w:anchor="__RefHeading___Toc5638_1779526102">
+          <w:hyperlink w:anchor="__RefHeading___Toc5638_289645041">
             <w:r>
               <w:rPr>
                 <w:webHidden/>
@@ -987,7 +987,7 @@
               </w:rPr>
               <w:t>9.4 A read of None is ambiguous, and that is worth knowing</w:t>
               <w:tab/>
-              <w:t>23</w:t>
+              <w:t>28</w:t>
             </w:r>
           </w:hyperlink>
         </w:p>
@@ -1000,7 +1000,7 @@
             </w:tabs>
             <w:rPr/>
           </w:pPr>
-          <w:hyperlink w:anchor="__RefHeading___Toc5640_1779526102">
+          <w:hyperlink w:anchor="__RefHeading___Toc5640_289645041">
             <w:r>
               <w:rPr>
                 <w:webHidden/>
@@ -1008,7 +1008,7 @@
               </w:rPr>
               <w:t>9.5 Addressing</w:t>
               <w:tab/>
-              <w:t>23</w:t>
+              <w:t>28</w:t>
             </w:r>
           </w:hyperlink>
         </w:p>
@@ -1021,7 +1021,7 @@
             </w:tabs>
             <w:rPr/>
           </w:pPr>
-          <w:hyperlink w:anchor="__RefHeading___Toc5642_1779526102">
+          <w:hyperlink w:anchor="__RefHeading___Toc5642_289645041">
             <w:r>
               <w:rPr>
                 <w:webHidden/>
@@ -1029,7 +1029,7 @@
               </w:rPr>
               <w:t>10 Sim and silicon equivalence</w:t>
               <w:tab/>
-              <w:t>24</w:t>
+              <w:t>29</w:t>
             </w:r>
           </w:hyperlink>
         </w:p>
@@ -1042,7 +1042,7 @@
             </w:tabs>
             <w:rPr/>
           </w:pPr>
-          <w:hyperlink w:anchor="__RefHeading___Toc5644_1779526102">
+          <w:hyperlink w:anchor="__RefHeading___Toc5644_289645041">
             <w:r>
               <w:rPr>
                 <w:webHidden/>
@@ -1050,7 +1050,7 @@
               </w:rPr>
               <w:t>10.1 The mechanism</w:t>
               <w:tab/>
-              <w:t>24</w:t>
+              <w:t>29</w:t>
             </w:r>
           </w:hyperlink>
         </w:p>
@@ -1063,7 +1063,7 @@
             </w:tabs>
             <w:rPr/>
           </w:pPr>
-          <w:hyperlink w:anchor="__RefHeading___Toc5646_1779526102">
+          <w:hyperlink w:anchor="__RefHeading___Toc5646_289645041">
             <w:r>
               <w:rPr>
                 <w:webHidden/>
@@ -1071,7 +1071,7 @@
               </w:rPr>
               <w:t>10.2 What differs, and what must not</w:t>
               <w:tab/>
-              <w:t>24</w:t>
+              <w:t>29</w:t>
             </w:r>
           </w:hyperlink>
         </w:p>
@@ -1084,7 +1084,7 @@
             </w:tabs>
             <w:rPr/>
           </w:pPr>
-          <w:hyperlink w:anchor="__RefHeading___Toc5648_1779526102">
+          <w:hyperlink w:anchor="__RefHeading___Toc5648_289645041">
             <w:r>
               <w:rPr>
                 <w:webHidden/>
@@ -1092,7 +1092,7 @@
               </w:rPr>
               <w:t>10.3 The constraint that follows</w:t>
               <w:tab/>
-              <w:t>25</w:t>
+              <w:t>30</w:t>
             </w:r>
           </w:hyperlink>
         </w:p>
@@ -1105,7 +1105,7 @@
             </w:tabs>
             <w:rPr/>
           </w:pPr>
-          <w:hyperlink w:anchor="__RefHeading___Toc5650_1779526102">
+          <w:hyperlink w:anchor="__RefHeading___Toc5650_289645041">
             <w:r>
               <w:rPr>
                 <w:webHidden/>
@@ -1113,7 +1113,7 @@
               </w:rPr>
               <w:t>10.4 The anti-pattern</w:t>
               <w:tab/>
-              <w:t>25</w:t>
+              <w:t>30</w:t>
             </w:r>
           </w:hyperlink>
         </w:p>
@@ -1126,7 +1126,7 @@
             </w:tabs>
             <w:rPr/>
           </w:pPr>
-          <w:hyperlink w:anchor="__RefHeading___Toc5652_1779526102">
+          <w:hyperlink w:anchor="__RefHeading___Toc5652_289645041">
             <w:r>
               <w:rPr>
                 <w:webHidden/>
@@ -1134,7 +1134,7 @@
               </w:rPr>
               <w:t>11 The sequence model</w:t>
               <w:tab/>
-              <w:t>25</w:t>
+              <w:t>31</w:t>
             </w:r>
           </w:hyperlink>
         </w:p>
@@ -1147,7 +1147,7 @@
             </w:tabs>
             <w:rPr/>
           </w:pPr>
-          <w:hyperlink w:anchor="__RefHeading___Toc5654_1779526102">
+          <w:hyperlink w:anchor="__RefHeading___Toc5654_289645041">
             <w:r>
               <w:rPr>
                 <w:webHidden/>
@@ -1155,7 +1155,7 @@
               </w:rPr>
               <w:t>11.1 Two rules, enforced rather than recommended</w:t>
               <w:tab/>
-              <w:t>25</w:t>
+              <w:t>31</w:t>
             </w:r>
           </w:hyperlink>
         </w:p>
@@ -1168,7 +1168,7 @@
             </w:tabs>
             <w:rPr/>
           </w:pPr>
-          <w:hyperlink w:anchor="__RefHeading___Toc5656_1779526102">
+          <w:hyperlink w:anchor="__RefHeading___Toc5656_289645041">
             <w:r>
               <w:rPr>
                 <w:webHidden/>
@@ -1176,7 +1176,7 @@
               </w:rPr>
               <w:t>11.1.1 1. A sequence never opens its own port</w:t>
               <w:tab/>
-              <w:t>26</w:t>
+              <w:t>31</w:t>
             </w:r>
           </w:hyperlink>
         </w:p>
@@ -1189,7 +1189,7 @@
             </w:tabs>
             <w:rPr/>
           </w:pPr>
-          <w:hyperlink w:anchor="__RefHeading___Toc5658_1779526102">
+          <w:hyperlink w:anchor="__RefHeading___Toc5658_289645041">
             <w:r>
               <w:rPr>
                 <w:webHidden/>
@@ -1197,7 +1197,7 @@
               </w:rPr>
               <w:t>11.1.2 2. Names are declared and resolved up front</w:t>
               <w:tab/>
-              <w:t>26</w:t>
+              <w:t>31</w:t>
             </w:r>
           </w:hyperlink>
         </w:p>
@@ -1210,7 +1210,7 @@
             </w:tabs>
             <w:rPr/>
           </w:pPr>
-          <w:hyperlink w:anchor="__RefHeading___Toc5660_1779526102">
+          <w:hyperlink w:anchor="__RefHeading___Toc5660_289645041">
             <w:r>
               <w:rPr>
                 <w:webHidden/>
@@ -1218,7 +1218,7 @@
               </w:rPr>
               <w:t>11.2 Anatomy</w:t>
               <w:tab/>
-              <w:t>26</w:t>
+              <w:t>31</w:t>
             </w:r>
           </w:hyperlink>
         </w:p>
@@ -1231,7 +1231,7 @@
             </w:tabs>
             <w:rPr/>
           </w:pPr>
-          <w:hyperlink w:anchor="__RefHeading___Toc5662_1779526102">
+          <w:hyperlink w:anchor="__RefHeading___Toc5662_289645041">
             <w:r>
               <w:rPr>
                 <w:webHidden/>
@@ -1239,7 +1239,7 @@
               </w:rPr>
               <w:t>11.3 The decorator form</w:t>
               <w:tab/>
-              <w:t>26</w:t>
+              <w:t>32</w:t>
             </w:r>
           </w:hyperlink>
         </w:p>
@@ -1252,7 +1252,7 @@
             </w:tabs>
             <w:rPr/>
           </w:pPr>
-          <w:hyperlink w:anchor="__RefHeading___Toc5664_1779526102">
+          <w:hyperlink w:anchor="__RefHeading___Toc5664_289645041">
             <w:r>
               <w:rPr>
                 <w:webHidden/>
@@ -1260,7 +1260,7 @@
               </w:rPr>
               <w:t>11.4 A real example</w:t>
               <w:tab/>
-              <w:t>26</w:t>
+              <w:t>32</w:t>
             </w:r>
           </w:hyperlink>
         </w:p>
@@ -1273,7 +1273,7 @@
             </w:tabs>
             <w:rPr/>
           </w:pPr>
-          <w:hyperlink w:anchor="__RefHeading___Toc5666_1779526102">
+          <w:hyperlink w:anchor="__RefHeading___Toc5666_289645041">
             <w:r>
               <w:rPr>
                 <w:webHidden/>
@@ -1281,7 +1281,7 @@
               </w:rPr>
               <w:t>12 Context and results</w:t>
               <w:tab/>
-              <w:t>27</w:t>
+              <w:t>33</w:t>
             </w:r>
           </w:hyperlink>
         </w:p>
@@ -1294,7 +1294,7 @@
             </w:tabs>
             <w:rPr/>
           </w:pPr>
-          <w:hyperlink w:anchor="__RefHeading___Toc5668_1779526102">
+          <w:hyperlink w:anchor="__RefHeading___Toc5668_289645041">
             <w:r>
               <w:rPr>
                 <w:webHidden/>
@@ -1302,7 +1302,7 @@
               </w:rPr>
               <w:t>12.1 What a sequence is given</w:t>
               <w:tab/>
-              <w:t>27</w:t>
+              <w:t>33</w:t>
             </w:r>
           </w:hyperlink>
         </w:p>
@@ -1315,7 +1315,7 @@
             </w:tabs>
             <w:rPr/>
           </w:pPr>
-          <w:hyperlink w:anchor="__RefHeading___Toc5670_1779526102">
+          <w:hyperlink w:anchor="__RefHeading___Toc5670_289645041">
             <w:r>
               <w:rPr>
                 <w:webHidden/>
@@ -1323,7 +1323,7 @@
               </w:rPr>
               <w:t>12.2 What it is deliberately NOT given</w:t>
               <w:tab/>
-              <w:t>27</w:t>
+              <w:t>33</w:t>
             </w:r>
           </w:hyperlink>
         </w:p>
@@ -1336,7 +1336,7 @@
             </w:tabs>
             <w:rPr/>
           </w:pPr>
-          <w:hyperlink w:anchor="__RefHeading___Toc5672_1779526102">
+          <w:hyperlink w:anchor="__RefHeading___Toc5672_289645041">
             <w:r>
               <w:rPr>
                 <w:webHidden/>
@@ -1344,7 +1344,7 @@
               </w:rPr>
               <w:t>12.3 Helpers</w:t>
               <w:tab/>
-              <w:t>28</w:t>
+              <w:t>33</w:t>
             </w:r>
           </w:hyperlink>
         </w:p>
@@ -1357,7 +1357,7 @@
             </w:tabs>
             <w:rPr/>
           </w:pPr>
-          <w:hyperlink w:anchor="__RefHeading___Toc5674_1779526102">
+          <w:hyperlink w:anchor="__RefHeading___Toc5674_289645041">
             <w:r>
               <w:rPr>
                 <w:webHidden/>
@@ -1365,7 +1365,7 @@
               </w:rPr>
               <w:t>12.4 Passing data between steps</w:t>
               <w:tab/>
-              <w:t>28</w:t>
+              <w:t>34</w:t>
             </w:r>
           </w:hyperlink>
         </w:p>
@@ -1378,7 +1378,7 @@
             </w:tabs>
             <w:rPr/>
           </w:pPr>
-          <w:hyperlink w:anchor="__RefHeading___Toc5676_1779526102">
+          <w:hyperlink w:anchor="__RefHeading___Toc5676_289645041">
             <w:r>
               <w:rPr>
                 <w:webHidden/>
@@ -1386,7 +1386,7 @@
               </w:rPr>
               <w:t>13 The runner</w:t>
               <w:tab/>
-              <w:t>29</w:t>
+              <w:t>35</w:t>
             </w:r>
           </w:hyperlink>
         </w:p>
@@ -1399,7 +1399,7 @@
             </w:tabs>
             <w:rPr/>
           </w:pPr>
-          <w:hyperlink w:anchor="__RefHeading___Toc5678_1779526102">
+          <w:hyperlink w:anchor="__RefHeading___Toc5678_289645041">
             <w:r>
               <w:rPr>
                 <w:webHidden/>
@@ -1407,7 +1407,7 @@
               </w:rPr>
               <w:t>13.0.1 Figure 3.1: Resolve, then run</w:t>
               <w:tab/>
-              <w:t>29</w:t>
+              <w:t>35</w:t>
             </w:r>
           </w:hyperlink>
         </w:p>
@@ -1420,7 +1420,7 @@
             </w:tabs>
             <w:rPr/>
           </w:pPr>
-          <w:hyperlink w:anchor="__RefHeading___Toc5680_1779526102">
+          <w:hyperlink w:anchor="__RefHeading___Toc5680_289645041">
             <w:r>
               <w:rPr>
                 <w:webHidden/>
@@ -1428,7 +1428,7 @@
               </w:rPr>
               <w:t>13.1 Registration</w:t>
               <w:tab/>
-              <w:t>31</w:t>
+              <w:t>37</w:t>
             </w:r>
           </w:hyperlink>
         </w:p>
@@ -1441,7 +1441,7 @@
             </w:tabs>
             <w:rPr/>
           </w:pPr>
-          <w:hyperlink w:anchor="__RefHeading___Toc5682_1779526102">
+          <w:hyperlink w:anchor="__RefHeading___Toc5682_289645041">
             <w:r>
               <w:rPr>
                 <w:webHidden/>
@@ -1449,7 +1449,7 @@
               </w:rPr>
               <w:t>13.2 Resolution happens before any traffic</w:t>
               <w:tab/>
-              <w:t>31</w:t>
+              <w:t>37</w:t>
             </w:r>
           </w:hyperlink>
         </w:p>
@@ -1462,7 +1462,7 @@
             </w:tabs>
             <w:rPr/>
           </w:pPr>
-          <w:hyperlink w:anchor="__RefHeading___Toc5684_1779526102">
+          <w:hyperlink w:anchor="__RefHeading___Toc5684_289645041">
             <w:r>
               <w:rPr>
                 <w:webHidden/>
@@ -1470,7 +1470,7 @@
               </w:rPr>
               <w:t>13.3 Execution</w:t>
               <w:tab/>
-              <w:t>31</w:t>
+              <w:t>37</w:t>
             </w:r>
           </w:hyperlink>
         </w:p>
@@ -1483,7 +1483,7 @@
             </w:tabs>
             <w:rPr/>
           </w:pPr>
-          <w:hyperlink w:anchor="__RefHeading___Toc5686_1779526102">
+          <w:hyperlink w:anchor="__RefHeading___Toc5686_289645041">
             <w:r>
               <w:rPr>
                 <w:webHidden/>
@@ -1491,7 +1491,7 @@
               </w:rPr>
               <w:t>13.3.1 stop_on_fail defaults to True, and that default is load-bearing</w:t>
               <w:tab/>
-              <w:t>32</w:t>
+              <w:t>38</w:t>
             </w:r>
           </w:hyperlink>
         </w:p>
@@ -1504,7 +1504,7 @@
             </w:tabs>
             <w:rPr/>
           </w:pPr>
-          <w:hyperlink w:anchor="__RefHeading___Toc5688_1779526102">
+          <w:hyperlink w:anchor="__RefHeading___Toc5688_289645041">
             <w:r>
               <w:rPr>
                 <w:webHidden/>
@@ -1512,7 +1512,7 @@
               </w:rPr>
               <w:t>13.4 The report</w:t>
               <w:tab/>
-              <w:t>32</w:t>
+              <w:t>38</w:t>
             </w:r>
           </w:hyperlink>
         </w:p>
@@ -1525,7 +1525,7 @@
             </w:tabs>
             <w:rPr/>
           </w:pPr>
-          <w:hyperlink w:anchor="__RefHeading___Toc5690_1779526102">
+          <w:hyperlink w:anchor="__RefHeading___Toc5690_289645041">
             <w:r>
               <w:rPr>
                 <w:webHidden/>
@@ -1533,7 +1533,7 @@
               </w:rPr>
               <w:t>13.5 Introspection</w:t>
               <w:tab/>
-              <w:t>32</w:t>
+              <w:t>38</w:t>
             </w:r>
           </w:hyperlink>
         </w:p>
@@ -1546,7 +1546,7 @@
             </w:tabs>
             <w:rPr/>
           </w:pPr>
-          <w:hyperlink w:anchor="__RefHeading___Toc5692_1779526102">
+          <w:hyperlink w:anchor="__RefHeading___Toc5692_289645041">
             <w:r>
               <w:rPr>
                 <w:webHidden/>
@@ -1554,7 +1554,7 @@
               </w:rPr>
               <w:t>14 Writing a sequence</w:t>
               <w:tab/>
-              <w:t>32</w:t>
+              <w:t>39</w:t>
             </w:r>
           </w:hyperlink>
         </w:p>
@@ -1567,7 +1567,7 @@
             </w:tabs>
             <w:rPr/>
           </w:pPr>
-          <w:hyperlink w:anchor="__RefHeading___Toc5694_1779526102">
+          <w:hyperlink w:anchor="__RefHeading___Toc5694_289645041">
             <w:r>
               <w:rPr>
                 <w:webHidden/>
@@ -1575,7 +1575,7 @@
               </w:rPr>
               <w:t>14.1 The skeleton</w:t>
               <w:tab/>
-              <w:t>32</w:t>
+              <w:t>39</w:t>
             </w:r>
           </w:hyperlink>
         </w:p>
@@ -1588,7 +1588,7 @@
             </w:tabs>
             <w:rPr/>
           </w:pPr>
-          <w:hyperlink w:anchor="__RefHeading___Toc5696_1779526102">
+          <w:hyperlink w:anchor="__RefHeading___Toc5696_289645041">
             <w:r>
               <w:rPr>
                 <w:webHidden/>
@@ -1596,7 +1596,7 @@
               </w:rPr>
               <w:t>14.2 The file goes in the area’s bin/</w:t>
               <w:tab/>
-              <w:t>33</w:t>
+              <w:t>39</w:t>
             </w:r>
           </w:hyperlink>
         </w:p>
@@ -1609,7 +1609,7 @@
             </w:tabs>
             <w:rPr/>
           </w:pPr>
-          <w:hyperlink w:anchor="__RefHeading___Toc5698_1779526102">
+          <w:hyperlink w:anchor="__RefHeading___Toc5698_289645041">
             <w:r>
               <w:rPr>
                 <w:webHidden/>
@@ -1617,7 +1617,7 @@
               </w:rPr>
               <w:t>14.3 Checklist</w:t>
               <w:tab/>
-              <w:t>33</w:t>
+              <w:t>40</w:t>
             </w:r>
           </w:hyperlink>
         </w:p>
@@ -1630,7 +1630,7 @@
             </w:tabs>
             <w:rPr/>
           </w:pPr>
-          <w:hyperlink w:anchor="__RefHeading___Toc5700_1779526102">
+          <w:hyperlink w:anchor="__RefHeading___Toc5700_289645041">
             <w:r>
               <w:rPr>
                 <w:webHidden/>
@@ -1638,7 +1638,7 @@
               </w:rPr>
               <w:t>14.4 What does NOT belong in a sequence</w:t>
               <w:tab/>
-              <w:t>34</w:t>
+              <w:t>40</w:t>
             </w:r>
           </w:hyperlink>
         </w:p>
@@ -1651,7 +1651,7 @@
             </w:tabs>
             <w:rPr/>
           </w:pPr>
-          <w:hyperlink w:anchor="__RefHeading___Toc5702_1779526102">
+          <w:hyperlink w:anchor="__RefHeading___Toc5702_289645041">
             <w:r>
               <w:rPr>
                 <w:webHidden/>
@@ -1659,7 +1659,7 @@
               </w:rPr>
               <w:t>15 The board registry</w:t>
               <w:tab/>
-              <w:t>34</w:t>
+              <w:t>41</w:t>
             </w:r>
           </w:hyperlink>
         </w:p>
@@ -1672,7 +1672,7 @@
             </w:tabs>
             <w:rPr/>
           </w:pPr>
-          <w:hyperlink w:anchor="__RefHeading___Toc5704_1779526102">
+          <w:hyperlink w:anchor="__RefHeading___Toc5704_289645041">
             <w:r>
               <w:rPr>
                 <w:webHidden/>
@@ -1680,7 +1680,7 @@
               </w:rPr>
               <w:t>15.1 BoardSpec</w:t>
               <w:tab/>
-              <w:t>34</w:t>
+              <w:t>41</w:t>
             </w:r>
           </w:hyperlink>
         </w:p>
@@ -1693,7 +1693,7 @@
             </w:tabs>
             <w:rPr/>
           </w:pPr>
-          <w:hyperlink w:anchor="__RefHeading___Toc5706_1779526102">
+          <w:hyperlink w:anchor="__RefHeading___Toc5706_289645041">
             <w:r>
               <w:rPr>
                 <w:webHidden/>
@@ -1701,7 +1701,7 @@
               </w:rPr>
               <w:t>15.2 The two boards in this lab</w:t>
               <w:tab/>
-              <w:t>35</w:t>
+              <w:t>41</w:t>
             </w:r>
           </w:hyperlink>
         </w:p>
@@ -1714,7 +1714,7 @@
             </w:tabs>
             <w:rPr/>
           </w:pPr>
-          <w:hyperlink w:anchor="__RefHeading___Toc5708_1779526102">
+          <w:hyperlink w:anchor="__RefHeading___Toc5708_289645041">
             <w:r>
               <w:rPr>
                 <w:webHidden/>
@@ -1722,7 +1722,7 @@
               </w:rPr>
               <w:t>15.3 Using it</w:t>
               <w:tab/>
-              <w:t>35</w:t>
+              <w:t>42</w:t>
             </w:r>
           </w:hyperlink>
         </w:p>
@@ -1735,7 +1735,7 @@
             </w:tabs>
             <w:rPr/>
           </w:pPr>
-          <w:hyperlink w:anchor="__RefHeading___Toc5710_1779526102">
+          <w:hyperlink w:anchor="__RefHeading___Toc5710_289645041">
             <w:r>
               <w:rPr>
                 <w:webHidden/>
@@ -1743,7 +1743,7 @@
               </w:rPr>
               <w:t>15.4 The CLI</w:t>
               <w:tab/>
-              <w:t>35</w:t>
+              <w:t>42</w:t>
             </w:r>
           </w:hyperlink>
         </w:p>
@@ -1756,7 +1756,7 @@
             </w:tabs>
             <w:rPr/>
           </w:pPr>
-          <w:hyperlink w:anchor="__RefHeading___Toc5712_1779526102">
+          <w:hyperlink w:anchor="__RefHeading___Toc5712_289645041">
             <w:r>
               <w:rPr>
                 <w:webHidden/>
@@ -1764,7 +1764,7 @@
               </w:rPr>
               <w:t>16 Programming</w:t>
               <w:tab/>
-              <w:t>37</w:t>
+              <w:t>43</w:t>
             </w:r>
           </w:hyperlink>
         </w:p>
@@ -1777,7 +1777,7 @@
             </w:tabs>
             <w:rPr/>
           </w:pPr>
-          <w:hyperlink w:anchor="__RefHeading___Toc5714_1779526102">
+          <w:hyperlink w:anchor="__RefHeading___Toc5714_289645041">
             <w:r>
               <w:rPr>
                 <w:webHidden/>
@@ -1785,7 +1785,7 @@
               </w:rPr>
               <w:t>16.0.1 Figure 4.1: The program path</w:t>
               <w:tab/>
-              <w:t>37</w:t>
+              <w:t>43</w:t>
             </w:r>
           </w:hyperlink>
         </w:p>
@@ -1798,7 +1798,7 @@
             </w:tabs>
             <w:rPr/>
           </w:pPr>
-          <w:hyperlink w:anchor="__RefHeading___Toc5716_1779526102">
+          <w:hyperlink w:anchor="__RefHeading___Toc5716_289645041">
             <w:r>
               <w:rPr>
                 <w:webHidden/>
@@ -1806,7 +1806,7 @@
               </w:rPr>
               <w:t>16.1 Order of checks</w:t>
               <w:tab/>
-              <w:t>39</w:t>
+              <w:t>45</w:t>
             </w:r>
           </w:hyperlink>
         </w:p>
@@ -1819,7 +1819,7 @@
             </w:tabs>
             <w:rPr/>
           </w:pPr>
-          <w:hyperlink w:anchor="__RefHeading___Toc5718_1779526102">
+          <w:hyperlink w:anchor="__RefHeading___Toc5718_289645041">
             <w:r>
               <w:rPr>
                 <w:webHidden/>
@@ -1827,7 +1827,7 @@
               </w:rPr>
               <w:t>16.2 The environment handed to Tcl</w:t>
               <w:tab/>
-              <w:t>39</w:t>
+              <w:t>45</w:t>
             </w:r>
           </w:hyperlink>
         </w:p>
@@ -1840,7 +1840,7 @@
             </w:tabs>
             <w:rPr/>
           </w:pPr>
-          <w:hyperlink w:anchor="__RefHeading___Toc5720_1779526102">
+          <w:hyperlink w:anchor="__RefHeading___Toc5720_289645041">
             <w:r>
               <w:rPr>
                 <w:webHidden/>
@@ -1848,7 +1848,7 @@
               </w:rPr>
               <w:t>16.3 From a Makefile</w:t>
               <w:tab/>
-              <w:t>39</w:t>
+              <w:t>45</w:t>
             </w:r>
           </w:hyperlink>
         </w:p>
@@ -1861,7 +1861,7 @@
             </w:tabs>
             <w:rPr/>
           </w:pPr>
-          <w:hyperlink w:anchor="__RefHeading___Toc5722_1779526102">
+          <w:hyperlink w:anchor="__RefHeading___Toc5722_289645041">
             <w:r>
               <w:rPr>
                 <w:webHidden/>
@@ -1869,7 +1869,7 @@
               </w:rPr>
               <w:t>17 Locking and identity</w:t>
               <w:tab/>
-              <w:t>39</w:t>
+              <w:t>46</w:t>
             </w:r>
           </w:hyperlink>
         </w:p>
@@ -1882,7 +1882,7 @@
             </w:tabs>
             <w:rPr/>
           </w:pPr>
-          <w:hyperlink w:anchor="__RefHeading___Toc5724_1779526102">
+          <w:hyperlink w:anchor="__RefHeading___Toc5724_289645041">
             <w:r>
               <w:rPr>
                 <w:webHidden/>
@@ -1890,7 +1890,7 @@
               </w:rPr>
               <w:t>17.1 The lock</w:t>
               <w:tab/>
-              <w:t>40</w:t>
+              <w:t>46</w:t>
             </w:r>
           </w:hyperlink>
         </w:p>
@@ -1903,7 +1903,7 @@
             </w:tabs>
             <w:rPr/>
           </w:pPr>
-          <w:hyperlink w:anchor="__RefHeading___Toc5726_1779526102">
+          <w:hyperlink w:anchor="__RefHeading___Toc5726_289645041">
             <w:r>
               <w:rPr>
                 <w:webHidden/>
@@ -1911,7 +1911,7 @@
               </w:rPr>
               <w:t>17.2 Why a lock is not sufficient</w:t>
               <w:tab/>
-              <w:t>40</w:t>
+              <w:t>46</w:t>
             </w:r>
           </w:hyperlink>
         </w:p>
@@ -1924,7 +1924,7 @@
             </w:tabs>
             <w:rPr/>
           </w:pPr>
-          <w:hyperlink w:anchor="__RefHeading___Toc5728_1779526102">
+          <w:hyperlink w:anchor="__RefHeading___Toc5728_289645041">
             <w:r>
               <w:rPr>
                 <w:webHidden/>
@@ -1932,7 +1932,7 @@
               </w:rPr>
               <w:t>17.3 The identity readback</w:t>
               <w:tab/>
-              <w:t>40</w:t>
+              <w:t>46</w:t>
             </w:r>
           </w:hyperlink>
         </w:p>
@@ -1945,7 +1945,7 @@
             </w:tabs>
             <w:rPr/>
           </w:pPr>
-          <w:hyperlink w:anchor="__RefHeading___Toc5730_1779526102">
+          <w:hyperlink w:anchor="__RefHeading___Toc5730_289645041">
             <w:r>
               <w:rPr>
                 <w:webHidden/>
@@ -1953,7 +1953,7 @@
               </w:rPr>
               <w:t>17.4 The record</w:t>
               <w:tab/>
-              <w:t>41</w:t>
+              <w:t>47</w:t>
             </w:r>
           </w:hyperlink>
         </w:p>
@@ -1966,7 +1966,7 @@
             </w:tabs>
             <w:rPr/>
           </w:pPr>
-          <w:hyperlink w:anchor="__RefHeading___Toc5732_1779526102">
+          <w:hyperlink w:anchor="__RefHeading___Toc5732_289645041">
             <w:r>
               <w:rPr>
                 <w:webHidden/>
@@ -1974,7 +1974,7 @@
               </w:rPr>
               <w:t>17.5 Status</w:t>
               <w:tab/>
-              <w:t>42</w:t>
+              <w:t>48</w:t>
             </w:r>
           </w:hyperlink>
         </w:p>
@@ -1987,7 +1987,7 @@
             </w:tabs>
             <w:rPr/>
           </w:pPr>
-          <w:hyperlink w:anchor="__RefHeading___Toc5734_1779526102">
+          <w:hyperlink w:anchor="__RefHeading___Toc5734_289645041">
             <w:r>
               <w:rPr>
                 <w:webHidden/>
@@ -1995,7 +1995,7 @@
               </w:rPr>
               <w:t>18 Naming, and why the prefixes are load-bearing</w:t>
               <w:tab/>
-              <w:t>42</w:t>
+              <w:t>49</w:t>
             </w:r>
           </w:hyperlink>
         </w:p>
@@ -2008,7 +2008,7 @@
             </w:tabs>
             <w:rPr/>
           </w:pPr>
-          <w:hyperlink w:anchor="__RefHeading___Toc5736_1779526102">
+          <w:hyperlink w:anchor="__RefHeading___Toc5736_289645041">
             <w:r>
               <w:rPr>
                 <w:webHidden/>
@@ -2016,7 +2016,7 @@
               </w:rPr>
               <w:t>18.0.1 Figure 5.1: Where each kind of file lives</w:t>
               <w:tab/>
-              <w:t>42</w:t>
+              <w:t>49</w:t>
             </w:r>
           </w:hyperlink>
         </w:p>
@@ -2029,7 +2029,7 @@
             </w:tabs>
             <w:rPr/>
           </w:pPr>
-          <w:hyperlink w:anchor="__RefHeading___Toc5738_1779526102">
+          <w:hyperlink w:anchor="__RefHeading___Toc5738_289645041">
             <w:r>
               <w:rPr>
                 <w:webHidden/>
@@ -2037,7 +2037,7 @@
               </w:rPr>
               <w:t>18.1 The table, and the two things that read it</w:t>
               <w:tab/>
-              <w:t>43</w:t>
+              <w:t>49</w:t>
             </w:r>
           </w:hyperlink>
         </w:p>
@@ -2050,7 +2050,7 @@
             </w:tabs>
             <w:rPr/>
           </w:pPr>
-          <w:hyperlink w:anchor="__RefHeading___Toc5740_1779526102">
+          <w:hyperlink w:anchor="__RefHeading___Toc5740_289645041">
             <w:r>
               <w:rPr>
                 <w:webHidden/>
@@ -2058,7 +2058,7 @@
               </w:rPr>
               <w:t>18.2 The prefix marks the file, not the directory</w:t>
               <w:tab/>
-              <w:t>43</w:t>
+              <w:t>50</w:t>
             </w:r>
           </w:hyperlink>
         </w:p>
@@ -2071,7 +2071,7 @@
             </w:tabs>
             <w:rPr/>
           </w:pPr>
-          <w:hyperlink w:anchor="__RefHeading___Toc5742_1779526102">
+          <w:hyperlink w:anchor="__RefHeading___Toc5742_289645041">
             <w:r>
               <w:rPr>
                 <w:webHidden/>
@@ -2079,7 +2079,7 @@
               </w:rPr>
               <w:t>18.3 Measured status, 2026-09-30</w:t>
               <w:tab/>
-              <w:t>44</w:t>
+              <w:t>51</w:t>
             </w:r>
           </w:hyperlink>
         </w:p>
@@ -2092,7 +2092,7 @@
             </w:tabs>
             <w:rPr/>
           </w:pPr>
-          <w:hyperlink w:anchor="__RefHeading___Toc5744_1779526102">
+          <w:hyperlink w:anchor="__RefHeading___Toc5744_289645041">
             <w:r>
               <w:rPr>
                 <w:webHidden/>
@@ -2100,7 +2100,7 @@
               </w:rPr>
               <w:t>19 Resolving paths</w:t>
               <w:tab/>
-              <w:t>44</w:t>
+              <w:t>52</w:t>
             </w:r>
           </w:hyperlink>
         </w:p>
@@ -2113,7 +2113,7 @@
             </w:tabs>
             <w:rPr/>
           </w:pPr>
-          <w:hyperlink w:anchor="__RefHeading___Toc5746_1779526102">
+          <w:hyperlink w:anchor="__RefHeading___Toc5746_289645041">
             <w:r>
               <w:rPr>
                 <w:webHidden/>
@@ -2121,7 +2121,7 @@
               </w:rPr>
               <w:t>19.1 What happened</w:t>
               <w:tab/>
-              <w:t>44</w:t>
+              <w:t>52</w:t>
             </w:r>
           </w:hyperlink>
         </w:p>
@@ -2134,7 +2134,7 @@
             </w:tabs>
             <w:rPr/>
           </w:pPr>
-          <w:hyperlink w:anchor="__RefHeading___Toc5748_1779526102">
+          <w:hyperlink w:anchor="__RefHeading___Toc5748_289645041">
             <w:r>
               <w:rPr>
                 <w:webHidden/>
@@ -2142,7 +2142,7 @@
               </w:rPr>
               <w:t>19.2 The pattern</w:t>
               <w:tab/>
-              <w:t>45</w:t>
+              <w:t>52</w:t>
             </w:r>
           </w:hyperlink>
         </w:p>
@@ -2155,7 +2155,7 @@
             </w:tabs>
             <w:rPr/>
           </w:pPr>
-          <w:hyperlink w:anchor="__RefHeading___Toc5750_1779526102">
+          <w:hyperlink w:anchor="__RefHeading___Toc5750_289645041">
             <w:r>
               <w:rPr>
                 <w:webHidden/>
@@ -2163,7 +2163,7 @@
               </w:rPr>
               <w:t>19.3 Using it</w:t>
               <w:tab/>
-              <w:t>45</w:t>
+              <w:t>53</w:t>
             </w:r>
           </w:hyperlink>
         </w:p>
@@ -2176,7 +2176,7 @@
             </w:tabs>
             <w:rPr/>
           </w:pPr>
-          <w:hyperlink w:anchor="__RefHeading___Toc5752_1779526102">
+          <w:hyperlink w:anchor="__RefHeading___Toc5752_289645041">
             <w:r>
               <w:rPr>
                 <w:webHidden/>
@@ -2184,7 +2184,7 @@
               </w:rPr>
               <w:t>19.4 Why an entry point still needs it</w:t>
               <w:tab/>
-              <w:t>46</w:t>
+              <w:t>53</w:t>
             </w:r>
           </w:hyperlink>
         </w:p>
@@ -2197,7 +2197,7 @@
             </w:tabs>
             <w:rPr/>
           </w:pPr>
-          <w:hyperlink w:anchor="__RefHeading___Toc5754_1779526102">
+          <w:hyperlink w:anchor="__RefHeading___Toc5754_289645041">
             <w:r>
               <w:rPr>
                 <w:webHidden/>
@@ -2205,7 +2205,7 @@
               </w:rPr>
               <w:t>19.5 The corollary for generators</w:t>
               <w:tab/>
-              <w:t>46</w:t>
+              <w:t>53</w:t>
             </w:r>
           </w:hyperlink>
         </w:p>
@@ -2218,7 +2218,7 @@
             </w:tabs>
             <w:rPr/>
           </w:pPr>
-          <w:hyperlink w:anchor="__RefHeading___Toc5756_1779526102">
+          <w:hyperlink w:anchor="__RefHeading___Toc5756_289645041">
             <w:r>
               <w:rPr>
                 <w:webHidden/>
@@ -2226,7 +2226,7 @@
               </w:rPr>
               <w:t>19.6 One name, one thing</w:t>
               <w:tab/>
-              <w:t>46</w:t>
+              <w:t>53</w:t>
             </w:r>
           </w:hyperlink>
         </w:p>
@@ -2239,7 +2239,7 @@
             </w:tabs>
             <w:rPr/>
           </w:pPr>
-          <w:hyperlink w:anchor="__RefHeading___Toc5758_1779526102">
+          <w:hyperlink w:anchor="__RefHeading___Toc5758_289645041">
             <w:r>
               <w:rPr>
                 <w:webHidden/>
@@ -2247,7 +2247,7 @@
               </w:rPr>
               <w:t>20 Standing up a new flow</w:t>
               <w:tab/>
-              <w:t>46</w:t>
+              <w:t>54</w:t>
             </w:r>
           </w:hyperlink>
         </w:p>
@@ -2260,7 +2260,7 @@
             </w:tabs>
             <w:rPr/>
           </w:pPr>
-          <w:hyperlink w:anchor="__RefHeading___Toc5760_1779526102">
+          <w:hyperlink w:anchor="__RefHeading___Toc5760_289645041">
             <w:r>
               <w:rPr>
                 <w:webHidden/>
@@ -2268,7 +2268,7 @@
               </w:rPr>
               <w:t>20.1 1. Register the board, if it is new</w:t>
               <w:tab/>
-              <w:t>46</w:t>
+              <w:t>54</w:t>
             </w:r>
           </w:hyperlink>
         </w:p>
@@ -2281,7 +2281,7 @@
             </w:tabs>
             <w:rPr/>
           </w:pPr>
-          <w:hyperlink w:anchor="__RefHeading___Toc5762_1779526102">
+          <w:hyperlink w:anchor="__RefHeading___Toc5762_289645041">
             <w:r>
               <w:rPr>
                 <w:webHidden/>
@@ -2289,7 +2289,7 @@
               </w:rPr>
               <w:t>20.2 2. Confirm the board is visible before writing any code</w:t>
               <w:tab/>
-              <w:t>46</w:t>
+              <w:t>54</w:t>
             </w:r>
           </w:hyperlink>
         </w:p>
@@ -2302,7 +2302,7 @@
             </w:tabs>
             <w:rPr/>
           </w:pPr>
-          <w:hyperlink w:anchor="__RefHeading___Toc5764_1779526102">
+          <w:hyperlink w:anchor="__RefHeading___Toc5764_289645041">
             <w:r>
               <w:rPr>
                 <w:webHidden/>
@@ -2310,7 +2310,7 @@
               </w:rPr>
               <w:t>20.3 3. Create the directory skeleton</w:t>
               <w:tab/>
-              <w:t>47</w:t>
+              <w:t>54</w:t>
             </w:r>
           </w:hyperlink>
         </w:p>
@@ -2323,7 +2323,7 @@
             </w:tabs>
             <w:rPr/>
           </w:pPr>
-          <w:hyperlink w:anchor="__RefHeading___Toc5766_1779526102">
+          <w:hyperlink w:anchor="__RefHeading___Toc5766_289645041">
             <w:r>
               <w:rPr>
                 <w:webHidden/>
@@ -2331,7 +2331,7 @@
               </w:rPr>
               <w:t>20.4 4. Add the area’s environment module</w:t>
               <w:tab/>
-              <w:t>47</w:t>
+              <w:t>54</w:t>
             </w:r>
           </w:hyperlink>
         </w:p>
@@ -2344,7 +2344,7 @@
             </w:tabs>
             <w:rPr/>
           </w:pPr>
-          <w:hyperlink w:anchor="__RefHeading___Toc5768_1779526102">
+          <w:hyperlink w:anchor="__RefHeading___Toc5768_289645041">
             <w:r>
               <w:rPr>
                 <w:webHidden/>
@@ -2352,7 +2352,7 @@
               </w:rPr>
               <w:t>20.5 5. Give the harness an identity register</w:t>
               <w:tab/>
-              <w:t>47</w:t>
+              <w:t>54</w:t>
             </w:r>
           </w:hyperlink>
         </w:p>
@@ -2365,7 +2365,7 @@
             </w:tabs>
             <w:rPr/>
           </w:pPr>
-          <w:hyperlink w:anchor="__RefHeading___Toc5770_1779526102">
+          <w:hyperlink w:anchor="__RefHeading___Toc5770_289645041">
             <w:r>
               <w:rPr>
                 <w:webHidden/>
@@ -2373,7 +2373,7 @@
               </w:rPr>
               <w:t>20.6 6. Write the init sequence first</w:t>
               <w:tab/>
-              <w:t>47</w:t>
+              <w:t>54</w:t>
             </w:r>
           </w:hyperlink>
         </w:p>
@@ -2386,7 +2386,7 @@
             </w:tabs>
             <w:rPr/>
           </w:pPr>
-          <w:hyperlink w:anchor="__RefHeading___Toc5772_1779526102">
+          <w:hyperlink w:anchor="__RefHeading___Toc5772_289645041">
             <w:r>
               <w:rPr>
                 <w:webHidden/>
@@ -2394,7 +2394,7 @@
               </w:rPr>
               <w:t>20.7 7. Write the entry point</w:t>
               <w:tab/>
-              <w:t>47</w:t>
+              <w:t>55</w:t>
             </w:r>
           </w:hyperlink>
         </w:p>
@@ -2407,7 +2407,7 @@
             </w:tabs>
             <w:rPr/>
           </w:pPr>
-          <w:hyperlink w:anchor="__RefHeading___Toc5774_1779526102">
+          <w:hyperlink w:anchor="__RefHeading___Toc5774_289645041">
             <w:r>
               <w:rPr>
                 <w:webHidden/>
@@ -2415,7 +2415,7 @@
               </w:rPr>
               <w:t>20.8 8. Make it run in simulation</w:t>
               <w:tab/>
-              <w:t>47</w:t>
+              <w:t>55</w:t>
             </w:r>
           </w:hyperlink>
         </w:p>
@@ -2428,7 +2428,7 @@
             </w:tabs>
             <w:rPr/>
           </w:pPr>
-          <w:hyperlink w:anchor="__RefHeading___Toc5776_1779526102">
+          <w:hyperlink w:anchor="__RefHeading___Toc5776_289645041">
             <w:r>
               <w:rPr>
                 <w:webHidden/>
@@ -2436,7 +2436,7 @@
               </w:rPr>
               <w:t>20.9 9. Lock the board paths</w:t>
               <w:tab/>
-              <w:t>47</w:t>
+              <w:t>55</w:t>
             </w:r>
           </w:hyperlink>
         </w:p>
@@ -2449,7 +2449,7 @@
             </w:tabs>
             <w:rPr/>
           </w:pPr>
-          <w:hyperlink w:anchor="__RefHeading___Toc5778_1779526102">
+          <w:hyperlink w:anchor="__RefHeading___Toc5778_289645041">
             <w:r>
               <w:rPr>
                 <w:webHidden/>
@@ -2457,7 +2457,7 @@
               </w:rPr>
               <w:t>20.10 10. Record what you programmed</w:t>
               <w:tab/>
-              <w:t>48</w:t>
+              <w:t>55</w:t>
             </w:r>
           </w:hyperlink>
         </w:p>
@@ -2470,7 +2470,7 @@
             </w:tabs>
             <w:rPr/>
           </w:pPr>
-          <w:hyperlink w:anchor="__RefHeading___Toc5780_1779526102">
+          <w:hyperlink w:anchor="__RefHeading___Toc5780_289645041">
             <w:r>
               <w:rPr>
                 <w:webHidden/>
@@ -2478,7 +2478,7 @@
               </w:rPr>
               <w:t>20.11 Checklist</w:t>
               <w:tab/>
-              <w:t>48</w:t>
+              <w:t>55</w:t>
             </w:r>
           </w:hyperlink>
           <w:r>
@@ -2567,7 +2567,7 @@
           <w:rPr>
             <w:rStyle w:val="ListLabel1"/>
           </w:rPr>
-          <w:t>12</w:t>
+          <w:t>13</w:t>
         </w:r>
         <w:r>
           <w:rPr>
@@ -2624,7 +2624,7 @@
           <w:rPr>
             <w:rStyle w:val="ListLabel1"/>
           </w:rPr>
-          <w:t>17</w:t>
+          <w:t>20</w:t>
         </w:r>
         <w:r>
           <w:rPr>
@@ -2681,7 +2681,7 @@
           <w:rPr>
             <w:rStyle w:val="ListLabel1"/>
           </w:rPr>
-          <w:t>29</w:t>
+          <w:t>35</w:t>
         </w:r>
         <w:r>
           <w:rPr>
@@ -2738,7 +2738,7 @@
           <w:rPr>
             <w:rStyle w:val="ListLabel1"/>
           </w:rPr>
-          <w:t>37</w:t>
+          <w:t>43</w:t>
         </w:r>
         <w:r>
           <w:rPr>
@@ -2795,7 +2795,7 @@
           <w:rPr>
             <w:rStyle w:val="ListLabel1"/>
           </w:rPr>
-          <w:t>42</w:t>
+          <w:t>49</w:t>
         </w:r>
         <w:r>
           <w:rPr>
@@ -2906,7 +2906,7 @@
         <w:spacing w:before="0" w:after="120"/>
         <w:rPr/>
       </w:pPr>
-      <w:bookmarkStart w:id="2" w:name="__RefHeading___Toc5560_1779526102"/>
+      <w:bookmarkStart w:id="2" w:name="__RefHeading___Toc5560_289645041"/>
       <w:bookmarkEnd w:id="2"/>
       <w:r>
         <w:rPr>
@@ -2944,9 +2944,12 @@
         <w:rPr>
           <w:sz w:val="20"/>
         </w:rPr>
-        <w:t xml:space="preserve"> 2026-09-30</w:t>
+        <w:t xml:space="preserve"> 2026-10-02</w:t>
       </w:r>
       <w:bookmarkEnd w:id="1"/>
+      <w:r>
+        <w:br w:type="page"/>
+      </w:r>
     </w:p>
     <w:p>
       <w:pPr>
@@ -2955,7 +2958,7 @@
         <w:spacing w:before="360" w:after="120"/>
         <w:rPr/>
       </w:pPr>
-      <w:bookmarkStart w:id="3" w:name="__RefHeading___Toc5562_1779526102"/>
+      <w:bookmarkStart w:id="3" w:name="__RefHeading___Toc5562_289645041"/>
       <w:bookmarkStart w:id="4" w:name="overview"/>
       <w:bookmarkEnd w:id="3"/>
       <w:r>
@@ -3112,7 +3115,7 @@
         <w:spacing w:before="280" w:after="80"/>
         <w:rPr/>
       </w:pPr>
-      <w:bookmarkStart w:id="5" w:name="__RefHeading___Toc5564_1779526102"/>
+      <w:bookmarkStart w:id="5" w:name="__RefHeading___Toc5564_289645041"/>
       <w:bookmarkEnd w:id="5"/>
       <w:r>
         <w:rPr>
@@ -3578,7 +3581,7 @@
         <w:spacing w:before="280" w:after="80"/>
         <w:rPr/>
       </w:pPr>
-      <w:bookmarkStart w:id="7" w:name="__RefHeading___Toc5566_1779526102"/>
+      <w:bookmarkStart w:id="7" w:name="__RefHeading___Toc5566_289645041"/>
       <w:bookmarkEnd w:id="7"/>
       <w:r>
         <w:rPr>
@@ -3691,7 +3694,7 @@
         <w:spacing w:before="280" w:after="80"/>
         <w:rPr/>
       </w:pPr>
-      <w:bookmarkStart w:id="8" w:name="__RefHeading___Toc5568_1779526102"/>
+      <w:bookmarkStart w:id="8" w:name="__RefHeading___Toc5568_289645041"/>
       <w:bookmarkStart w:id="9" w:name="the-one-property-worth-protecting"/>
       <w:bookmarkEnd w:id="8"/>
       <w:r>
@@ -3766,6 +3769,9 @@
       </w:r>
       <w:bookmarkEnd w:id="10"/>
       <w:bookmarkEnd w:id="11"/>
+      <w:r>
+        <w:br w:type="page"/>
+      </w:r>
     </w:p>
     <w:p>
       <w:pPr>
@@ -3774,7 +3780,7 @@
         <w:spacing w:before="360" w:after="120"/>
         <w:rPr/>
       </w:pPr>
-      <w:bookmarkStart w:id="12" w:name="__RefHeading___Toc5570_1779526102"/>
+      <w:bookmarkStart w:id="12" w:name="__RefHeading___Toc5570_289645041"/>
       <w:bookmarkStart w:id="13" w:name="layering"/>
       <w:bookmarkEnd w:id="12"/>
       <w:r>
@@ -3802,7 +3808,7 @@
         <w:spacing w:before="200" w:after="80"/>
         <w:rPr/>
       </w:pPr>
-      <w:bookmarkStart w:id="14" w:name="__RefHeading___Toc5572_1779526102"/>
+      <w:bookmarkStart w:id="14" w:name="__RefHeading___Toc5572_289645041"/>
       <w:bookmarkStart w:id="15" w:name="X05f61400db4d76f73d4fd8f3062a3b2a0291818"/>
       <w:bookmarkStart w:id="16" w:name="_Fig_1_Layering_of_the_host"/>
       <w:bookmarkEnd w:id="14"/>
@@ -3905,7 +3911,7 @@
         <w:spacing w:before="280" w:after="80"/>
         <w:rPr/>
       </w:pPr>
-      <w:bookmarkStart w:id="18" w:name="__RefHeading___Toc5574_1779526102"/>
+      <w:bookmarkStart w:id="18" w:name="__RefHeading___Toc5574_289645041"/>
       <w:bookmarkStart w:id="19" w:name="entry-point"/>
       <w:bookmarkEnd w:id="18"/>
       <w:r>
@@ -4001,7 +4007,7 @@
         <w:spacing w:before="280" w:after="80"/>
         <w:rPr/>
       </w:pPr>
-      <w:bookmarkStart w:id="21" w:name="__RefHeading___Toc5576_1779526102"/>
+      <w:bookmarkStart w:id="21" w:name="__RefHeading___Toc5576_289645041"/>
       <w:bookmarkStart w:id="22" w:name="area-layer"/>
       <w:bookmarkEnd w:id="21"/>
       <w:r>
@@ -4128,7 +4134,7 @@
         <w:spacing w:before="280" w:after="80"/>
         <w:rPr/>
       </w:pPr>
-      <w:bookmarkStart w:id="23" w:name="__RefHeading___Toc5578_1779526102"/>
+      <w:bookmarkStart w:id="23" w:name="__RefHeading___Toc5578_289645041"/>
       <w:bookmarkStart w:id="24" w:name="shared-layer"/>
       <w:bookmarkEnd w:id="23"/>
       <w:r>
@@ -4769,7 +4775,7 @@
         <w:spacing w:before="280" w:after="80"/>
         <w:rPr/>
       </w:pPr>
-      <w:bookmarkStart w:id="26" w:name="__RefHeading___Toc5580_1779526102"/>
+      <w:bookmarkStart w:id="26" w:name="__RefHeading___Toc5580_289645041"/>
       <w:bookmarkStart w:id="27" w:name="transport-and-silicon"/>
       <w:bookmarkEnd w:id="26"/>
       <w:r>
@@ -4839,7 +4845,7 @@
         <w:spacing w:before="280" w:after="80"/>
         <w:rPr/>
       </w:pPr>
-      <w:bookmarkStart w:id="28" w:name="__RefHeading___Toc5582_1779526102"/>
+      <w:bookmarkStart w:id="28" w:name="__RefHeading___Toc5582_289645041"/>
       <w:bookmarkStart w:id="29" w:name="the-direction-rule"/>
       <w:bookmarkEnd w:id="28"/>
       <w:r>
@@ -4876,6 +4882,9 @@
       </w:r>
       <w:bookmarkEnd w:id="30"/>
       <w:bookmarkEnd w:id="31"/>
+      <w:r>
+        <w:br w:type="page"/>
+      </w:r>
     </w:p>
     <w:p>
       <w:pPr>
@@ -4884,7 +4893,7 @@
         <w:spacing w:before="360" w:after="120"/>
         <w:rPr/>
       </w:pPr>
-      <w:bookmarkStart w:id="32" w:name="__RefHeading___Toc5584_1779526102"/>
+      <w:bookmarkStart w:id="32" w:name="__RefHeading___Toc5584_289645041"/>
       <w:bookmarkStart w:id="33" w:name="acronyms-and-terminology"/>
       <w:bookmarkEnd w:id="32"/>
       <w:r>
@@ -6057,7 +6066,7 @@
         <w:spacing w:before="280" w:after="80"/>
         <w:rPr/>
       </w:pPr>
-      <w:bookmarkStart w:id="34" w:name="__RefHeading___Toc5586_1779526102"/>
+      <w:bookmarkStart w:id="34" w:name="__RefHeading___Toc5586_289645041"/>
       <w:bookmarkEnd w:id="34"/>
       <w:r>
         <w:rPr>
@@ -6224,6 +6233,9 @@
         <w:t xml:space="preserve"> is an entry point. The directory it sits in is not what makes it one (Chapter 5).</w:t>
       </w:r>
       <w:bookmarkEnd w:id="33"/>
+      <w:r>
+        <w:br w:type="page"/>
+      </w:r>
     </w:p>
     <w:p>
       <w:pPr>
@@ -6232,7 +6244,7 @@
         <w:spacing w:before="360" w:after="120"/>
         <w:rPr/>
       </w:pPr>
-      <w:bookmarkStart w:id="35" w:name="__RefHeading___Toc5588_1779526102"/>
+      <w:bookmarkStart w:id="35" w:name="__RefHeading___Toc5588_289645041"/>
       <w:bookmarkStart w:id="36" w:name="references"/>
       <w:bookmarkEnd w:id="35"/>
       <w:r>
@@ -6263,7 +6275,7 @@
         <w:spacing w:before="280" w:after="80"/>
         <w:rPr/>
       </w:pPr>
-      <w:bookmarkStart w:id="37" w:name="__RefHeading___Toc5590_1779526102"/>
+      <w:bookmarkStart w:id="37" w:name="__RefHeading___Toc5590_289645041"/>
       <w:bookmarkStart w:id="38" w:name="in-this-repository"/>
       <w:bookmarkEnd w:id="37"/>
       <w:r>
@@ -7282,7 +7294,7 @@
         <w:spacing w:before="280" w:after="80"/>
         <w:rPr/>
       </w:pPr>
-      <w:bookmarkStart w:id="40" w:name="__RefHeading___Toc5592_1779526102"/>
+      <w:bookmarkStart w:id="40" w:name="__RefHeading___Toc5592_289645041"/>
       <w:bookmarkEnd w:id="40"/>
       <w:r>
         <w:rPr>
@@ -7541,7 +7553,7 @@
         <w:spacing w:before="280" w:after="80"/>
         <w:rPr/>
       </w:pPr>
-      <w:bookmarkStart w:id="42" w:name="__RefHeading___Toc5594_1779526102"/>
+      <w:bookmarkStart w:id="42" w:name="__RefHeading___Toc5594_289645041"/>
       <w:bookmarkEnd w:id="42"/>
       <w:r>
         <w:rPr>
@@ -7644,7 +7656,7 @@
         <w:spacing w:before="280" w:after="80"/>
         <w:rPr/>
       </w:pPr>
-      <w:bookmarkStart w:id="43" w:name="__RefHeading___Toc5596_1779526102"/>
+      <w:bookmarkStart w:id="43" w:name="__RefHeading___Toc5596_289645041"/>
       <w:bookmarkStart w:id="44" w:name="a-note-on-register-documentation"/>
       <w:bookmarkEnd w:id="43"/>
       <w:r>
@@ -7692,6 +7704,9 @@
       </w:r>
       <w:bookmarkEnd w:id="36"/>
       <w:bookmarkEnd w:id="44"/>
+      <w:r>
+        <w:br w:type="page"/>
+      </w:r>
     </w:p>
     <w:p>
       <w:pPr>
@@ -7700,7 +7715,7 @@
         <w:spacing w:before="360" w:after="120"/>
         <w:rPr/>
       </w:pPr>
-      <w:bookmarkStart w:id="45" w:name="__RefHeading___Toc5598_1779526102"/>
+      <w:bookmarkStart w:id="45" w:name="__RefHeading___Toc5598_289645041"/>
       <w:bookmarkStart w:id="46" w:name="port-discovery"/>
       <w:bookmarkEnd w:id="45"/>
       <w:r>
@@ -7728,7 +7743,7 @@
         <w:spacing w:before="200" w:after="80"/>
         <w:rPr/>
       </w:pPr>
-      <w:bookmarkStart w:id="47" w:name="__RefHeading___Toc5600_1779526102"/>
+      <w:bookmarkStart w:id="47" w:name="__RefHeading___Toc5600_289645041"/>
       <w:bookmarkStart w:id="48" w:name="figure-2.1-the-uart-flow-host-to-silicon"/>
       <w:bookmarkStart w:id="49" w:name="_Fig_2_The_UART_flow__host_"/>
       <w:bookmarkEnd w:id="47"/>
@@ -7819,7 +7834,7 @@
         <w:spacing w:before="280" w:after="80"/>
         <w:rPr/>
       </w:pPr>
-      <w:bookmarkStart w:id="51" w:name="__RefHeading___Toc5602_1779526102"/>
+      <w:bookmarkStart w:id="51" w:name="__RefHeading___Toc5602_289645041"/>
       <w:bookmarkStart w:id="52" w:name="the-problem"/>
       <w:bookmarkEnd w:id="51"/>
       <w:r>
@@ -7902,7 +7917,7 @@
         <w:spacing w:before="280" w:after="80"/>
         <w:rPr/>
       </w:pPr>
-      <w:bookmarkStart w:id="54" w:name="__RefHeading___Toc5604_1779526102"/>
+      <w:bookmarkStart w:id="54" w:name="__RefHeading___Toc5604_289645041"/>
       <w:bookmarkStart w:id="55" w:name="what-identifies-a-board"/>
       <w:bookmarkEnd w:id="54"/>
       <w:r>
@@ -8350,7 +8365,7 @@
         <w:spacing w:before="280" w:after="80"/>
         <w:rPr/>
       </w:pPr>
-      <w:bookmarkStart w:id="56" w:name="__RefHeading___Toc5606_1779526102"/>
+      <w:bookmarkStart w:id="56" w:name="__RefHeading___Toc5606_289645041"/>
       <w:bookmarkStart w:id="57" w:name="X0befad17fd680933683c0c2f9c786a9ed78c072"/>
       <w:bookmarkEnd w:id="56"/>
       <w:r>
@@ -8490,7 +8505,7 @@
         <w:spacing w:before="280" w:after="80"/>
         <w:rPr/>
       </w:pPr>
-      <w:bookmarkStart w:id="59" w:name="__RefHeading___Toc5608_1779526102"/>
+      <w:bookmarkStart w:id="59" w:name="__RefHeading___Toc5608_289645041"/>
       <w:bookmarkStart w:id="60" w:name="the-genesys-2-exception"/>
       <w:bookmarkEnd w:id="59"/>
       <w:r>
@@ -8683,7 +8698,7 @@
         <w:spacing w:before="280" w:after="80"/>
         <w:rPr/>
       </w:pPr>
-      <w:bookmarkStart w:id="61" w:name="__RefHeading___Toc5610_1779526102"/>
+      <w:bookmarkStart w:id="61" w:name="__RefHeading___Toc5610_289645041"/>
       <w:bookmarkStart w:id="62" w:name="listing-what-is-attached"/>
       <w:bookmarkEnd w:id="61"/>
       <w:r>
@@ -8742,6 +8757,9 @@
       </w:r>
       <w:bookmarkEnd w:id="63"/>
       <w:bookmarkEnd w:id="64"/>
+      <w:r>
+        <w:br w:type="page"/>
+      </w:r>
     </w:p>
     <w:p>
       <w:pPr>
@@ -8750,7 +8768,7 @@
         <w:spacing w:before="360" w:after="120"/>
         <w:rPr/>
       </w:pPr>
-      <w:bookmarkStart w:id="65" w:name="__RefHeading___Toc5612_1779526102"/>
+      <w:bookmarkStart w:id="65" w:name="__RefHeading___Toc5612_289645041"/>
       <w:bookmarkStart w:id="66" w:name="probes"/>
       <w:bookmarkEnd w:id="65"/>
       <w:r>
@@ -8867,7 +8885,7 @@
         <w:spacing w:before="280" w:after="80"/>
         <w:rPr/>
       </w:pPr>
-      <w:bookmarkStart w:id="67" w:name="__RefHeading___Toc5614_1779526102"/>
+      <w:bookmarkStart w:id="67" w:name="__RefHeading___Toc5614_289645041"/>
       <w:bookmarkStart w:id="68" w:name="register_probe-read-only"/>
       <w:bookmarkEnd w:id="67"/>
       <w:r>
@@ -9018,7 +9036,7 @@
         <w:spacing w:before="280" w:after="80"/>
         <w:rPr/>
       </w:pPr>
-      <w:bookmarkStart w:id="69" w:name="__RefHeading___Toc5616_1779526102"/>
+      <w:bookmarkStart w:id="69" w:name="__RefHeading___Toc5616_289645041"/>
       <w:bookmarkStart w:id="70" w:name="Xf8a63e13e20a8ce2c2716d000bf92a6d63a02b1"/>
       <w:bookmarkEnd w:id="69"/>
       <w:r>
@@ -9246,7 +9264,7 @@
         <w:spacing w:before="280" w:after="80"/>
         <w:rPr/>
       </w:pPr>
-      <w:bookmarkStart w:id="71" w:name="__RefHeading___Toc5618_1779526102"/>
+      <w:bookmarkStart w:id="71" w:name="__RefHeading___Toc5618_289645041"/>
       <w:bookmarkStart w:id="72" w:name="the-resolution-order"/>
       <w:bookmarkEnd w:id="71"/>
       <w:r>
@@ -9647,6 +9665,9 @@
       </w:r>
       <w:bookmarkEnd w:id="66"/>
       <w:bookmarkEnd w:id="72"/>
+      <w:r>
+        <w:br w:type="page"/>
+      </w:r>
     </w:p>
     <w:p>
       <w:pPr>
@@ -9655,7 +9676,7 @@
         <w:spacing w:before="360" w:after="120"/>
         <w:rPr/>
       </w:pPr>
-      <w:bookmarkStart w:id="73" w:name="__RefHeading___Toc5620_1779526102"/>
+      <w:bookmarkStart w:id="73" w:name="__RefHeading___Toc5620_289645041"/>
       <w:bookmarkStart w:id="74" w:name="the-link-and-the-bridge"/>
       <w:bookmarkEnd w:id="73"/>
       <w:r>
@@ -9724,7 +9745,7 @@
         <w:spacing w:before="280" w:after="80"/>
         <w:rPr/>
       </w:pPr>
-      <w:bookmarkStart w:id="75" w:name="__RefHeading___Toc5622_1779526102"/>
+      <w:bookmarkStart w:id="75" w:name="__RefHeading___Toc5622_289645041"/>
       <w:bookmarkStart w:id="76" w:name="uartlink"/>
       <w:bookmarkEnd w:id="75"/>
       <w:r>
@@ -10514,7 +10535,7 @@
         <w:spacing w:before="280" w:after="80"/>
         <w:rPr/>
       </w:pPr>
-      <w:bookmarkStart w:id="77" w:name="__RefHeading___Toc5624_1779526102"/>
+      <w:bookmarkStart w:id="77" w:name="__RefHeading___Toc5624_289645041"/>
       <w:bookmarkStart w:id="78" w:name="uartaxibridge"/>
       <w:bookmarkEnd w:id="77"/>
       <w:r>
@@ -11058,7 +11079,7 @@
         <w:spacing w:before="280" w:after="80"/>
         <w:rPr/>
       </w:pPr>
-      <w:bookmarkStart w:id="79" w:name="__RefHeading___Toc5626_1779526102"/>
+      <w:bookmarkStart w:id="79" w:name="__RefHeading___Toc5626_289645041"/>
       <w:bookmarkStart w:id="80" w:name="the-injection-point"/>
       <w:bookmarkEnd w:id="79"/>
       <w:r>
@@ -11456,7 +11477,7 @@
         <w:spacing w:before="280" w:after="80"/>
         <w:rPr/>
       </w:pPr>
-      <w:bookmarkStart w:id="81" w:name="__RefHeading___Toc5628_1779526102"/>
+      <w:bookmarkStart w:id="81" w:name="__RefHeading___Toc5628_289645041"/>
       <w:bookmarkStart w:id="82" w:name="resolving-the-bridges-location"/>
       <w:bookmarkEnd w:id="81"/>
       <w:r>
@@ -11609,6 +11630,9 @@
       </w:r>
       <w:bookmarkEnd w:id="74"/>
       <w:bookmarkEnd w:id="82"/>
+      <w:r>
+        <w:br w:type="page"/>
+      </w:r>
     </w:p>
     <w:p>
       <w:pPr>
@@ -11617,7 +11641,7 @@
         <w:spacing w:before="360" w:after="120"/>
         <w:rPr/>
       </w:pPr>
-      <w:bookmarkStart w:id="83" w:name="__RefHeading___Toc5630_1779526102"/>
+      <w:bookmarkStart w:id="83" w:name="__RefHeading___Toc5630_289645041"/>
       <w:bookmarkStart w:id="84" w:name="the-wire-protocol"/>
       <w:bookmarkEnd w:id="83"/>
       <w:r>
@@ -11673,7 +11697,7 @@
         <w:spacing w:before="280" w:after="80"/>
         <w:rPr/>
       </w:pPr>
-      <w:bookmarkStart w:id="85" w:name="__RefHeading___Toc5632_1779526102"/>
+      <w:bookmarkStart w:id="85" w:name="__RefHeading___Toc5632_289645041"/>
       <w:bookmarkStart w:id="86" w:name="write"/>
       <w:bookmarkEnd w:id="85"/>
       <w:r>
@@ -11981,7 +12005,7 @@
         <w:spacing w:before="280" w:after="80"/>
         <w:rPr/>
       </w:pPr>
-      <w:bookmarkStart w:id="87" w:name="__RefHeading___Toc5634_1779526102"/>
+      <w:bookmarkStart w:id="87" w:name="__RefHeading___Toc5634_289645041"/>
       <w:bookmarkStart w:id="88" w:name="read"/>
       <w:bookmarkEnd w:id="87"/>
       <w:r>
@@ -12371,7 +12395,7 @@
         <w:spacing w:before="280" w:after="80"/>
         <w:rPr/>
       </w:pPr>
-      <w:bookmarkStart w:id="89" w:name="__RefHeading___Toc5636_1779526102"/>
+      <w:bookmarkStart w:id="89" w:name="__RefHeading___Toc5636_289645041"/>
       <w:bookmarkStart w:id="90" w:name="defaults"/>
       <w:bookmarkEnd w:id="89"/>
       <w:r>
@@ -12923,7 +12947,7 @@
         <w:spacing w:before="280" w:after="80"/>
         <w:rPr/>
       </w:pPr>
-      <w:bookmarkStart w:id="92" w:name="__RefHeading___Toc5638_1779526102"/>
+      <w:bookmarkStart w:id="92" w:name="__RefHeading___Toc5638_289645041"/>
       <w:bookmarkStart w:id="93" w:name="X2957a1b9307bd18305a100b3267cb3ada797f13"/>
       <w:bookmarkEnd w:id="92"/>
       <w:r>
@@ -13000,7 +13024,7 @@
         <w:spacing w:before="280" w:after="80"/>
         <w:rPr/>
       </w:pPr>
-      <w:bookmarkStart w:id="95" w:name="__RefHeading___Toc5640_1779526102"/>
+      <w:bookmarkStart w:id="95" w:name="__RefHeading___Toc5640_289645041"/>
       <w:bookmarkStart w:id="96" w:name="addressing"/>
       <w:bookmarkEnd w:id="95"/>
       <w:r>
@@ -13088,6 +13112,9 @@
       </w:r>
       <w:bookmarkEnd w:id="84"/>
       <w:bookmarkEnd w:id="96"/>
+      <w:r>
+        <w:br w:type="page"/>
+      </w:r>
     </w:p>
     <w:p>
       <w:pPr>
@@ -13096,7 +13123,7 @@
         <w:spacing w:before="360" w:after="120"/>
         <w:rPr/>
       </w:pPr>
-      <w:bookmarkStart w:id="97" w:name="__RefHeading___Toc5642_1779526102"/>
+      <w:bookmarkStart w:id="97" w:name="__RefHeading___Toc5642_289645041"/>
       <w:bookmarkStart w:id="98" w:name="sim-and-silicon-equivalence"/>
       <w:bookmarkEnd w:id="97"/>
       <w:r>
@@ -13147,7 +13174,7 @@
         <w:spacing w:before="280" w:after="80"/>
         <w:rPr/>
       </w:pPr>
-      <w:bookmarkStart w:id="99" w:name="__RefHeading___Toc5644_1779526102"/>
+      <w:bookmarkStart w:id="99" w:name="__RefHeading___Toc5644_289645041"/>
       <w:bookmarkStart w:id="100" w:name="the-mechanism"/>
       <w:bookmarkEnd w:id="99"/>
       <w:r>
@@ -13725,7 +13752,7 @@
         <w:spacing w:before="280" w:after="80"/>
         <w:rPr/>
       </w:pPr>
-      <w:bookmarkStart w:id="101" w:name="__RefHeading___Toc5646_1779526102"/>
+      <w:bookmarkStart w:id="101" w:name="__RefHeading___Toc5646_289645041"/>
       <w:bookmarkStart w:id="102" w:name="what-differs-and-what-must-not"/>
       <w:bookmarkEnd w:id="101"/>
       <w:r>
@@ -14256,7 +14283,7 @@
         <w:spacing w:before="280" w:after="80"/>
         <w:rPr/>
       </w:pPr>
-      <w:bookmarkStart w:id="103" w:name="__RefHeading___Toc5648_1779526102"/>
+      <w:bookmarkStart w:id="103" w:name="__RefHeading___Toc5648_289645041"/>
       <w:bookmarkStart w:id="104" w:name="the-constraint-that-follows"/>
       <w:bookmarkEnd w:id="103"/>
       <w:r>
@@ -14382,7 +14409,7 @@
         <w:spacing w:before="280" w:after="80"/>
         <w:rPr/>
       </w:pPr>
-      <w:bookmarkStart w:id="105" w:name="__RefHeading___Toc5650_1779526102"/>
+      <w:bookmarkStart w:id="105" w:name="__RefHeading___Toc5650_289645041"/>
       <w:bookmarkStart w:id="106" w:name="the-anti-pattern"/>
       <w:bookmarkEnd w:id="105"/>
       <w:r>
@@ -14442,6 +14469,9 @@
       </w:r>
       <w:bookmarkEnd w:id="98"/>
       <w:bookmarkEnd w:id="106"/>
+      <w:r>
+        <w:br w:type="page"/>
+      </w:r>
     </w:p>
     <w:p>
       <w:pPr>
@@ -14450,7 +14480,7 @@
         <w:spacing w:before="360" w:after="120"/>
         <w:rPr/>
       </w:pPr>
-      <w:bookmarkStart w:id="107" w:name="__RefHeading___Toc5652_1779526102"/>
+      <w:bookmarkStart w:id="107" w:name="__RefHeading___Toc5652_289645041"/>
       <w:bookmarkStart w:id="108" w:name="the-sequence-model"/>
       <w:bookmarkEnd w:id="107"/>
       <w:r>
@@ -14626,7 +14656,7 @@
         <w:spacing w:before="280" w:after="80"/>
         <w:rPr/>
       </w:pPr>
-      <w:bookmarkStart w:id="109" w:name="__RefHeading___Toc5654_1779526102"/>
+      <w:bookmarkStart w:id="109" w:name="__RefHeading___Toc5654_289645041"/>
       <w:bookmarkStart w:id="110" w:name="X0fb04041aed354b3b3e67f50d64201e9827ed3f"/>
       <w:bookmarkEnd w:id="109"/>
       <w:r>
@@ -14666,7 +14696,7 @@
         <w:spacing w:before="200" w:after="80"/>
         <w:rPr/>
       </w:pPr>
-      <w:bookmarkStart w:id="111" w:name="__RefHeading___Toc5656_1779526102"/>
+      <w:bookmarkStart w:id="111" w:name="__RefHeading___Toc5656_289645041"/>
       <w:bookmarkStart w:id="112" w:name="a-sequence-never-opens-its-own-port"/>
       <w:bookmarkEnd w:id="111"/>
       <w:r>
@@ -14759,7 +14789,7 @@
         <w:spacing w:before="200" w:after="80"/>
         <w:rPr/>
       </w:pPr>
-      <w:bookmarkStart w:id="114" w:name="__RefHeading___Toc5658_1779526102"/>
+      <w:bookmarkStart w:id="114" w:name="__RefHeading___Toc5658_289645041"/>
       <w:bookmarkStart w:id="115" w:name="names-are-declared-and-resolved-up-front"/>
       <w:bookmarkEnd w:id="114"/>
       <w:r>
@@ -14858,7 +14888,7 @@
         <w:spacing w:before="280" w:after="80"/>
         <w:rPr/>
       </w:pPr>
-      <w:bookmarkStart w:id="118" w:name="__RefHeading___Toc5660_1779526102"/>
+      <w:bookmarkStart w:id="118" w:name="__RefHeading___Toc5660_289645041"/>
       <w:bookmarkStart w:id="119" w:name="anatomy"/>
       <w:bookmarkEnd w:id="118"/>
       <w:r>
@@ -15260,7 +15290,7 @@
         <w:spacing w:before="280" w:after="80"/>
         <w:rPr/>
       </w:pPr>
-      <w:bookmarkStart w:id="120" w:name="__RefHeading___Toc5662_1779526102"/>
+      <w:bookmarkStart w:id="120" w:name="__RefHeading___Toc5662_289645041"/>
       <w:bookmarkStart w:id="121" w:name="the-decorator-form"/>
       <w:bookmarkEnd w:id="120"/>
       <w:r>
@@ -15425,7 +15455,7 @@
         <w:spacing w:before="280" w:after="80"/>
         <w:rPr/>
       </w:pPr>
-      <w:bookmarkStart w:id="122" w:name="__RefHeading___Toc5664_1779526102"/>
+      <w:bookmarkStart w:id="122" w:name="__RefHeading___Toc5664_289645041"/>
       <w:bookmarkStart w:id="123" w:name="a-real-example"/>
       <w:bookmarkEnd w:id="122"/>
       <w:r>
@@ -15766,6 +15796,9 @@
       </w:r>
       <w:bookmarkEnd w:id="108"/>
       <w:bookmarkEnd w:id="123"/>
+      <w:r>
+        <w:br w:type="page"/>
+      </w:r>
     </w:p>
     <w:p>
       <w:pPr>
@@ -15774,7 +15807,7 @@
         <w:spacing w:before="360" w:after="120"/>
         <w:rPr/>
       </w:pPr>
-      <w:bookmarkStart w:id="124" w:name="__RefHeading___Toc5666_1779526102"/>
+      <w:bookmarkStart w:id="124" w:name="__RefHeading___Toc5666_289645041"/>
       <w:bookmarkStart w:id="125" w:name="context-and-results"/>
       <w:bookmarkEnd w:id="124"/>
       <w:r>
@@ -16045,7 +16078,7 @@
         <w:spacing w:before="280" w:after="80"/>
         <w:rPr/>
       </w:pPr>
-      <w:bookmarkStart w:id="126" w:name="__RefHeading___Toc5668_1779526102"/>
+      <w:bookmarkStart w:id="126" w:name="__RefHeading___Toc5668_289645041"/>
       <w:bookmarkEnd w:id="126"/>
       <w:r>
         <w:rPr>
@@ -16621,7 +16654,7 @@
         <w:spacing w:before="280" w:after="80"/>
         <w:rPr/>
       </w:pPr>
-      <w:bookmarkStart w:id="128" w:name="__RefHeading___Toc5670_1779526102"/>
+      <w:bookmarkStart w:id="128" w:name="__RefHeading___Toc5670_289645041"/>
       <w:bookmarkEnd w:id="128"/>
       <w:r>
         <w:rPr>
@@ -16682,7 +16715,7 @@
         <w:spacing w:before="280" w:after="80"/>
         <w:rPr/>
       </w:pPr>
-      <w:bookmarkStart w:id="129" w:name="__RefHeading___Toc5672_1779526102"/>
+      <w:bookmarkStart w:id="129" w:name="__RefHeading___Toc5672_289645041"/>
       <w:bookmarkStart w:id="130" w:name="helpers"/>
       <w:bookmarkEnd w:id="129"/>
       <w:r>
@@ -16844,7 +16877,7 @@
         <w:spacing w:before="280" w:after="80"/>
         <w:rPr/>
       </w:pPr>
-      <w:bookmarkStart w:id="131" w:name="__RefHeading___Toc5674_1779526102"/>
+      <w:bookmarkStart w:id="131" w:name="__RefHeading___Toc5674_289645041"/>
       <w:bookmarkStart w:id="132" w:name="passing-data-between-steps"/>
       <w:bookmarkEnd w:id="131"/>
       <w:r>
@@ -17189,6 +17222,9 @@
       </w:r>
       <w:bookmarkEnd w:id="125"/>
       <w:bookmarkEnd w:id="132"/>
+      <w:r>
+        <w:br w:type="page"/>
+      </w:r>
     </w:p>
     <w:p>
       <w:pPr>
@@ -17197,7 +17233,7 @@
         <w:spacing w:before="360" w:after="120"/>
         <w:rPr/>
       </w:pPr>
-      <w:bookmarkStart w:id="133" w:name="__RefHeading___Toc5676_1779526102"/>
+      <w:bookmarkStart w:id="133" w:name="__RefHeading___Toc5676_289645041"/>
       <w:bookmarkStart w:id="134" w:name="the-runner"/>
       <w:bookmarkEnd w:id="133"/>
       <w:r>
@@ -17225,7 +17261,7 @@
         <w:spacing w:before="200" w:after="80"/>
         <w:rPr/>
       </w:pPr>
-      <w:bookmarkStart w:id="135" w:name="__RefHeading___Toc5678_1779526102"/>
+      <w:bookmarkStart w:id="135" w:name="__RefHeading___Toc5678_289645041"/>
       <w:bookmarkStart w:id="136" w:name="figure-3.1-resolve-then-run"/>
       <w:bookmarkStart w:id="137" w:name="_Fig_3_Resolve__then_run"/>
       <w:bookmarkEnd w:id="135"/>
@@ -17334,7 +17370,7 @@
         <w:spacing w:before="280" w:after="80"/>
         <w:rPr/>
       </w:pPr>
-      <w:bookmarkStart w:id="138" w:name="__RefHeading___Toc5680_1779526102"/>
+      <w:bookmarkStart w:id="138" w:name="__RefHeading___Toc5680_289645041"/>
       <w:bookmarkStart w:id="139" w:name="registration"/>
       <w:bookmarkEnd w:id="138"/>
       <w:r>
@@ -17541,7 +17577,7 @@
         <w:spacing w:before="280" w:after="80"/>
         <w:rPr/>
       </w:pPr>
-      <w:bookmarkStart w:id="140" w:name="__RefHeading___Toc5682_1779526102"/>
+      <w:bookmarkStart w:id="140" w:name="__RefHeading___Toc5682_289645041"/>
       <w:bookmarkStart w:id="141" w:name="resolution-happens-before-any-traffic"/>
       <w:bookmarkEnd w:id="140"/>
       <w:r>
@@ -17747,7 +17783,7 @@
         <w:spacing w:before="280" w:after="80"/>
         <w:rPr/>
       </w:pPr>
-      <w:bookmarkStart w:id="142" w:name="__RefHeading___Toc5684_1779526102"/>
+      <w:bookmarkStart w:id="142" w:name="__RefHeading___Toc5684_289645041"/>
       <w:bookmarkStart w:id="143" w:name="execution"/>
       <w:bookmarkEnd w:id="142"/>
       <w:r>
@@ -17919,7 +17955,7 @@
         <w:spacing w:before="200" w:after="80"/>
         <w:rPr/>
       </w:pPr>
-      <w:bookmarkStart w:id="144" w:name="__RefHeading___Toc5686_1779526102"/>
+      <w:bookmarkStart w:id="144" w:name="__RefHeading___Toc5686_289645041"/>
       <w:bookmarkStart w:id="145" w:name="Xf9ce3487769e3ca8f44dd02ba7bae7bf67ebd8c"/>
       <w:bookmarkEnd w:id="144"/>
       <w:r>
@@ -17978,7 +18014,7 @@
         <w:spacing w:before="280" w:after="80"/>
         <w:rPr/>
       </w:pPr>
-      <w:bookmarkStart w:id="148" w:name="__RefHeading___Toc5688_1779526102"/>
+      <w:bookmarkStart w:id="148" w:name="__RefHeading___Toc5688_289645041"/>
       <w:bookmarkStart w:id="149" w:name="the-report"/>
       <w:bookmarkEnd w:id="148"/>
       <w:r>
@@ -18236,7 +18272,7 @@
         <w:spacing w:before="280" w:after="80"/>
         <w:rPr/>
       </w:pPr>
-      <w:bookmarkStart w:id="151" w:name="__RefHeading___Toc5690_1779526102"/>
+      <w:bookmarkStart w:id="151" w:name="__RefHeading___Toc5690_289645041"/>
       <w:bookmarkStart w:id="152" w:name="introspection"/>
       <w:bookmarkEnd w:id="151"/>
       <w:r>
@@ -18325,6 +18361,9 @@
       </w:r>
       <w:bookmarkEnd w:id="134"/>
       <w:bookmarkEnd w:id="152"/>
+      <w:r>
+        <w:br w:type="page"/>
+      </w:r>
     </w:p>
     <w:p>
       <w:pPr>
@@ -18333,7 +18372,7 @@
         <w:spacing w:before="360" w:after="120"/>
         <w:rPr/>
       </w:pPr>
-      <w:bookmarkStart w:id="153" w:name="__RefHeading___Toc5692_1779526102"/>
+      <w:bookmarkStart w:id="153" w:name="__RefHeading___Toc5692_289645041"/>
       <w:bookmarkStart w:id="154" w:name="writing-a-sequence"/>
       <w:bookmarkEnd w:id="153"/>
       <w:r>
@@ -18364,7 +18403,7 @@
         <w:spacing w:before="280" w:after="80"/>
         <w:rPr/>
       </w:pPr>
-      <w:bookmarkStart w:id="155" w:name="__RefHeading___Toc5694_1779526102"/>
+      <w:bookmarkStart w:id="155" w:name="__RefHeading___Toc5694_289645041"/>
       <w:bookmarkStart w:id="156" w:name="the-skeleton"/>
       <w:bookmarkEnd w:id="155"/>
       <w:r>
@@ -19013,7 +19052,7 @@
         <w:spacing w:before="280" w:after="80"/>
         <w:rPr/>
       </w:pPr>
-      <w:bookmarkStart w:id="157" w:name="__RefHeading___Toc5696_1779526102"/>
+      <w:bookmarkStart w:id="157" w:name="__RefHeading___Toc5696_289645041"/>
       <w:bookmarkStart w:id="158" w:name="the-file-goes-in-the-areas-bin"/>
       <w:bookmarkEnd w:id="157"/>
       <w:r>
@@ -19103,7 +19142,7 @@
         <w:spacing w:before="280" w:after="80"/>
         <w:rPr/>
       </w:pPr>
-      <w:bookmarkStart w:id="159" w:name="__RefHeading___Toc5698_1779526102"/>
+      <w:bookmarkStart w:id="159" w:name="__RefHeading___Toc5698_289645041"/>
       <w:bookmarkStart w:id="160" w:name="checklist"/>
       <w:bookmarkEnd w:id="159"/>
       <w:r>
@@ -19306,7 +19345,7 @@
         <w:spacing w:before="280" w:after="80"/>
         <w:rPr/>
       </w:pPr>
-      <w:bookmarkStart w:id="162" w:name="__RefHeading___Toc5700_1779526102"/>
+      <w:bookmarkStart w:id="162" w:name="__RefHeading___Toc5700_289645041"/>
       <w:bookmarkStart w:id="163" w:name="what-does-not-belong-in-a-sequence"/>
       <w:bookmarkEnd w:id="162"/>
       <w:r>
@@ -19806,6 +19845,9 @@
       </w:r>
       <w:bookmarkEnd w:id="154"/>
       <w:bookmarkEnd w:id="163"/>
+      <w:r>
+        <w:br w:type="page"/>
+      </w:r>
     </w:p>
     <w:p>
       <w:pPr>
@@ -19814,7 +19856,7 @@
         <w:spacing w:before="360" w:after="120"/>
         <w:rPr/>
       </w:pPr>
-      <w:bookmarkStart w:id="164" w:name="__RefHeading___Toc5702_1779526102"/>
+      <w:bookmarkStart w:id="164" w:name="__RefHeading___Toc5702_289645041"/>
       <w:bookmarkStart w:id="165" w:name="the-board-registry"/>
       <w:bookmarkEnd w:id="164"/>
       <w:r>
@@ -19864,7 +19906,7 @@
         <w:spacing w:before="280" w:after="80"/>
         <w:rPr/>
       </w:pPr>
-      <w:bookmarkStart w:id="166" w:name="__RefHeading___Toc5704_1779526102"/>
+      <w:bookmarkStart w:id="166" w:name="__RefHeading___Toc5704_289645041"/>
       <w:bookmarkStart w:id="167" w:name="boardspec"/>
       <w:bookmarkEnd w:id="166"/>
       <w:r>
@@ -20303,7 +20345,7 @@
         <w:spacing w:before="280" w:after="80"/>
         <w:rPr/>
       </w:pPr>
-      <w:bookmarkStart w:id="168" w:name="__RefHeading___Toc5706_1779526102"/>
+      <w:bookmarkStart w:id="168" w:name="__RefHeading___Toc5706_289645041"/>
       <w:bookmarkStart w:id="169" w:name="the-two-boards-in-this-lab"/>
       <w:bookmarkEnd w:id="168"/>
       <w:r>
@@ -20990,7 +21032,7 @@
         <w:spacing w:before="280" w:after="80"/>
         <w:rPr/>
       </w:pPr>
-      <w:bookmarkStart w:id="170" w:name="__RefHeading___Toc5708_1779526102"/>
+      <w:bookmarkStart w:id="170" w:name="__RefHeading___Toc5708_289645041"/>
       <w:bookmarkStart w:id="171" w:name="using-it"/>
       <w:bookmarkEnd w:id="170"/>
       <w:r>
@@ -21216,7 +21258,7 @@
         <w:spacing w:before="280" w:after="80"/>
         <w:rPr/>
       </w:pPr>
-      <w:bookmarkStart w:id="172" w:name="__RefHeading___Toc5710_1779526102"/>
+      <w:bookmarkStart w:id="172" w:name="__RefHeading___Toc5710_289645041"/>
       <w:bookmarkStart w:id="173" w:name="the-cli"/>
       <w:bookmarkEnd w:id="172"/>
       <w:r>
@@ -21333,6 +21375,9 @@
       </w:r>
       <w:bookmarkEnd w:id="165"/>
       <w:bookmarkEnd w:id="173"/>
+      <w:r>
+        <w:br w:type="page"/>
+      </w:r>
     </w:p>
     <w:p>
       <w:pPr>
@@ -21341,7 +21386,7 @@
         <w:spacing w:before="360" w:after="120"/>
         <w:rPr/>
       </w:pPr>
-      <w:bookmarkStart w:id="174" w:name="__RefHeading___Toc5712_1779526102"/>
+      <w:bookmarkStart w:id="174" w:name="__RefHeading___Toc5712_289645041"/>
       <w:bookmarkStart w:id="175" w:name="programming"/>
       <w:bookmarkEnd w:id="174"/>
       <w:r>
@@ -21369,7 +21414,7 @@
         <w:spacing w:before="200" w:after="80"/>
         <w:rPr/>
       </w:pPr>
-      <w:bookmarkStart w:id="176" w:name="__RefHeading___Toc5714_1779526102"/>
+      <w:bookmarkStart w:id="176" w:name="__RefHeading___Toc5714_289645041"/>
       <w:bookmarkStart w:id="177" w:name="figure-4.1-the-program-path"/>
       <w:bookmarkStart w:id="178" w:name="_Fig_4_The_program_path"/>
       <w:bookmarkEnd w:id="176"/>
@@ -21496,7 +21541,7 @@
         <w:spacing w:before="280" w:after="80"/>
         <w:rPr/>
       </w:pPr>
-      <w:bookmarkStart w:id="179" w:name="__RefHeading___Toc5716_1779526102"/>
+      <w:bookmarkStart w:id="179" w:name="__RefHeading___Toc5716_289645041"/>
       <w:bookmarkStart w:id="180" w:name="order-of-checks"/>
       <w:bookmarkEnd w:id="179"/>
       <w:r>
@@ -21696,7 +21741,7 @@
         <w:spacing w:before="280" w:after="80"/>
         <w:rPr/>
       </w:pPr>
-      <w:bookmarkStart w:id="181" w:name="__RefHeading___Toc5718_1779526102"/>
+      <w:bookmarkStart w:id="181" w:name="__RefHeading___Toc5718_289645041"/>
       <w:bookmarkStart w:id="182" w:name="the-environment-handed-to-tcl"/>
       <w:bookmarkEnd w:id="181"/>
       <w:r>
@@ -22043,7 +22088,7 @@
         <w:spacing w:before="280" w:after="80"/>
         <w:rPr/>
       </w:pPr>
-      <w:bookmarkStart w:id="184" w:name="__RefHeading___Toc5720_1779526102"/>
+      <w:bookmarkStart w:id="184" w:name="__RefHeading___Toc5720_289645041"/>
       <w:bookmarkStart w:id="185" w:name="from-a-makefile"/>
       <w:bookmarkEnd w:id="184"/>
       <w:r>
@@ -22145,6 +22190,9 @@
       </w:r>
       <w:bookmarkEnd w:id="175"/>
       <w:bookmarkEnd w:id="185"/>
+      <w:r>
+        <w:br w:type="page"/>
+      </w:r>
     </w:p>
     <w:p>
       <w:pPr>
@@ -22153,7 +22201,7 @@
         <w:spacing w:before="360" w:after="120"/>
         <w:rPr/>
       </w:pPr>
-      <w:bookmarkStart w:id="186" w:name="__RefHeading___Toc5722_1779526102"/>
+      <w:bookmarkStart w:id="186" w:name="__RefHeading___Toc5722_289645041"/>
       <w:bookmarkStart w:id="187" w:name="locking-and-identity"/>
       <w:bookmarkEnd w:id="186"/>
       <w:r>
@@ -22204,7 +22252,7 @@
         <w:spacing w:before="280" w:after="80"/>
         <w:rPr/>
       </w:pPr>
-      <w:bookmarkStart w:id="188" w:name="__RefHeading___Toc5724_1779526102"/>
+      <w:bookmarkStart w:id="188" w:name="__RefHeading___Toc5724_289645041"/>
       <w:bookmarkStart w:id="189" w:name="the-lock"/>
       <w:bookmarkEnd w:id="188"/>
       <w:r>
@@ -22497,7 +22545,7 @@
         <w:spacing w:before="280" w:after="80"/>
         <w:rPr/>
       </w:pPr>
-      <w:bookmarkStart w:id="190" w:name="__RefHeading___Toc5726_1779526102"/>
+      <w:bookmarkStart w:id="190" w:name="__RefHeading___Toc5726_289645041"/>
       <w:bookmarkStart w:id="191" w:name="why-a-lock-is-not-sufficient"/>
       <w:bookmarkEnd w:id="190"/>
       <w:r>
@@ -22588,7 +22636,7 @@
         <w:spacing w:before="280" w:after="80"/>
         <w:rPr/>
       </w:pPr>
-      <w:bookmarkStart w:id="192" w:name="__RefHeading___Toc5728_1779526102"/>
+      <w:bookmarkStart w:id="192" w:name="__RefHeading___Toc5728_289645041"/>
       <w:bookmarkStart w:id="193" w:name="the-identity-readback"/>
       <w:bookmarkEnd w:id="192"/>
       <w:r>
@@ -23419,7 +23467,7 @@
         <w:spacing w:before="280" w:after="80"/>
         <w:rPr/>
       </w:pPr>
-      <w:bookmarkStart w:id="194" w:name="__RefHeading___Toc5730_1779526102"/>
+      <w:bookmarkStart w:id="194" w:name="__RefHeading___Toc5730_289645041"/>
       <w:bookmarkStart w:id="195" w:name="the-record"/>
       <w:bookmarkEnd w:id="194"/>
       <w:r>
@@ -23973,7 +24021,7 @@
         <w:spacing w:before="280" w:after="80"/>
         <w:rPr/>
       </w:pPr>
-      <w:bookmarkStart w:id="197" w:name="__RefHeading___Toc5732_1779526102"/>
+      <w:bookmarkStart w:id="197" w:name="__RefHeading___Toc5732_289645041"/>
       <w:bookmarkStart w:id="198" w:name="status"/>
       <w:bookmarkEnd w:id="197"/>
       <w:r>
@@ -24035,6 +24083,9 @@
       </w:r>
       <w:bookmarkEnd w:id="187"/>
       <w:bookmarkEnd w:id="198"/>
+      <w:r>
+        <w:br w:type="page"/>
+      </w:r>
     </w:p>
     <w:p>
       <w:pPr>
@@ -24043,7 +24094,7 @@
         <w:spacing w:before="360" w:after="120"/>
         <w:rPr/>
       </w:pPr>
-      <w:bookmarkStart w:id="199" w:name="__RefHeading___Toc5734_1779526102"/>
+      <w:bookmarkStart w:id="199" w:name="__RefHeading___Toc5734_289645041"/>
       <w:bookmarkStart w:id="200" w:name="Xa12894aeb19a1e7d00d58ef1d53816cc4971391"/>
       <w:bookmarkEnd w:id="199"/>
       <w:r>
@@ -24071,7 +24122,7 @@
         <w:spacing w:before="200" w:after="80"/>
         <w:rPr/>
       </w:pPr>
-      <w:bookmarkStart w:id="201" w:name="__RefHeading___Toc5736_1779526102"/>
+      <w:bookmarkStart w:id="201" w:name="__RefHeading___Toc5736_289645041"/>
       <w:bookmarkStart w:id="202" w:name="figure-5.1-where-each-kind-of-file-lives"/>
       <w:bookmarkStart w:id="203" w:name="_Fig_5_Where_each_kind_of_f"/>
       <w:bookmarkEnd w:id="201"/>
@@ -24212,7 +24263,7 @@
         <w:spacing w:before="280" w:after="80"/>
         <w:rPr/>
       </w:pPr>
-      <w:bookmarkStart w:id="204" w:name="__RefHeading___Toc5738_1779526102"/>
+      <w:bookmarkStart w:id="204" w:name="__RefHeading___Toc5738_289645041"/>
       <w:bookmarkStart w:id="205" w:name="Xf0c7a015ed173ea38c057ecd02882b6b488c9c5"/>
       <w:bookmarkEnd w:id="204"/>
       <w:r>
@@ -25169,7 +25220,7 @@
         <w:spacing w:before="280" w:after="80"/>
         <w:rPr/>
       </w:pPr>
-      <w:bookmarkStart w:id="206" w:name="__RefHeading___Toc5740_1779526102"/>
+      <w:bookmarkStart w:id="206" w:name="__RefHeading___Toc5740_289645041"/>
       <w:bookmarkStart w:id="207" w:name="Xa17c63a910b5f94ff1a05074a70c9df5992258c"/>
       <w:bookmarkEnd w:id="206"/>
       <w:r>
@@ -25523,7 +25574,7 @@
         <w:spacing w:before="280" w:after="80"/>
         <w:rPr/>
       </w:pPr>
-      <w:bookmarkStart w:id="208" w:name="__RefHeading___Toc5742_1779526102"/>
+      <w:bookmarkStart w:id="208" w:name="__RefHeading___Toc5742_289645041"/>
       <w:bookmarkStart w:id="209" w:name="measured-status-2026-09-30"/>
       <w:bookmarkEnd w:id="208"/>
       <w:r>
@@ -25715,6 +25766,9 @@
       </w:r>
       <w:bookmarkEnd w:id="210"/>
       <w:bookmarkEnd w:id="211"/>
+      <w:r>
+        <w:br w:type="page"/>
+      </w:r>
     </w:p>
     <w:p>
       <w:pPr>
@@ -25723,7 +25777,7 @@
         <w:spacing w:before="360" w:after="120"/>
         <w:rPr/>
       </w:pPr>
-      <w:bookmarkStart w:id="212" w:name="__RefHeading___Toc5744_1779526102"/>
+      <w:bookmarkStart w:id="212" w:name="__RefHeading___Toc5744_289645041"/>
       <w:bookmarkStart w:id="213" w:name="resolving-paths"/>
       <w:bookmarkEnd w:id="212"/>
       <w:r>
@@ -25787,7 +25841,7 @@
         <w:spacing w:before="280" w:after="80"/>
         <w:rPr/>
       </w:pPr>
-      <w:bookmarkStart w:id="214" w:name="__RefHeading___Toc5746_1779526102"/>
+      <w:bookmarkStart w:id="214" w:name="__RefHeading___Toc5746_289645041"/>
       <w:bookmarkStart w:id="215" w:name="what-happened"/>
       <w:bookmarkEnd w:id="214"/>
       <w:r>
@@ -25976,7 +26030,7 @@
         <w:spacing w:before="280" w:after="80"/>
         <w:rPr/>
       </w:pPr>
-      <w:bookmarkStart w:id="216" w:name="__RefHeading___Toc5748_1779526102"/>
+      <w:bookmarkStart w:id="216" w:name="__RefHeading___Toc5748_289645041"/>
       <w:bookmarkStart w:id="217" w:name="the-pattern"/>
       <w:bookmarkEnd w:id="216"/>
       <w:r>
@@ -26692,7 +26746,7 @@
         <w:spacing w:before="280" w:after="80"/>
         <w:rPr/>
       </w:pPr>
-      <w:bookmarkStart w:id="218" w:name="__RefHeading___Toc5750_1779526102"/>
+      <w:bookmarkStart w:id="218" w:name="__RefHeading___Toc5750_289645041"/>
       <w:bookmarkStart w:id="219" w:name="using-it-1"/>
       <w:bookmarkEnd w:id="218"/>
       <w:r>
@@ -26841,7 +26895,7 @@
         <w:spacing w:before="280" w:after="80"/>
         <w:rPr/>
       </w:pPr>
-      <w:bookmarkStart w:id="220" w:name="__RefHeading___Toc5752_1779526102"/>
+      <w:bookmarkStart w:id="220" w:name="__RefHeading___Toc5752_289645041"/>
       <w:bookmarkStart w:id="221" w:name="why-an-entry-point-still-needs-it"/>
       <w:bookmarkEnd w:id="220"/>
       <w:r>
@@ -27023,7 +27077,7 @@
         <w:spacing w:before="280" w:after="80"/>
         <w:rPr/>
       </w:pPr>
-      <w:bookmarkStart w:id="223" w:name="__RefHeading___Toc5754_1779526102"/>
+      <w:bookmarkStart w:id="223" w:name="__RefHeading___Toc5754_289645041"/>
       <w:bookmarkStart w:id="224" w:name="the-corollary-for-generators"/>
       <w:bookmarkEnd w:id="223"/>
       <w:r>
@@ -27107,7 +27161,7 @@
         <w:spacing w:before="280" w:after="80"/>
         <w:rPr/>
       </w:pPr>
-      <w:bookmarkStart w:id="225" w:name="__RefHeading___Toc5756_1779526102"/>
+      <w:bookmarkStart w:id="225" w:name="__RefHeading___Toc5756_289645041"/>
       <w:bookmarkStart w:id="226" w:name="one-name-one-thing"/>
       <w:bookmarkEnd w:id="225"/>
       <w:r>
@@ -27194,6 +27248,9 @@
       </w:r>
       <w:bookmarkEnd w:id="213"/>
       <w:bookmarkEnd w:id="226"/>
+      <w:r>
+        <w:br w:type="page"/>
+      </w:r>
     </w:p>
     <w:p>
       <w:pPr>
@@ -27202,7 +27259,7 @@
         <w:spacing w:before="360" w:after="120"/>
         <w:rPr/>
       </w:pPr>
-      <w:bookmarkStart w:id="227" w:name="__RefHeading___Toc5758_1779526102"/>
+      <w:bookmarkStart w:id="227" w:name="__RefHeading___Toc5758_289645041"/>
       <w:bookmarkStart w:id="228" w:name="standing-up-a-new-flow"/>
       <w:bookmarkEnd w:id="227"/>
       <w:r>
@@ -27245,7 +27302,7 @@
         <w:spacing w:before="280" w:after="80"/>
         <w:rPr/>
       </w:pPr>
-      <w:bookmarkStart w:id="229" w:name="__RefHeading___Toc5760_1779526102"/>
+      <w:bookmarkStart w:id="229" w:name="__RefHeading___Toc5760_289645041"/>
       <w:bookmarkStart w:id="230" w:name="register-the-board-if-it-is-new"/>
       <w:bookmarkEnd w:id="229"/>
       <w:r>
@@ -27402,7 +27459,7 @@
         <w:spacing w:before="280" w:after="80"/>
         <w:rPr/>
       </w:pPr>
-      <w:bookmarkStart w:id="231" w:name="__RefHeading___Toc5762_1779526102"/>
+      <w:bookmarkStart w:id="231" w:name="__RefHeading___Toc5762_289645041"/>
       <w:bookmarkStart w:id="232" w:name="X2fe73988b754e9bff84c2a761c3a3f2aba48b8e"/>
       <w:bookmarkEnd w:id="231"/>
       <w:r>
@@ -27491,7 +27548,7 @@
         <w:spacing w:before="280" w:after="80"/>
         <w:rPr/>
       </w:pPr>
-      <w:bookmarkStart w:id="233" w:name="__RefHeading___Toc5764_1779526102"/>
+      <w:bookmarkStart w:id="233" w:name="__RefHeading___Toc5764_289645041"/>
       <w:bookmarkStart w:id="234" w:name="create-the-directory-skeleton"/>
       <w:bookmarkEnd w:id="233"/>
       <w:r>
@@ -27600,7 +27657,7 @@
         <w:spacing w:before="280" w:after="80"/>
         <w:rPr/>
       </w:pPr>
-      <w:bookmarkStart w:id="235" w:name="__RefHeading___Toc5766_1779526102"/>
+      <w:bookmarkStart w:id="235" w:name="__RefHeading___Toc5766_289645041"/>
       <w:bookmarkStart w:id="236" w:name="add-the-areas-environment-module"/>
       <w:bookmarkEnd w:id="235"/>
       <w:r>
@@ -27651,7 +27708,7 @@
         <w:spacing w:before="280" w:after="80"/>
         <w:rPr/>
       </w:pPr>
-      <w:bookmarkStart w:id="237" w:name="__RefHeading___Toc5768_1779526102"/>
+      <w:bookmarkStart w:id="237" w:name="__RefHeading___Toc5768_289645041"/>
       <w:bookmarkStart w:id="238" w:name="give-the-harness-an-identity-register"/>
       <w:bookmarkEnd w:id="237"/>
       <w:r>
@@ -27721,7 +27778,7 @@
         <w:spacing w:before="280" w:after="80"/>
         <w:rPr/>
       </w:pPr>
-      <w:bookmarkStart w:id="239" w:name="__RefHeading___Toc5770_1779526102"/>
+      <w:bookmarkStart w:id="239" w:name="__RefHeading___Toc5770_289645041"/>
       <w:bookmarkStart w:id="240" w:name="write-the-init-sequence-first"/>
       <w:bookmarkEnd w:id="239"/>
       <w:r>
@@ -27805,7 +27862,7 @@
         <w:spacing w:before="280" w:after="80"/>
         <w:rPr/>
       </w:pPr>
-      <w:bookmarkStart w:id="241" w:name="__RefHeading___Toc5772_1779526102"/>
+      <w:bookmarkStart w:id="241" w:name="__RefHeading___Toc5772_289645041"/>
       <w:bookmarkStart w:id="242" w:name="write-the-entry-point"/>
       <w:bookmarkEnd w:id="241"/>
       <w:r>
@@ -27908,7 +27965,7 @@
         <w:spacing w:before="280" w:after="80"/>
         <w:rPr/>
       </w:pPr>
-      <w:bookmarkStart w:id="243" w:name="__RefHeading___Toc5774_1779526102"/>
+      <w:bookmarkStart w:id="243" w:name="__RefHeading___Toc5774_289645041"/>
       <w:bookmarkStart w:id="244" w:name="make-it-run-in-simulation"/>
       <w:bookmarkEnd w:id="243"/>
       <w:r>
@@ -27990,7 +28047,7 @@
         <w:spacing w:before="280" w:after="80"/>
         <w:rPr/>
       </w:pPr>
-      <w:bookmarkStart w:id="245" w:name="__RefHeading___Toc5776_1779526102"/>
+      <w:bookmarkStart w:id="245" w:name="__RefHeading___Toc5776_289645041"/>
       <w:bookmarkStart w:id="246" w:name="lock-the-board-paths"/>
       <w:bookmarkEnd w:id="245"/>
       <w:r>
@@ -28060,7 +28117,7 @@
         <w:spacing w:before="280" w:after="80"/>
         <w:rPr/>
       </w:pPr>
-      <w:bookmarkStart w:id="247" w:name="__RefHeading___Toc5778_1779526102"/>
+      <w:bookmarkStart w:id="247" w:name="__RefHeading___Toc5778_289645041"/>
       <w:bookmarkStart w:id="248" w:name="record-what-you-programmed"/>
       <w:bookmarkEnd w:id="247"/>
       <w:r>
@@ -28117,7 +28174,7 @@
         <w:spacing w:before="280" w:after="80"/>
         <w:rPr/>
       </w:pPr>
-      <w:bookmarkStart w:id="249" w:name="__RefHeading___Toc5780_1779526102"/>
+      <w:bookmarkStart w:id="249" w:name="__RefHeading___Toc5780_289645041"/>
       <w:bookmarkStart w:id="250" w:name="checklist-1"/>
       <w:bookmarkEnd w:id="249"/>
       <w:r>
@@ -28478,7 +28535,7 @@
           </w:r>
           <w:r>
             <w:rPr/>
-            <w:t>48</w:t>
+            <w:t>55</w:t>
           </w:r>
           <w:r>
             <w:rPr/>
@@ -28505,7 +28562,7 @@
           </w:r>
           <w:r>
             <w:rPr/>
-            <w:t>48</w:t>
+            <w:t>55</w:t>
           </w:r>
           <w:r>
             <w:rPr/>
@@ -28625,7 +28682,7 @@
           </w:r>
           <w:r>
             <w:rPr/>
-            <w:t>48</w:t>
+            <w:t>55</w:t>
           </w:r>
           <w:r>
             <w:rPr/>
@@ -28652,7 +28709,7 @@
           </w:r>
           <w:r>
             <w:rPr/>
-            <w:t>48</w:t>
+            <w:t>55</w:t>
           </w:r>
           <w:r>
             <w:rPr/>

--- a/projects/fpga-systems/docs/FPGA_SYSTEMS_MAS_v1.0.docx
+++ b/projects/fpga-systems/docs/FPGA_SYSTEMS_MAS_v1.0.docx
@@ -160,7 +160,7 @@
             </w:rPr>
             <w:fldChar w:fldCharType="separate"/>
           </w:r>
-          <w:hyperlink w:anchor="__RefHeading___Toc5560_289645041">
+          <w:hyperlink w:anchor="__RefHeading___Toc5560_1182654989">
             <w:r>
               <w:rPr>
                 <w:webHidden/>
@@ -181,7 +181,7 @@
             </w:tabs>
             <w:rPr/>
           </w:pPr>
-          <w:hyperlink w:anchor="__RefHeading___Toc5562_289645041">
+          <w:hyperlink w:anchor="__RefHeading___Toc5562_1182654989">
             <w:r>
               <w:rPr>
                 <w:webHidden/>
@@ -202,7 +202,7 @@
             </w:tabs>
             <w:rPr/>
           </w:pPr>
-          <w:hyperlink w:anchor="__RefHeading___Toc5564_289645041">
+          <w:hyperlink w:anchor="__RefHeading___Toc5564_1182654989">
             <w:r>
               <w:rPr>
                 <w:webHidden/>
@@ -223,7 +223,7 @@
             </w:tabs>
             <w:rPr/>
           </w:pPr>
-          <w:hyperlink w:anchor="__RefHeading___Toc5566_289645041">
+          <w:hyperlink w:anchor="__RefHeading___Toc5566_1182654989">
             <w:r>
               <w:rPr>
                 <w:webHidden/>
@@ -244,7 +244,7 @@
             </w:tabs>
             <w:rPr/>
           </w:pPr>
-          <w:hyperlink w:anchor="__RefHeading___Toc5568_289645041">
+          <w:hyperlink w:anchor="__RefHeading___Toc5568_1182654989">
             <w:r>
               <w:rPr>
                 <w:webHidden/>
@@ -265,7 +265,7 @@
             </w:tabs>
             <w:rPr/>
           </w:pPr>
-          <w:hyperlink w:anchor="__RefHeading___Toc5570_289645041">
+          <w:hyperlink w:anchor="__RefHeading___Toc5570_1182654989">
             <w:r>
               <w:rPr>
                 <w:webHidden/>
@@ -286,7 +286,7 @@
             </w:tabs>
             <w:rPr/>
           </w:pPr>
-          <w:hyperlink w:anchor="__RefHeading___Toc5572_289645041">
+          <w:hyperlink w:anchor="__RefHeading___Toc5572_1182654989">
             <w:r>
               <w:rPr>
                 <w:webHidden/>
@@ -307,7 +307,7 @@
             </w:tabs>
             <w:rPr/>
           </w:pPr>
-          <w:hyperlink w:anchor="__RefHeading___Toc5574_289645041">
+          <w:hyperlink w:anchor="__RefHeading___Toc5574_1182654989">
             <w:r>
               <w:rPr>
                 <w:webHidden/>
@@ -315,7 +315,7 @@
               </w:rPr>
               <w:t>3.1 Entry point</w:t>
               <w:tab/>
-              <w:t>14</w:t>
+              <w:t>13</w:t>
             </w:r>
           </w:hyperlink>
         </w:p>
@@ -328,7 +328,7 @@
             </w:tabs>
             <w:rPr/>
           </w:pPr>
-          <w:hyperlink w:anchor="__RefHeading___Toc5576_289645041">
+          <w:hyperlink w:anchor="__RefHeading___Toc5576_1182654989">
             <w:r>
               <w:rPr>
                 <w:webHidden/>
@@ -349,7 +349,7 @@
             </w:tabs>
             <w:rPr/>
           </w:pPr>
-          <w:hyperlink w:anchor="__RefHeading___Toc5578_289645041">
+          <w:hyperlink w:anchor="__RefHeading___Toc5578_1182654989">
             <w:r>
               <w:rPr>
                 <w:webHidden/>
@@ -370,7 +370,7 @@
             </w:tabs>
             <w:rPr/>
           </w:pPr>
-          <w:hyperlink w:anchor="__RefHeading___Toc5580_289645041">
+          <w:hyperlink w:anchor="__RefHeading___Toc5580_1182654989">
             <w:r>
               <w:rPr>
                 <w:webHidden/>
@@ -378,7 +378,7 @@
               </w:rPr>
               <w:t>3.4 Transport and silicon</w:t>
               <w:tab/>
-              <w:t>15</w:t>
+              <w:t>14</w:t>
             </w:r>
           </w:hyperlink>
         </w:p>
@@ -391,7 +391,7 @@
             </w:tabs>
             <w:rPr/>
           </w:pPr>
-          <w:hyperlink w:anchor="__RefHeading___Toc5582_289645041">
+          <w:hyperlink w:anchor="__RefHeading___Toc5582_1182654989">
             <w:r>
               <w:rPr>
                 <w:webHidden/>
@@ -399,7 +399,7 @@
               </w:rPr>
               <w:t>3.5 The direction rule</w:t>
               <w:tab/>
-              <w:t>15</w:t>
+              <w:t>14</w:t>
             </w:r>
           </w:hyperlink>
         </w:p>
@@ -412,7 +412,7 @@
             </w:tabs>
             <w:rPr/>
           </w:pPr>
-          <w:hyperlink w:anchor="__RefHeading___Toc5584_289645041">
+          <w:hyperlink w:anchor="__RefHeading___Toc5584_1182654989">
             <w:r>
               <w:rPr>
                 <w:webHidden/>
@@ -420,7 +420,7 @@
               </w:rPr>
               <w:t>4 Acronyms and terminology</w:t>
               <w:tab/>
-              <w:t>16</w:t>
+              <w:t>15</w:t>
             </w:r>
           </w:hyperlink>
         </w:p>
@@ -433,7 +433,7 @@
             </w:tabs>
             <w:rPr/>
           </w:pPr>
-          <w:hyperlink w:anchor="__RefHeading___Toc5586_289645041">
+          <w:hyperlink w:anchor="__RefHeading___Toc5586_1182654989">
             <w:r>
               <w:rPr>
                 <w:webHidden/>
@@ -441,7 +441,7 @@
               </w:rPr>
               <w:t>4.1 Terms used precisely in this book</w:t>
               <w:tab/>
-              <w:t>17</w:t>
+              <w:t>16</w:t>
             </w:r>
           </w:hyperlink>
         </w:p>
@@ -454,7 +454,7 @@
             </w:tabs>
             <w:rPr/>
           </w:pPr>
-          <w:hyperlink w:anchor="__RefHeading___Toc5588_289645041">
+          <w:hyperlink w:anchor="__RefHeading___Toc5588_1182654989">
             <w:r>
               <w:rPr>
                 <w:webHidden/>
@@ -462,7 +462,7 @@
               </w:rPr>
               <w:t>5 References</w:t>
               <w:tab/>
-              <w:t>18</w:t>
+              <w:t>17</w:t>
             </w:r>
           </w:hyperlink>
         </w:p>
@@ -475,7 +475,7 @@
             </w:tabs>
             <w:rPr/>
           </w:pPr>
-          <w:hyperlink w:anchor="__RefHeading___Toc5590_289645041">
+          <w:hyperlink w:anchor="__RefHeading___Toc5590_1182654989">
             <w:r>
               <w:rPr>
                 <w:webHidden/>
@@ -483,7 +483,7 @@
               </w:rPr>
               <w:t>5.1 In this repository</w:t>
               <w:tab/>
-              <w:t>18</w:t>
+              <w:t>17</w:t>
             </w:r>
           </w:hyperlink>
         </w:p>
@@ -496,7 +496,7 @@
             </w:tabs>
             <w:rPr/>
           </w:pPr>
-          <w:hyperlink w:anchor="__RefHeading___Toc5592_289645041">
+          <w:hyperlink w:anchor="__RefHeading___Toc5592_1182654989">
             <w:r>
               <w:rPr>
                 <w:webHidden/>
@@ -504,7 +504,7 @@
               </w:rPr>
               <w:t>5.2 Tracker</w:t>
               <w:tab/>
-              <w:t>18</w:t>
+              <w:t>17</w:t>
             </w:r>
           </w:hyperlink>
         </w:p>
@@ -517,7 +517,7 @@
             </w:tabs>
             <w:rPr/>
           </w:pPr>
-          <w:hyperlink w:anchor="__RefHeading___Toc5594_289645041">
+          <w:hyperlink w:anchor="__RefHeading___Toc5594_1182654989">
             <w:r>
               <w:rPr>
                 <w:webHidden/>
@@ -525,7 +525,7 @@
               </w:rPr>
               <w:t>5.3 External</w:t>
               <w:tab/>
-              <w:t>19</w:t>
+              <w:t>18</w:t>
             </w:r>
           </w:hyperlink>
         </w:p>
@@ -538,7 +538,7 @@
             </w:tabs>
             <w:rPr/>
           </w:pPr>
-          <w:hyperlink w:anchor="__RefHeading___Toc5596_289645041">
+          <w:hyperlink w:anchor="__RefHeading___Toc5596_1182654989">
             <w:r>
               <w:rPr>
                 <w:webHidden/>
@@ -546,7 +546,7 @@
               </w:rPr>
               <w:t>5.4 A note on register documentation</w:t>
               <w:tab/>
-              <w:t>19</w:t>
+              <w:t>18</w:t>
             </w:r>
           </w:hyperlink>
         </w:p>
@@ -559,7 +559,7 @@
             </w:tabs>
             <w:rPr/>
           </w:pPr>
-          <w:hyperlink w:anchor="__RefHeading___Toc5598_289645041">
+          <w:hyperlink w:anchor="__RefHeading___Toc5598_1182654989">
             <w:r>
               <w:rPr>
                 <w:webHidden/>
@@ -567,7 +567,7 @@
               </w:rPr>
               <w:t>6 Port discovery</w:t>
               <w:tab/>
-              <w:t>20</w:t>
+              <w:t>19</w:t>
             </w:r>
           </w:hyperlink>
         </w:p>
@@ -580,7 +580,7 @@
             </w:tabs>
             <w:rPr/>
           </w:pPr>
-          <w:hyperlink w:anchor="__RefHeading___Toc5600_289645041">
+          <w:hyperlink w:anchor="__RefHeading___Toc5600_1182654989">
             <w:r>
               <w:rPr>
                 <w:webHidden/>
@@ -588,7 +588,7 @@
               </w:rPr>
               <w:t>6.0.1 Figure 2.1: The UART flow, host to silicon</w:t>
               <w:tab/>
-              <w:t>20</w:t>
+              <w:t>19</w:t>
             </w:r>
           </w:hyperlink>
         </w:p>
@@ -601,7 +601,7 @@
             </w:tabs>
             <w:rPr/>
           </w:pPr>
-          <w:hyperlink w:anchor="__RefHeading___Toc5602_289645041">
+          <w:hyperlink w:anchor="__RefHeading___Toc5602_1182654989">
             <w:r>
               <w:rPr>
                 <w:webHidden/>
@@ -609,7 +609,7 @@
               </w:rPr>
               <w:t>6.1 The problem</w:t>
               <w:tab/>
-              <w:t>20</w:t>
+              <w:t>19</w:t>
             </w:r>
           </w:hyperlink>
         </w:p>
@@ -622,7 +622,7 @@
             </w:tabs>
             <w:rPr/>
           </w:pPr>
-          <w:hyperlink w:anchor="__RefHeading___Toc5604_289645041">
+          <w:hyperlink w:anchor="__RefHeading___Toc5604_1182654989">
             <w:r>
               <w:rPr>
                 <w:webHidden/>
@@ -630,7 +630,7 @@
               </w:rPr>
               <w:t>6.2 What identifies a board</w:t>
               <w:tab/>
-              <w:t>20</w:t>
+              <w:t>19</w:t>
             </w:r>
           </w:hyperlink>
         </w:p>
@@ -643,7 +643,7 @@
             </w:tabs>
             <w:rPr/>
           </w:pPr>
-          <w:hyperlink w:anchor="__RefHeading___Toc5606_289645041">
+          <w:hyperlink w:anchor="__RefHeading___Toc5606_1182654989">
             <w:r>
               <w:rPr>
                 <w:webHidden/>
@@ -651,7 +651,7 @@
               </w:rPr>
               <w:t>6.3 Matching is prefix-tolerant in both directions</w:t>
               <w:tab/>
-              <w:t>21</w:t>
+              <w:t>20</w:t>
             </w:r>
           </w:hyperlink>
         </w:p>
@@ -664,7 +664,7 @@
             </w:tabs>
             <w:rPr/>
           </w:pPr>
-          <w:hyperlink w:anchor="__RefHeading___Toc5608_289645041">
+          <w:hyperlink w:anchor="__RefHeading___Toc5608_1182654989">
             <w:r>
               <w:rPr>
                 <w:webHidden/>
@@ -672,7 +672,7 @@
               </w:rPr>
               <w:t>6.4 The Genesys 2 exception</w:t>
               <w:tab/>
-              <w:t>21</w:t>
+              <w:t>20</w:t>
             </w:r>
           </w:hyperlink>
         </w:p>
@@ -685,7 +685,7 @@
             </w:tabs>
             <w:rPr/>
           </w:pPr>
-          <w:hyperlink w:anchor="__RefHeading___Toc5610_289645041">
+          <w:hyperlink w:anchor="__RefHeading___Toc5610_1182654989">
             <w:r>
               <w:rPr>
                 <w:webHidden/>
@@ -693,7 +693,7 @@
               </w:rPr>
               <w:t>6.5 Listing what is attached</w:t>
               <w:tab/>
-              <w:t>21</w:t>
+              <w:t>20</w:t>
             </w:r>
           </w:hyperlink>
         </w:p>
@@ -706,7 +706,7 @@
             </w:tabs>
             <w:rPr/>
           </w:pPr>
-          <w:hyperlink w:anchor="__RefHeading___Toc5612_289645041">
+          <w:hyperlink w:anchor="__RefHeading___Toc5612_1182654989">
             <w:r>
               <w:rPr>
                 <w:webHidden/>
@@ -714,7 +714,7 @@
               </w:rPr>
               <w:t>7 Probes</w:t>
               <w:tab/>
-              <w:t>23</w:t>
+              <w:t>22</w:t>
             </w:r>
           </w:hyperlink>
         </w:p>
@@ -727,7 +727,7 @@
             </w:tabs>
             <w:rPr/>
           </w:pPr>
-          <w:hyperlink w:anchor="__RefHeading___Toc5614_289645041">
+          <w:hyperlink w:anchor="__RefHeading___Toc5614_1182654989">
             <w:r>
               <w:rPr>
                 <w:webHidden/>
@@ -735,7 +735,7 @@
               </w:rPr>
               <w:t>7.1 register_probe – read-only</w:t>
               <w:tab/>
-              <w:t>23</w:t>
+              <w:t>22</w:t>
             </w:r>
           </w:hyperlink>
         </w:p>
@@ -748,7 +748,7 @@
             </w:tabs>
             <w:rPr/>
           </w:pPr>
-          <w:hyperlink w:anchor="__RefHeading___Toc5616_289645041">
+          <w:hyperlink w:anchor="__RefHeading___Toc5616_1182654989">
             <w:r>
               <w:rPr>
                 <w:webHidden/>
@@ -756,7 +756,7 @@
               </w:rPr>
               <w:t>7.2 scratch_probe – round-trips a scratch register</w:t>
               <w:tab/>
-              <w:t>23</w:t>
+              <w:t>22</w:t>
             </w:r>
           </w:hyperlink>
         </w:p>
@@ -769,7 +769,7 @@
             </w:tabs>
             <w:rPr/>
           </w:pPr>
-          <w:hyperlink w:anchor="__RefHeading___Toc5618_289645041">
+          <w:hyperlink w:anchor="__RefHeading___Toc5618_1182654989">
             <w:r>
               <w:rPr>
                 <w:webHidden/>
@@ -777,7 +777,7 @@
               </w:rPr>
               <w:t>7.3 The resolution order</w:t>
               <w:tab/>
-              <w:t>24</w:t>
+              <w:t>23</w:t>
             </w:r>
           </w:hyperlink>
         </w:p>
@@ -790,7 +790,7 @@
             </w:tabs>
             <w:rPr/>
           </w:pPr>
-          <w:hyperlink w:anchor="__RefHeading___Toc5620_289645041">
+          <w:hyperlink w:anchor="__RefHeading___Toc5620_1182654989">
             <w:r>
               <w:rPr>
                 <w:webHidden/>
@@ -798,7 +798,7 @@
               </w:rPr>
               <w:t>8 The link and the bridge</w:t>
               <w:tab/>
-              <w:t>25</w:t>
+              <w:t>24</w:t>
             </w:r>
           </w:hyperlink>
         </w:p>
@@ -811,7 +811,7 @@
             </w:tabs>
             <w:rPr/>
           </w:pPr>
-          <w:hyperlink w:anchor="__RefHeading___Toc5622_289645041">
+          <w:hyperlink w:anchor="__RefHeading___Toc5622_1182654989">
             <w:r>
               <w:rPr>
                 <w:webHidden/>
@@ -819,7 +819,7 @@
               </w:rPr>
               <w:t>8.1 UartLink</w:t>
               <w:tab/>
-              <w:t>25</w:t>
+              <w:t>24</w:t>
             </w:r>
           </w:hyperlink>
         </w:p>
@@ -832,7 +832,7 @@
             </w:tabs>
             <w:rPr/>
           </w:pPr>
-          <w:hyperlink w:anchor="__RefHeading___Toc5624_289645041">
+          <w:hyperlink w:anchor="__RefHeading___Toc5624_1182654989">
             <w:r>
               <w:rPr>
                 <w:webHidden/>
@@ -840,7 +840,7 @@
               </w:rPr>
               <w:t>8.2 UARTAxiBridge</w:t>
               <w:tab/>
-              <w:t>25</w:t>
+              <w:t>24</w:t>
             </w:r>
           </w:hyperlink>
         </w:p>
@@ -853,7 +853,7 @@
             </w:tabs>
             <w:rPr/>
           </w:pPr>
-          <w:hyperlink w:anchor="__RefHeading___Toc5626_289645041">
+          <w:hyperlink w:anchor="__RefHeading___Toc5626_1182654989">
             <w:r>
               <w:rPr>
                 <w:webHidden/>
@@ -861,7 +861,7 @@
               </w:rPr>
               <w:t>8.3 The injection point</w:t>
               <w:tab/>
-              <w:t>26</w:t>
+              <w:t>25</w:t>
             </w:r>
           </w:hyperlink>
         </w:p>
@@ -874,7 +874,7 @@
             </w:tabs>
             <w:rPr/>
           </w:pPr>
-          <w:hyperlink w:anchor="__RefHeading___Toc5628_289645041">
+          <w:hyperlink w:anchor="__RefHeading___Toc5628_1182654989">
             <w:r>
               <w:rPr>
                 <w:webHidden/>
@@ -882,7 +882,7 @@
               </w:rPr>
               <w:t>8.4 Resolving the bridge’s location</w:t>
               <w:tab/>
-              <w:t>26</w:t>
+              <w:t>25</w:t>
             </w:r>
           </w:hyperlink>
         </w:p>
@@ -895,7 +895,7 @@
             </w:tabs>
             <w:rPr/>
           </w:pPr>
-          <w:hyperlink w:anchor="__RefHeading___Toc5630_289645041">
+          <w:hyperlink w:anchor="__RefHeading___Toc5630_1182654989">
             <w:r>
               <w:rPr>
                 <w:webHidden/>
@@ -903,7 +903,7 @@
               </w:rPr>
               <w:t>9 The wire protocol</w:t>
               <w:tab/>
-              <w:t>27</w:t>
+              <w:t>26</w:t>
             </w:r>
           </w:hyperlink>
         </w:p>
@@ -916,7 +916,7 @@
             </w:tabs>
             <w:rPr/>
           </w:pPr>
-          <w:hyperlink w:anchor="__RefHeading___Toc5632_289645041">
+          <w:hyperlink w:anchor="__RefHeading___Toc5632_1182654989">
             <w:r>
               <w:rPr>
                 <w:webHidden/>
@@ -924,7 +924,7 @@
               </w:rPr>
               <w:t>9.1 Write</w:t>
               <w:tab/>
-              <w:t>27</w:t>
+              <w:t>26</w:t>
             </w:r>
           </w:hyperlink>
         </w:p>
@@ -937,7 +937,7 @@
             </w:tabs>
             <w:rPr/>
           </w:pPr>
-          <w:hyperlink w:anchor="__RefHeading___Toc5634_289645041">
+          <w:hyperlink w:anchor="__RefHeading___Toc5634_1182654989">
             <w:r>
               <w:rPr>
                 <w:webHidden/>
@@ -945,7 +945,7 @@
               </w:rPr>
               <w:t>9.2 Read</w:t>
               <w:tab/>
-              <w:t>27</w:t>
+              <w:t>26</w:t>
             </w:r>
           </w:hyperlink>
         </w:p>
@@ -958,7 +958,7 @@
             </w:tabs>
             <w:rPr/>
           </w:pPr>
-          <w:hyperlink w:anchor="__RefHeading___Toc5636_289645041">
+          <w:hyperlink w:anchor="__RefHeading___Toc5636_1182654989">
             <w:r>
               <w:rPr>
                 <w:webHidden/>
@@ -966,7 +966,7 @@
               </w:rPr>
               <w:t>9.3 Defaults</w:t>
               <w:tab/>
-              <w:t>27</w:t>
+              <w:t>26</w:t>
             </w:r>
           </w:hyperlink>
         </w:p>
@@ -979,7 +979,7 @@
             </w:tabs>
             <w:rPr/>
           </w:pPr>
-          <w:hyperlink w:anchor="__RefHeading___Toc5638_289645041">
+          <w:hyperlink w:anchor="__RefHeading___Toc5638_1182654989">
             <w:r>
               <w:rPr>
                 <w:webHidden/>
@@ -987,7 +987,7 @@
               </w:rPr>
               <w:t>9.4 A read of None is ambiguous, and that is worth knowing</w:t>
               <w:tab/>
-              <w:t>28</w:t>
+              <w:t>27</w:t>
             </w:r>
           </w:hyperlink>
         </w:p>
@@ -1000,7 +1000,7 @@
             </w:tabs>
             <w:rPr/>
           </w:pPr>
-          <w:hyperlink w:anchor="__RefHeading___Toc5640_289645041">
+          <w:hyperlink w:anchor="__RefHeading___Toc5640_1182654989">
             <w:r>
               <w:rPr>
                 <w:webHidden/>
@@ -1008,7 +1008,7 @@
               </w:rPr>
               <w:t>9.5 Addressing</w:t>
               <w:tab/>
-              <w:t>28</w:t>
+              <w:t>27</w:t>
             </w:r>
           </w:hyperlink>
         </w:p>
@@ -1021,7 +1021,7 @@
             </w:tabs>
             <w:rPr/>
           </w:pPr>
-          <w:hyperlink w:anchor="__RefHeading___Toc5642_289645041">
+          <w:hyperlink w:anchor="__RefHeading___Toc5642_1182654989">
             <w:r>
               <w:rPr>
                 <w:webHidden/>
@@ -1029,7 +1029,7 @@
               </w:rPr>
               <w:t>10 Sim and silicon equivalence</w:t>
               <w:tab/>
-              <w:t>29</w:t>
+              <w:t>28</w:t>
             </w:r>
           </w:hyperlink>
         </w:p>
@@ -1042,7 +1042,7 @@
             </w:tabs>
             <w:rPr/>
           </w:pPr>
-          <w:hyperlink w:anchor="__RefHeading___Toc5644_289645041">
+          <w:hyperlink w:anchor="__RefHeading___Toc5644_1182654989">
             <w:r>
               <w:rPr>
                 <w:webHidden/>
@@ -1050,7 +1050,7 @@
               </w:rPr>
               <w:t>10.1 The mechanism</w:t>
               <w:tab/>
-              <w:t>29</w:t>
+              <w:t>28</w:t>
             </w:r>
           </w:hyperlink>
         </w:p>
@@ -1063,7 +1063,7 @@
             </w:tabs>
             <w:rPr/>
           </w:pPr>
-          <w:hyperlink w:anchor="__RefHeading___Toc5646_289645041">
+          <w:hyperlink w:anchor="__RefHeading___Toc5646_1182654989">
             <w:r>
               <w:rPr>
                 <w:webHidden/>
@@ -1071,7 +1071,7 @@
               </w:rPr>
               <w:t>10.2 What differs, and what must not</w:t>
               <w:tab/>
-              <w:t>29</w:t>
+              <w:t>28</w:t>
             </w:r>
           </w:hyperlink>
         </w:p>
@@ -1084,7 +1084,7 @@
             </w:tabs>
             <w:rPr/>
           </w:pPr>
-          <w:hyperlink w:anchor="__RefHeading___Toc5648_289645041">
+          <w:hyperlink w:anchor="__RefHeading___Toc5648_1182654989">
             <w:r>
               <w:rPr>
                 <w:webHidden/>
@@ -1092,7 +1092,7 @@
               </w:rPr>
               <w:t>10.3 The constraint that follows</w:t>
               <w:tab/>
-              <w:t>30</w:t>
+              <w:t>29</w:t>
             </w:r>
           </w:hyperlink>
         </w:p>
@@ -1105,7 +1105,7 @@
             </w:tabs>
             <w:rPr/>
           </w:pPr>
-          <w:hyperlink w:anchor="__RefHeading___Toc5650_289645041">
+          <w:hyperlink w:anchor="__RefHeading___Toc5650_1182654989">
             <w:r>
               <w:rPr>
                 <w:webHidden/>
@@ -1113,7 +1113,7 @@
               </w:rPr>
               <w:t>10.4 The anti-pattern</w:t>
               <w:tab/>
-              <w:t>30</w:t>
+              <w:t>29</w:t>
             </w:r>
           </w:hyperlink>
         </w:p>
@@ -1126,7 +1126,7 @@
             </w:tabs>
             <w:rPr/>
           </w:pPr>
-          <w:hyperlink w:anchor="__RefHeading___Toc5652_289645041">
+          <w:hyperlink w:anchor="__RefHeading___Toc5652_1182654989">
             <w:r>
               <w:rPr>
                 <w:webHidden/>
@@ -1134,7 +1134,7 @@
               </w:rPr>
               <w:t>11 The sequence model</w:t>
               <w:tab/>
-              <w:t>31</w:t>
+              <w:t>30</w:t>
             </w:r>
           </w:hyperlink>
         </w:p>
@@ -1147,7 +1147,7 @@
             </w:tabs>
             <w:rPr/>
           </w:pPr>
-          <w:hyperlink w:anchor="__RefHeading___Toc5654_289645041">
+          <w:hyperlink w:anchor="__RefHeading___Toc5654_1182654989">
             <w:r>
               <w:rPr>
                 <w:webHidden/>
@@ -1155,7 +1155,7 @@
               </w:rPr>
               <w:t>11.1 Two rules, enforced rather than recommended</w:t>
               <w:tab/>
-              <w:t>31</w:t>
+              <w:t>30</w:t>
             </w:r>
           </w:hyperlink>
         </w:p>
@@ -1168,7 +1168,7 @@
             </w:tabs>
             <w:rPr/>
           </w:pPr>
-          <w:hyperlink w:anchor="__RefHeading___Toc5656_289645041">
+          <w:hyperlink w:anchor="__RefHeading___Toc5656_1182654989">
             <w:r>
               <w:rPr>
                 <w:webHidden/>
@@ -1176,7 +1176,7 @@
               </w:rPr>
               <w:t>11.1.1 1. A sequence never opens its own port</w:t>
               <w:tab/>
-              <w:t>31</w:t>
+              <w:t>30</w:t>
             </w:r>
           </w:hyperlink>
         </w:p>
@@ -1189,7 +1189,7 @@
             </w:tabs>
             <w:rPr/>
           </w:pPr>
-          <w:hyperlink w:anchor="__RefHeading___Toc5658_289645041">
+          <w:hyperlink w:anchor="__RefHeading___Toc5658_1182654989">
             <w:r>
               <w:rPr>
                 <w:webHidden/>
@@ -1197,7 +1197,7 @@
               </w:rPr>
               <w:t>11.1.2 2. Names are declared and resolved up front</w:t>
               <w:tab/>
-              <w:t>31</w:t>
+              <w:t>30</w:t>
             </w:r>
           </w:hyperlink>
         </w:p>
@@ -1210,7 +1210,7 @@
             </w:tabs>
             <w:rPr/>
           </w:pPr>
-          <w:hyperlink w:anchor="__RefHeading___Toc5660_289645041">
+          <w:hyperlink w:anchor="__RefHeading___Toc5660_1182654989">
             <w:r>
               <w:rPr>
                 <w:webHidden/>
@@ -1218,7 +1218,7 @@
               </w:rPr>
               <w:t>11.2 Anatomy</w:t>
               <w:tab/>
-              <w:t>31</w:t>
+              <w:t>30</w:t>
             </w:r>
           </w:hyperlink>
         </w:p>
@@ -1231,7 +1231,7 @@
             </w:tabs>
             <w:rPr/>
           </w:pPr>
-          <w:hyperlink w:anchor="__RefHeading___Toc5662_289645041">
+          <w:hyperlink w:anchor="__RefHeading___Toc5662_1182654989">
             <w:r>
               <w:rPr>
                 <w:webHidden/>
@@ -1239,7 +1239,7 @@
               </w:rPr>
               <w:t>11.3 The decorator form</w:t>
               <w:tab/>
-              <w:t>32</w:t>
+              <w:t>31</w:t>
             </w:r>
           </w:hyperlink>
         </w:p>
@@ -1252,7 +1252,7 @@
             </w:tabs>
             <w:rPr/>
           </w:pPr>
-          <w:hyperlink w:anchor="__RefHeading___Toc5664_289645041">
+          <w:hyperlink w:anchor="__RefHeading___Toc5664_1182654989">
             <w:r>
               <w:rPr>
                 <w:webHidden/>
@@ -1260,7 +1260,7 @@
               </w:rPr>
               <w:t>11.4 A real example</w:t>
               <w:tab/>
-              <w:t>32</w:t>
+              <w:t>31</w:t>
             </w:r>
           </w:hyperlink>
         </w:p>
@@ -1273,7 +1273,7 @@
             </w:tabs>
             <w:rPr/>
           </w:pPr>
-          <w:hyperlink w:anchor="__RefHeading___Toc5666_289645041">
+          <w:hyperlink w:anchor="__RefHeading___Toc5666_1182654989">
             <w:r>
               <w:rPr>
                 <w:webHidden/>
@@ -1281,7 +1281,7 @@
               </w:rPr>
               <w:t>12 Context and results</w:t>
               <w:tab/>
-              <w:t>33</w:t>
+              <w:t>32</w:t>
             </w:r>
           </w:hyperlink>
         </w:p>
@@ -1294,7 +1294,7 @@
             </w:tabs>
             <w:rPr/>
           </w:pPr>
-          <w:hyperlink w:anchor="__RefHeading___Toc5668_289645041">
+          <w:hyperlink w:anchor="__RefHeading___Toc5668_1182654989">
             <w:r>
               <w:rPr>
                 <w:webHidden/>
@@ -1302,7 +1302,7 @@
               </w:rPr>
               <w:t>12.1 What a sequence is given</w:t>
               <w:tab/>
-              <w:t>33</w:t>
+              <w:t>32</w:t>
             </w:r>
           </w:hyperlink>
         </w:p>
@@ -1315,7 +1315,7 @@
             </w:tabs>
             <w:rPr/>
           </w:pPr>
-          <w:hyperlink w:anchor="__RefHeading___Toc5670_289645041">
+          <w:hyperlink w:anchor="__RefHeading___Toc5670_1182654989">
             <w:r>
               <w:rPr>
                 <w:webHidden/>
@@ -1323,7 +1323,7 @@
               </w:rPr>
               <w:t>12.2 What it is deliberately NOT given</w:t>
               <w:tab/>
-              <w:t>33</w:t>
+              <w:t>32</w:t>
             </w:r>
           </w:hyperlink>
         </w:p>
@@ -1336,7 +1336,7 @@
             </w:tabs>
             <w:rPr/>
           </w:pPr>
-          <w:hyperlink w:anchor="__RefHeading___Toc5672_289645041">
+          <w:hyperlink w:anchor="__RefHeading___Toc5672_1182654989">
             <w:r>
               <w:rPr>
                 <w:webHidden/>
@@ -1344,7 +1344,7 @@
               </w:rPr>
               <w:t>12.3 Helpers</w:t>
               <w:tab/>
-              <w:t>33</w:t>
+              <w:t>32</w:t>
             </w:r>
           </w:hyperlink>
         </w:p>
@@ -1357,7 +1357,7 @@
             </w:tabs>
             <w:rPr/>
           </w:pPr>
-          <w:hyperlink w:anchor="__RefHeading___Toc5674_289645041">
+          <w:hyperlink w:anchor="__RefHeading___Toc5674_1182654989">
             <w:r>
               <w:rPr>
                 <w:webHidden/>
@@ -1365,7 +1365,7 @@
               </w:rPr>
               <w:t>12.4 Passing data between steps</w:t>
               <w:tab/>
-              <w:t>34</w:t>
+              <w:t>33</w:t>
             </w:r>
           </w:hyperlink>
         </w:p>
@@ -1378,7 +1378,7 @@
             </w:tabs>
             <w:rPr/>
           </w:pPr>
-          <w:hyperlink w:anchor="__RefHeading___Toc5676_289645041">
+          <w:hyperlink w:anchor="__RefHeading___Toc5676_1182654989">
             <w:r>
               <w:rPr>
                 <w:webHidden/>
@@ -1386,7 +1386,7 @@
               </w:rPr>
               <w:t>13 The runner</w:t>
               <w:tab/>
-              <w:t>35</w:t>
+              <w:t>34</w:t>
             </w:r>
           </w:hyperlink>
         </w:p>
@@ -1399,7 +1399,7 @@
             </w:tabs>
             <w:rPr/>
           </w:pPr>
-          <w:hyperlink w:anchor="__RefHeading___Toc5678_289645041">
+          <w:hyperlink w:anchor="__RefHeading___Toc5678_1182654989">
             <w:r>
               <w:rPr>
                 <w:webHidden/>
@@ -1407,7 +1407,7 @@
               </w:rPr>
               <w:t>13.0.1 Figure 3.1: Resolve, then run</w:t>
               <w:tab/>
-              <w:t>35</w:t>
+              <w:t>34</w:t>
             </w:r>
           </w:hyperlink>
         </w:p>
@@ -1420,7 +1420,7 @@
             </w:tabs>
             <w:rPr/>
           </w:pPr>
-          <w:hyperlink w:anchor="__RefHeading___Toc5680_289645041">
+          <w:hyperlink w:anchor="__RefHeading___Toc5680_1182654989">
             <w:r>
               <w:rPr>
                 <w:webHidden/>
@@ -1428,7 +1428,7 @@
               </w:rPr>
               <w:t>13.1 Registration</w:t>
               <w:tab/>
-              <w:t>37</w:t>
+              <w:t>34</w:t>
             </w:r>
           </w:hyperlink>
         </w:p>
@@ -1441,7 +1441,7 @@
             </w:tabs>
             <w:rPr/>
           </w:pPr>
-          <w:hyperlink w:anchor="__RefHeading___Toc5682_289645041">
+          <w:hyperlink w:anchor="__RefHeading___Toc5682_1182654989">
             <w:r>
               <w:rPr>
                 <w:webHidden/>
@@ -1449,7 +1449,7 @@
               </w:rPr>
               <w:t>13.2 Resolution happens before any traffic</w:t>
               <w:tab/>
-              <w:t>37</w:t>
+              <w:t>35</w:t>
             </w:r>
           </w:hyperlink>
         </w:p>
@@ -1462,7 +1462,7 @@
             </w:tabs>
             <w:rPr/>
           </w:pPr>
-          <w:hyperlink w:anchor="__RefHeading___Toc5684_289645041">
+          <w:hyperlink w:anchor="__RefHeading___Toc5684_1182654989">
             <w:r>
               <w:rPr>
                 <w:webHidden/>
@@ -1470,7 +1470,7 @@
               </w:rPr>
               <w:t>13.3 Execution</w:t>
               <w:tab/>
-              <w:t>37</w:t>
+              <w:t>35</w:t>
             </w:r>
           </w:hyperlink>
         </w:p>
@@ -1483,7 +1483,7 @@
             </w:tabs>
             <w:rPr/>
           </w:pPr>
-          <w:hyperlink w:anchor="__RefHeading___Toc5686_289645041">
+          <w:hyperlink w:anchor="__RefHeading___Toc5686_1182654989">
             <w:r>
               <w:rPr>
                 <w:webHidden/>
@@ -1491,7 +1491,7 @@
               </w:rPr>
               <w:t>13.3.1 stop_on_fail defaults to True, and that default is load-bearing</w:t>
               <w:tab/>
-              <w:t>38</w:t>
+              <w:t>35</w:t>
             </w:r>
           </w:hyperlink>
         </w:p>
@@ -1504,7 +1504,7 @@
             </w:tabs>
             <w:rPr/>
           </w:pPr>
-          <w:hyperlink w:anchor="__RefHeading___Toc5688_289645041">
+          <w:hyperlink w:anchor="__RefHeading___Toc5688_1182654989">
             <w:r>
               <w:rPr>
                 <w:webHidden/>
@@ -1512,7 +1512,7 @@
               </w:rPr>
               <w:t>13.4 The report</w:t>
               <w:tab/>
-              <w:t>38</w:t>
+              <w:t>35</w:t>
             </w:r>
           </w:hyperlink>
         </w:p>
@@ -1525,7 +1525,7 @@
             </w:tabs>
             <w:rPr/>
           </w:pPr>
-          <w:hyperlink w:anchor="__RefHeading___Toc5690_289645041">
+          <w:hyperlink w:anchor="__RefHeading___Toc5690_1182654989">
             <w:r>
               <w:rPr>
                 <w:webHidden/>
@@ -1533,7 +1533,7 @@
               </w:rPr>
               <w:t>13.5 Introspection</w:t>
               <w:tab/>
-              <w:t>38</w:t>
+              <w:t>36</w:t>
             </w:r>
           </w:hyperlink>
         </w:p>
@@ -1546,7 +1546,7 @@
             </w:tabs>
             <w:rPr/>
           </w:pPr>
-          <w:hyperlink w:anchor="__RefHeading___Toc5692_289645041">
+          <w:hyperlink w:anchor="__RefHeading___Toc5692_1182654989">
             <w:r>
               <w:rPr>
                 <w:webHidden/>
@@ -1554,7 +1554,7 @@
               </w:rPr>
               <w:t>14 Writing a sequence</w:t>
               <w:tab/>
-              <w:t>39</w:t>
+              <w:t>37</w:t>
             </w:r>
           </w:hyperlink>
         </w:p>
@@ -1567,7 +1567,7 @@
             </w:tabs>
             <w:rPr/>
           </w:pPr>
-          <w:hyperlink w:anchor="__RefHeading___Toc5694_289645041">
+          <w:hyperlink w:anchor="__RefHeading___Toc5694_1182654989">
             <w:r>
               <w:rPr>
                 <w:webHidden/>
@@ -1575,7 +1575,7 @@
               </w:rPr>
               <w:t>14.1 The skeleton</w:t>
               <w:tab/>
-              <w:t>39</w:t>
+              <w:t>37</w:t>
             </w:r>
           </w:hyperlink>
         </w:p>
@@ -1588,7 +1588,7 @@
             </w:tabs>
             <w:rPr/>
           </w:pPr>
-          <w:hyperlink w:anchor="__RefHeading___Toc5696_289645041">
+          <w:hyperlink w:anchor="__RefHeading___Toc5696_1182654989">
             <w:r>
               <w:rPr>
                 <w:webHidden/>
@@ -1596,7 +1596,7 @@
               </w:rPr>
               <w:t>14.2 The file goes in the area’s bin/</w:t>
               <w:tab/>
-              <w:t>39</w:t>
+              <w:t>37</w:t>
             </w:r>
           </w:hyperlink>
         </w:p>
@@ -1609,7 +1609,7 @@
             </w:tabs>
             <w:rPr/>
           </w:pPr>
-          <w:hyperlink w:anchor="__RefHeading___Toc5698_289645041">
+          <w:hyperlink w:anchor="__RefHeading___Toc5698_1182654989">
             <w:r>
               <w:rPr>
                 <w:webHidden/>
@@ -1617,7 +1617,7 @@
               </w:rPr>
               <w:t>14.3 Checklist</w:t>
               <w:tab/>
-              <w:t>40</w:t>
+              <w:t>38</w:t>
             </w:r>
           </w:hyperlink>
         </w:p>
@@ -1630,7 +1630,7 @@
             </w:tabs>
             <w:rPr/>
           </w:pPr>
-          <w:hyperlink w:anchor="__RefHeading___Toc5700_289645041">
+          <w:hyperlink w:anchor="__RefHeading___Toc5700_1182654989">
             <w:r>
               <w:rPr>
                 <w:webHidden/>
@@ -1638,7 +1638,7 @@
               </w:rPr>
               <w:t>14.4 What does NOT belong in a sequence</w:t>
               <w:tab/>
-              <w:t>40</w:t>
+              <w:t>38</w:t>
             </w:r>
           </w:hyperlink>
         </w:p>
@@ -1651,7 +1651,7 @@
             </w:tabs>
             <w:rPr/>
           </w:pPr>
-          <w:hyperlink w:anchor="__RefHeading___Toc5702_289645041">
+          <w:hyperlink w:anchor="__RefHeading___Toc5702_1182654989">
             <w:r>
               <w:rPr>
                 <w:webHidden/>
@@ -1659,7 +1659,7 @@
               </w:rPr>
               <w:t>15 The board registry</w:t>
               <w:tab/>
-              <w:t>41</w:t>
+              <w:t>39</w:t>
             </w:r>
           </w:hyperlink>
         </w:p>
@@ -1672,7 +1672,7 @@
             </w:tabs>
             <w:rPr/>
           </w:pPr>
-          <w:hyperlink w:anchor="__RefHeading___Toc5704_289645041">
+          <w:hyperlink w:anchor="__RefHeading___Toc5704_1182654989">
             <w:r>
               <w:rPr>
                 <w:webHidden/>
@@ -1680,7 +1680,7 @@
               </w:rPr>
               <w:t>15.1 BoardSpec</w:t>
               <w:tab/>
-              <w:t>41</w:t>
+              <w:t>39</w:t>
             </w:r>
           </w:hyperlink>
         </w:p>
@@ -1693,7 +1693,7 @@
             </w:tabs>
             <w:rPr/>
           </w:pPr>
-          <w:hyperlink w:anchor="__RefHeading___Toc5706_289645041">
+          <w:hyperlink w:anchor="__RefHeading___Toc5706_1182654989">
             <w:r>
               <w:rPr>
                 <w:webHidden/>
@@ -1701,7 +1701,7 @@
               </w:rPr>
               <w:t>15.2 The two boards in this lab</w:t>
               <w:tab/>
-              <w:t>41</w:t>
+              <w:t>39</w:t>
             </w:r>
           </w:hyperlink>
         </w:p>
@@ -1714,7 +1714,7 @@
             </w:tabs>
             <w:rPr/>
           </w:pPr>
-          <w:hyperlink w:anchor="__RefHeading___Toc5708_289645041">
+          <w:hyperlink w:anchor="__RefHeading___Toc5708_1182654989">
             <w:r>
               <w:rPr>
                 <w:webHidden/>
@@ -1722,7 +1722,7 @@
               </w:rPr>
               <w:t>15.3 Using it</w:t>
               <w:tab/>
-              <w:t>42</w:t>
+              <w:t>40</w:t>
             </w:r>
           </w:hyperlink>
         </w:p>
@@ -1735,7 +1735,7 @@
             </w:tabs>
             <w:rPr/>
           </w:pPr>
-          <w:hyperlink w:anchor="__RefHeading___Toc5710_289645041">
+          <w:hyperlink w:anchor="__RefHeading___Toc5710_1182654989">
             <w:r>
               <w:rPr>
                 <w:webHidden/>
@@ -1743,7 +1743,7 @@
               </w:rPr>
               <w:t>15.4 The CLI</w:t>
               <w:tab/>
-              <w:t>42</w:t>
+              <w:t>40</w:t>
             </w:r>
           </w:hyperlink>
         </w:p>
@@ -1756,7 +1756,7 @@
             </w:tabs>
             <w:rPr/>
           </w:pPr>
-          <w:hyperlink w:anchor="__RefHeading___Toc5712_289645041">
+          <w:hyperlink w:anchor="__RefHeading___Toc5712_1182654989">
             <w:r>
               <w:rPr>
                 <w:webHidden/>
@@ -1764,7 +1764,7 @@
               </w:rPr>
               <w:t>16 Programming</w:t>
               <w:tab/>
-              <w:t>43</w:t>
+              <w:t>41</w:t>
             </w:r>
           </w:hyperlink>
         </w:p>
@@ -1777,7 +1777,7 @@
             </w:tabs>
             <w:rPr/>
           </w:pPr>
-          <w:hyperlink w:anchor="__RefHeading___Toc5714_289645041">
+          <w:hyperlink w:anchor="__RefHeading___Toc5714_1182654989">
             <w:r>
               <w:rPr>
                 <w:webHidden/>
@@ -1785,7 +1785,7 @@
               </w:rPr>
               <w:t>16.0.1 Figure 4.1: The program path</w:t>
               <w:tab/>
-              <w:t>43</w:t>
+              <w:t>41</w:t>
             </w:r>
           </w:hyperlink>
         </w:p>
@@ -1798,7 +1798,7 @@
             </w:tabs>
             <w:rPr/>
           </w:pPr>
-          <w:hyperlink w:anchor="__RefHeading___Toc5716_289645041">
+          <w:hyperlink w:anchor="__RefHeading___Toc5716_1182654989">
             <w:r>
               <w:rPr>
                 <w:webHidden/>
@@ -1806,7 +1806,7 @@
               </w:rPr>
               <w:t>16.1 Order of checks</w:t>
               <w:tab/>
-              <w:t>45</w:t>
+              <w:t>41</w:t>
             </w:r>
           </w:hyperlink>
         </w:p>
@@ -1819,7 +1819,7 @@
             </w:tabs>
             <w:rPr/>
           </w:pPr>
-          <w:hyperlink w:anchor="__RefHeading___Toc5718_289645041">
+          <w:hyperlink w:anchor="__RefHeading___Toc5718_1182654989">
             <w:r>
               <w:rPr>
                 <w:webHidden/>
@@ -1827,7 +1827,7 @@
               </w:rPr>
               <w:t>16.2 The environment handed to Tcl</w:t>
               <w:tab/>
-              <w:t>45</w:t>
+              <w:t>42</w:t>
             </w:r>
           </w:hyperlink>
         </w:p>
@@ -1840,7 +1840,7 @@
             </w:tabs>
             <w:rPr/>
           </w:pPr>
-          <w:hyperlink w:anchor="__RefHeading___Toc5720_289645041">
+          <w:hyperlink w:anchor="__RefHeading___Toc5720_1182654989">
             <w:r>
               <w:rPr>
                 <w:webHidden/>
@@ -1848,7 +1848,7 @@
               </w:rPr>
               <w:t>16.3 From a Makefile</w:t>
               <w:tab/>
-              <w:t>45</w:t>
+              <w:t>42</w:t>
             </w:r>
           </w:hyperlink>
         </w:p>
@@ -1861,7 +1861,7 @@
             </w:tabs>
             <w:rPr/>
           </w:pPr>
-          <w:hyperlink w:anchor="__RefHeading___Toc5722_289645041">
+          <w:hyperlink w:anchor="__RefHeading___Toc5722_1182654989">
             <w:r>
               <w:rPr>
                 <w:webHidden/>
@@ -1869,7 +1869,7 @@
               </w:rPr>
               <w:t>17 Locking and identity</w:t>
               <w:tab/>
-              <w:t>46</w:t>
+              <w:t>43</w:t>
             </w:r>
           </w:hyperlink>
         </w:p>
@@ -1882,7 +1882,7 @@
             </w:tabs>
             <w:rPr/>
           </w:pPr>
-          <w:hyperlink w:anchor="__RefHeading___Toc5724_289645041">
+          <w:hyperlink w:anchor="__RefHeading___Toc5724_1182654989">
             <w:r>
               <w:rPr>
                 <w:webHidden/>
@@ -1890,7 +1890,7 @@
               </w:rPr>
               <w:t>17.1 The lock</w:t>
               <w:tab/>
-              <w:t>46</w:t>
+              <w:t>43</w:t>
             </w:r>
           </w:hyperlink>
         </w:p>
@@ -1903,7 +1903,7 @@
             </w:tabs>
             <w:rPr/>
           </w:pPr>
-          <w:hyperlink w:anchor="__RefHeading___Toc5726_289645041">
+          <w:hyperlink w:anchor="__RefHeading___Toc5726_1182654989">
             <w:r>
               <w:rPr>
                 <w:webHidden/>
@@ -1911,7 +1911,7 @@
               </w:rPr>
               <w:t>17.2 Why a lock is not sufficient</w:t>
               <w:tab/>
-              <w:t>46</w:t>
+              <w:t>43</w:t>
             </w:r>
           </w:hyperlink>
         </w:p>
@@ -1924,7 +1924,7 @@
             </w:tabs>
             <w:rPr/>
           </w:pPr>
-          <w:hyperlink w:anchor="__RefHeading___Toc5728_289645041">
+          <w:hyperlink w:anchor="__RefHeading___Toc5728_1182654989">
             <w:r>
               <w:rPr>
                 <w:webHidden/>
@@ -1932,7 +1932,7 @@
               </w:rPr>
               <w:t>17.3 The identity readback</w:t>
               <w:tab/>
-              <w:t>46</w:t>
+              <w:t>43</w:t>
             </w:r>
           </w:hyperlink>
         </w:p>
@@ -1945,7 +1945,7 @@
             </w:tabs>
             <w:rPr/>
           </w:pPr>
-          <w:hyperlink w:anchor="__RefHeading___Toc5730_289645041">
+          <w:hyperlink w:anchor="__RefHeading___Toc5730_1182654989">
             <w:r>
               <w:rPr>
                 <w:webHidden/>
@@ -1953,7 +1953,7 @@
               </w:rPr>
               <w:t>17.4 The record</w:t>
               <w:tab/>
-              <w:t>47</w:t>
+              <w:t>44</w:t>
             </w:r>
           </w:hyperlink>
         </w:p>
@@ -1966,7 +1966,7 @@
             </w:tabs>
             <w:rPr/>
           </w:pPr>
-          <w:hyperlink w:anchor="__RefHeading___Toc5732_289645041">
+          <w:hyperlink w:anchor="__RefHeading___Toc5732_1182654989">
             <w:r>
               <w:rPr>
                 <w:webHidden/>
@@ -1974,7 +1974,7 @@
               </w:rPr>
               <w:t>17.5 Status</w:t>
               <w:tab/>
-              <w:t>48</w:t>
+              <w:t>45</w:t>
             </w:r>
           </w:hyperlink>
         </w:p>
@@ -1987,7 +1987,7 @@
             </w:tabs>
             <w:rPr/>
           </w:pPr>
-          <w:hyperlink w:anchor="__RefHeading___Toc5734_289645041">
+          <w:hyperlink w:anchor="__RefHeading___Toc5734_1182654989">
             <w:r>
               <w:rPr>
                 <w:webHidden/>
@@ -1995,7 +1995,7 @@
               </w:rPr>
               <w:t>18 Naming, and why the prefixes are load-bearing</w:t>
               <w:tab/>
-              <w:t>49</w:t>
+              <w:t>46</w:t>
             </w:r>
           </w:hyperlink>
         </w:p>
@@ -2008,7 +2008,7 @@
             </w:tabs>
             <w:rPr/>
           </w:pPr>
-          <w:hyperlink w:anchor="__RefHeading___Toc5736_289645041">
+          <w:hyperlink w:anchor="__RefHeading___Toc5736_1182654989">
             <w:r>
               <w:rPr>
                 <w:webHidden/>
@@ -2016,7 +2016,7 @@
               </w:rPr>
               <w:t>18.0.1 Figure 5.1: Where each kind of file lives</w:t>
               <w:tab/>
-              <w:t>49</w:t>
+              <w:t>46</w:t>
             </w:r>
           </w:hyperlink>
         </w:p>
@@ -2029,7 +2029,7 @@
             </w:tabs>
             <w:rPr/>
           </w:pPr>
-          <w:hyperlink w:anchor="__RefHeading___Toc5738_289645041">
+          <w:hyperlink w:anchor="__RefHeading___Toc5738_1182654989">
             <w:r>
               <w:rPr>
                 <w:webHidden/>
@@ -2037,7 +2037,7 @@
               </w:rPr>
               <w:t>18.1 The table, and the two things that read it</w:t>
               <w:tab/>
-              <w:t>49</w:t>
+              <w:t>46</w:t>
             </w:r>
           </w:hyperlink>
         </w:p>
@@ -2050,7 +2050,7 @@
             </w:tabs>
             <w:rPr/>
           </w:pPr>
-          <w:hyperlink w:anchor="__RefHeading___Toc5740_289645041">
+          <w:hyperlink w:anchor="__RefHeading___Toc5740_1182654989">
             <w:r>
               <w:rPr>
                 <w:webHidden/>
@@ -2058,7 +2058,7 @@
               </w:rPr>
               <w:t>18.2 The prefix marks the file, not the directory</w:t>
               <w:tab/>
-              <w:t>50</w:t>
+              <w:t>47</w:t>
             </w:r>
           </w:hyperlink>
         </w:p>
@@ -2071,7 +2071,7 @@
             </w:tabs>
             <w:rPr/>
           </w:pPr>
-          <w:hyperlink w:anchor="__RefHeading___Toc5742_289645041">
+          <w:hyperlink w:anchor="__RefHeading___Toc5742_1182654989">
             <w:r>
               <w:rPr>
                 <w:webHidden/>
@@ -2079,7 +2079,7 @@
               </w:rPr>
               <w:t>18.3 Measured status, 2026-09-30</w:t>
               <w:tab/>
-              <w:t>51</w:t>
+              <w:t>47</w:t>
             </w:r>
           </w:hyperlink>
         </w:p>
@@ -2092,7 +2092,7 @@
             </w:tabs>
             <w:rPr/>
           </w:pPr>
-          <w:hyperlink w:anchor="__RefHeading___Toc5744_289645041">
+          <w:hyperlink w:anchor="__RefHeading___Toc5744_1182654989">
             <w:r>
               <w:rPr>
                 <w:webHidden/>
@@ -2100,7 +2100,7 @@
               </w:rPr>
               <w:t>19 Resolving paths</w:t>
               <w:tab/>
-              <w:t>52</w:t>
+              <w:t>49</w:t>
             </w:r>
           </w:hyperlink>
         </w:p>
@@ -2113,7 +2113,7 @@
             </w:tabs>
             <w:rPr/>
           </w:pPr>
-          <w:hyperlink w:anchor="__RefHeading___Toc5746_289645041">
+          <w:hyperlink w:anchor="__RefHeading___Toc5746_1182654989">
             <w:r>
               <w:rPr>
                 <w:webHidden/>
@@ -2121,7 +2121,7 @@
               </w:rPr>
               <w:t>19.1 What happened</w:t>
               <w:tab/>
-              <w:t>52</w:t>
+              <w:t>49</w:t>
             </w:r>
           </w:hyperlink>
         </w:p>
@@ -2134,7 +2134,7 @@
             </w:tabs>
             <w:rPr/>
           </w:pPr>
-          <w:hyperlink w:anchor="__RefHeading___Toc5748_289645041">
+          <w:hyperlink w:anchor="__RefHeading___Toc5748_1182654989">
             <w:r>
               <w:rPr>
                 <w:webHidden/>
@@ -2142,7 +2142,7 @@
               </w:rPr>
               <w:t>19.2 The pattern</w:t>
               <w:tab/>
-              <w:t>52</w:t>
+              <w:t>49</w:t>
             </w:r>
           </w:hyperlink>
         </w:p>
@@ -2155,7 +2155,7 @@
             </w:tabs>
             <w:rPr/>
           </w:pPr>
-          <w:hyperlink w:anchor="__RefHeading___Toc5750_289645041">
+          <w:hyperlink w:anchor="__RefHeading___Toc5750_1182654989">
             <w:r>
               <w:rPr>
                 <w:webHidden/>
@@ -2163,7 +2163,7 @@
               </w:rPr>
               <w:t>19.3 Using it</w:t>
               <w:tab/>
-              <w:t>53</w:t>
+              <w:t>50</w:t>
             </w:r>
           </w:hyperlink>
         </w:p>
@@ -2176,7 +2176,7 @@
             </w:tabs>
             <w:rPr/>
           </w:pPr>
-          <w:hyperlink w:anchor="__RefHeading___Toc5752_289645041">
+          <w:hyperlink w:anchor="__RefHeading___Toc5752_1182654989">
             <w:r>
               <w:rPr>
                 <w:webHidden/>
@@ -2184,7 +2184,7 @@
               </w:rPr>
               <w:t>19.4 Why an entry point still needs it</w:t>
               <w:tab/>
-              <w:t>53</w:t>
+              <w:t>50</w:t>
             </w:r>
           </w:hyperlink>
         </w:p>
@@ -2197,7 +2197,7 @@
             </w:tabs>
             <w:rPr/>
           </w:pPr>
-          <w:hyperlink w:anchor="__RefHeading___Toc5754_289645041">
+          <w:hyperlink w:anchor="__RefHeading___Toc5754_1182654989">
             <w:r>
               <w:rPr>
                 <w:webHidden/>
@@ -2205,7 +2205,7 @@
               </w:rPr>
               <w:t>19.5 The corollary for generators</w:t>
               <w:tab/>
-              <w:t>53</w:t>
+              <w:t>50</w:t>
             </w:r>
           </w:hyperlink>
         </w:p>
@@ -2218,7 +2218,7 @@
             </w:tabs>
             <w:rPr/>
           </w:pPr>
-          <w:hyperlink w:anchor="__RefHeading___Toc5756_289645041">
+          <w:hyperlink w:anchor="__RefHeading___Toc5756_1182654989">
             <w:r>
               <w:rPr>
                 <w:webHidden/>
@@ -2226,7 +2226,7 @@
               </w:rPr>
               <w:t>19.6 One name, one thing</w:t>
               <w:tab/>
-              <w:t>53</w:t>
+              <w:t>50</w:t>
             </w:r>
           </w:hyperlink>
         </w:p>
@@ -2239,7 +2239,7 @@
             </w:tabs>
             <w:rPr/>
           </w:pPr>
-          <w:hyperlink w:anchor="__RefHeading___Toc5758_289645041">
+          <w:hyperlink w:anchor="__RefHeading___Toc5758_1182654989">
             <w:r>
               <w:rPr>
                 <w:webHidden/>
@@ -2247,7 +2247,7 @@
               </w:rPr>
               <w:t>20 Standing up a new flow</w:t>
               <w:tab/>
-              <w:t>54</w:t>
+              <w:t>51</w:t>
             </w:r>
           </w:hyperlink>
         </w:p>
@@ -2260,7 +2260,7 @@
             </w:tabs>
             <w:rPr/>
           </w:pPr>
-          <w:hyperlink w:anchor="__RefHeading___Toc5760_289645041">
+          <w:hyperlink w:anchor="__RefHeading___Toc5760_1182654989">
             <w:r>
               <w:rPr>
                 <w:webHidden/>
@@ -2268,7 +2268,7 @@
               </w:rPr>
               <w:t>20.1 1. Register the board, if it is new</w:t>
               <w:tab/>
-              <w:t>54</w:t>
+              <w:t>51</w:t>
             </w:r>
           </w:hyperlink>
         </w:p>
@@ -2281,7 +2281,7 @@
             </w:tabs>
             <w:rPr/>
           </w:pPr>
-          <w:hyperlink w:anchor="__RefHeading___Toc5762_289645041">
+          <w:hyperlink w:anchor="__RefHeading___Toc5762_1182654989">
             <w:r>
               <w:rPr>
                 <w:webHidden/>
@@ -2289,7 +2289,7 @@
               </w:rPr>
               <w:t>20.2 2. Confirm the board is visible before writing any code</w:t>
               <w:tab/>
-              <w:t>54</w:t>
+              <w:t>51</w:t>
             </w:r>
           </w:hyperlink>
         </w:p>
@@ -2302,7 +2302,7 @@
             </w:tabs>
             <w:rPr/>
           </w:pPr>
-          <w:hyperlink w:anchor="__RefHeading___Toc5764_289645041">
+          <w:hyperlink w:anchor="__RefHeading___Toc5764_1182654989">
             <w:r>
               <w:rPr>
                 <w:webHidden/>
@@ -2310,7 +2310,7 @@
               </w:rPr>
               <w:t>20.3 3. Create the directory skeleton</w:t>
               <w:tab/>
-              <w:t>54</w:t>
+              <w:t>51</w:t>
             </w:r>
           </w:hyperlink>
         </w:p>
@@ -2323,7 +2323,7 @@
             </w:tabs>
             <w:rPr/>
           </w:pPr>
-          <w:hyperlink w:anchor="__RefHeading___Toc5766_289645041">
+          <w:hyperlink w:anchor="__RefHeading___Toc5766_1182654989">
             <w:r>
               <w:rPr>
                 <w:webHidden/>
@@ -2331,7 +2331,7 @@
               </w:rPr>
               <w:t>20.4 4. Add the area’s environment module</w:t>
               <w:tab/>
-              <w:t>54</w:t>
+              <w:t>51</w:t>
             </w:r>
           </w:hyperlink>
         </w:p>
@@ -2344,7 +2344,7 @@
             </w:tabs>
             <w:rPr/>
           </w:pPr>
-          <w:hyperlink w:anchor="__RefHeading___Toc5768_289645041">
+          <w:hyperlink w:anchor="__RefHeading___Toc5768_1182654989">
             <w:r>
               <w:rPr>
                 <w:webHidden/>
@@ -2352,7 +2352,7 @@
               </w:rPr>
               <w:t>20.5 5. Give the harness an identity register</w:t>
               <w:tab/>
-              <w:t>54</w:t>
+              <w:t>51</w:t>
             </w:r>
           </w:hyperlink>
         </w:p>
@@ -2365,7 +2365,7 @@
             </w:tabs>
             <w:rPr/>
           </w:pPr>
-          <w:hyperlink w:anchor="__RefHeading___Toc5770_289645041">
+          <w:hyperlink w:anchor="__RefHeading___Toc5770_1182654989">
             <w:r>
               <w:rPr>
                 <w:webHidden/>
@@ -2373,7 +2373,7 @@
               </w:rPr>
               <w:t>20.6 6. Write the init sequence first</w:t>
               <w:tab/>
-              <w:t>54</w:t>
+              <w:t>51</w:t>
             </w:r>
           </w:hyperlink>
         </w:p>
@@ -2386,7 +2386,7 @@
             </w:tabs>
             <w:rPr/>
           </w:pPr>
-          <w:hyperlink w:anchor="__RefHeading___Toc5772_289645041">
+          <w:hyperlink w:anchor="__RefHeading___Toc5772_1182654989">
             <w:r>
               <w:rPr>
                 <w:webHidden/>
@@ -2394,7 +2394,7 @@
               </w:rPr>
               <w:t>20.7 7. Write the entry point</w:t>
               <w:tab/>
-              <w:t>55</w:t>
+              <w:t>52</w:t>
             </w:r>
           </w:hyperlink>
         </w:p>
@@ -2407,7 +2407,7 @@
             </w:tabs>
             <w:rPr/>
           </w:pPr>
-          <w:hyperlink w:anchor="__RefHeading___Toc5774_289645041">
+          <w:hyperlink w:anchor="__RefHeading___Toc5774_1182654989">
             <w:r>
               <w:rPr>
                 <w:webHidden/>
@@ -2415,7 +2415,7 @@
               </w:rPr>
               <w:t>20.8 8. Make it run in simulation</w:t>
               <w:tab/>
-              <w:t>55</w:t>
+              <w:t>52</w:t>
             </w:r>
           </w:hyperlink>
         </w:p>
@@ -2428,7 +2428,7 @@
             </w:tabs>
             <w:rPr/>
           </w:pPr>
-          <w:hyperlink w:anchor="__RefHeading___Toc5776_289645041">
+          <w:hyperlink w:anchor="__RefHeading___Toc5776_1182654989">
             <w:r>
               <w:rPr>
                 <w:webHidden/>
@@ -2436,7 +2436,7 @@
               </w:rPr>
               <w:t>20.9 9. Lock the board paths</w:t>
               <w:tab/>
-              <w:t>55</w:t>
+              <w:t>52</w:t>
             </w:r>
           </w:hyperlink>
         </w:p>
@@ -2449,7 +2449,7 @@
             </w:tabs>
             <w:rPr/>
           </w:pPr>
-          <w:hyperlink w:anchor="__RefHeading___Toc5778_289645041">
+          <w:hyperlink w:anchor="__RefHeading___Toc5778_1182654989">
             <w:r>
               <w:rPr>
                 <w:webHidden/>
@@ -2457,7 +2457,7 @@
               </w:rPr>
               <w:t>20.10 10. Record what you programmed</w:t>
               <w:tab/>
-              <w:t>55</w:t>
+              <w:t>52</w:t>
             </w:r>
           </w:hyperlink>
         </w:p>
@@ -2470,7 +2470,7 @@
             </w:tabs>
             <w:rPr/>
           </w:pPr>
-          <w:hyperlink w:anchor="__RefHeading___Toc5780_289645041">
+          <w:hyperlink w:anchor="__RefHeading___Toc5780_1182654989">
             <w:r>
               <w:rPr>
                 <w:webHidden/>
@@ -2478,7 +2478,7 @@
               </w:rPr>
               <w:t>20.11 Checklist</w:t>
               <w:tab/>
-              <w:t>55</w:t>
+              <w:t>52</w:t>
             </w:r>
           </w:hyperlink>
           <w:r>
@@ -2624,7 +2624,7 @@
           <w:rPr>
             <w:rStyle w:val="ListLabel1"/>
           </w:rPr>
-          <w:t>20</w:t>
+          <w:t>19</w:t>
         </w:r>
         <w:r>
           <w:rPr>
@@ -2681,7 +2681,7 @@
           <w:rPr>
             <w:rStyle w:val="ListLabel1"/>
           </w:rPr>
-          <w:t>35</w:t>
+          <w:t>34</w:t>
         </w:r>
         <w:r>
           <w:rPr>
@@ -2738,7 +2738,7 @@
           <w:rPr>
             <w:rStyle w:val="ListLabel1"/>
           </w:rPr>
-          <w:t>43</w:t>
+          <w:t>41</w:t>
         </w:r>
         <w:r>
           <w:rPr>
@@ -2795,7 +2795,7 @@
           <w:rPr>
             <w:rStyle w:val="ListLabel1"/>
           </w:rPr>
-          <w:t>49</w:t>
+          <w:t>46</w:t>
         </w:r>
         <w:r>
           <w:rPr>
@@ -2906,7 +2906,7 @@
         <w:spacing w:before="0" w:after="120"/>
         <w:rPr/>
       </w:pPr>
-      <w:bookmarkStart w:id="2" w:name="__RefHeading___Toc5560_289645041"/>
+      <w:bookmarkStart w:id="2" w:name="__RefHeading___Toc5560_1182654989"/>
       <w:bookmarkEnd w:id="2"/>
       <w:r>
         <w:rPr>
@@ -2944,7 +2944,7 @@
         <w:rPr>
           <w:sz w:val="20"/>
         </w:rPr>
-        <w:t xml:space="preserve"> 2026-10-02</w:t>
+        <w:t xml:space="preserve"> 2026-10-13</w:t>
       </w:r>
       <w:bookmarkEnd w:id="1"/>
       <w:r>
@@ -2958,7 +2958,7 @@
         <w:spacing w:before="360" w:after="120"/>
         <w:rPr/>
       </w:pPr>
-      <w:bookmarkStart w:id="3" w:name="__RefHeading___Toc5562_289645041"/>
+      <w:bookmarkStart w:id="3" w:name="__RefHeading___Toc5562_1182654989"/>
       <w:bookmarkStart w:id="4" w:name="overview"/>
       <w:bookmarkEnd w:id="3"/>
       <w:r>
@@ -3115,7 +3115,7 @@
         <w:spacing w:before="280" w:after="80"/>
         <w:rPr/>
       </w:pPr>
-      <w:bookmarkStart w:id="5" w:name="__RefHeading___Toc5564_289645041"/>
+      <w:bookmarkStart w:id="5" w:name="__RefHeading___Toc5564_1182654989"/>
       <w:bookmarkEnd w:id="5"/>
       <w:r>
         <w:rPr>
@@ -3581,7 +3581,7 @@
         <w:spacing w:before="280" w:after="80"/>
         <w:rPr/>
       </w:pPr>
-      <w:bookmarkStart w:id="7" w:name="__RefHeading___Toc5566_289645041"/>
+      <w:bookmarkStart w:id="7" w:name="__RefHeading___Toc5566_1182654989"/>
       <w:bookmarkEnd w:id="7"/>
       <w:r>
         <w:rPr>
@@ -3694,7 +3694,7 @@
         <w:spacing w:before="280" w:after="80"/>
         <w:rPr/>
       </w:pPr>
-      <w:bookmarkStart w:id="8" w:name="__RefHeading___Toc5568_289645041"/>
+      <w:bookmarkStart w:id="8" w:name="__RefHeading___Toc5568_1182654989"/>
       <w:bookmarkStart w:id="9" w:name="the-one-property-worth-protecting"/>
       <w:bookmarkEnd w:id="8"/>
       <w:r>
@@ -3780,7 +3780,7 @@
         <w:spacing w:before="360" w:after="120"/>
         <w:rPr/>
       </w:pPr>
-      <w:bookmarkStart w:id="12" w:name="__RefHeading___Toc5570_289645041"/>
+      <w:bookmarkStart w:id="12" w:name="__RefHeading___Toc5570_1182654989"/>
       <w:bookmarkStart w:id="13" w:name="layering"/>
       <w:bookmarkEnd w:id="12"/>
       <w:r>
@@ -3808,7 +3808,7 @@
         <w:spacing w:before="200" w:after="80"/>
         <w:rPr/>
       </w:pPr>
-      <w:bookmarkStart w:id="14" w:name="__RefHeading___Toc5572_289645041"/>
+      <w:bookmarkStart w:id="14" w:name="__RefHeading___Toc5572_1182654989"/>
       <w:bookmarkStart w:id="15" w:name="X05f61400db4d76f73d4fd8f3062a3b2a0291818"/>
       <w:bookmarkStart w:id="16" w:name="_Fig_1_Layering_of_the_host"/>
       <w:bookmarkEnd w:id="14"/>
@@ -3841,7 +3841,7 @@
         <w:rPr/>
         <w:drawing>
           <wp:inline distT="0" distB="0" distL="0" distR="0">
-            <wp:extent cx="5334000" cy="5673090"/>
+            <wp:extent cx="5334000" cy="4646295"/>
             <wp:effectExtent l="0" t="0" r="0" b="0"/>
             <wp:docPr id="2" name="Picture" descr="Layering of the host-side stack"/>
             <wp:cNvGraphicFramePr>
@@ -3865,7 +3865,7 @@
                   <pic:spPr bwMode="auto">
                     <a:xfrm>
                       <a:off x="0" y="0"/>
-                      <a:ext cx="5334000" cy="5673090"/>
+                      <a:ext cx="5334000" cy="4646295"/>
                     </a:xfrm>
                     <a:prstGeom prst="rect">
                       <a:avLst/>
@@ -3911,7 +3911,7 @@
         <w:spacing w:before="280" w:after="80"/>
         <w:rPr/>
       </w:pPr>
-      <w:bookmarkStart w:id="18" w:name="__RefHeading___Toc5574_289645041"/>
+      <w:bookmarkStart w:id="18" w:name="__RefHeading___Toc5574_1182654989"/>
       <w:bookmarkStart w:id="19" w:name="entry-point"/>
       <w:bookmarkEnd w:id="18"/>
       <w:r>
@@ -4007,7 +4007,7 @@
         <w:spacing w:before="280" w:after="80"/>
         <w:rPr/>
       </w:pPr>
-      <w:bookmarkStart w:id="21" w:name="__RefHeading___Toc5576_289645041"/>
+      <w:bookmarkStart w:id="21" w:name="__RefHeading___Toc5576_1182654989"/>
       <w:bookmarkStart w:id="22" w:name="area-layer"/>
       <w:bookmarkEnd w:id="21"/>
       <w:r>
@@ -4134,7 +4134,7 @@
         <w:spacing w:before="280" w:after="80"/>
         <w:rPr/>
       </w:pPr>
-      <w:bookmarkStart w:id="23" w:name="__RefHeading___Toc5578_289645041"/>
+      <w:bookmarkStart w:id="23" w:name="__RefHeading___Toc5578_1182654989"/>
       <w:bookmarkStart w:id="24" w:name="shared-layer"/>
       <w:bookmarkEnd w:id="23"/>
       <w:r>
@@ -4775,7 +4775,7 @@
         <w:spacing w:before="280" w:after="80"/>
         <w:rPr/>
       </w:pPr>
-      <w:bookmarkStart w:id="26" w:name="__RefHeading___Toc5580_289645041"/>
+      <w:bookmarkStart w:id="26" w:name="__RefHeading___Toc5580_1182654989"/>
       <w:bookmarkStart w:id="27" w:name="transport-and-silicon"/>
       <w:bookmarkEnd w:id="26"/>
       <w:r>
@@ -4845,7 +4845,7 @@
         <w:spacing w:before="280" w:after="80"/>
         <w:rPr/>
       </w:pPr>
-      <w:bookmarkStart w:id="28" w:name="__RefHeading___Toc5582_289645041"/>
+      <w:bookmarkStart w:id="28" w:name="__RefHeading___Toc5582_1182654989"/>
       <w:bookmarkStart w:id="29" w:name="the-direction-rule"/>
       <w:bookmarkEnd w:id="28"/>
       <w:r>
@@ -4893,7 +4893,7 @@
         <w:spacing w:before="360" w:after="120"/>
         <w:rPr/>
       </w:pPr>
-      <w:bookmarkStart w:id="32" w:name="__RefHeading___Toc5584_289645041"/>
+      <w:bookmarkStart w:id="32" w:name="__RefHeading___Toc5584_1182654989"/>
       <w:bookmarkStart w:id="33" w:name="acronyms-and-terminology"/>
       <w:bookmarkEnd w:id="32"/>
       <w:r>
@@ -6066,7 +6066,7 @@
         <w:spacing w:before="280" w:after="80"/>
         <w:rPr/>
       </w:pPr>
-      <w:bookmarkStart w:id="34" w:name="__RefHeading___Toc5586_289645041"/>
+      <w:bookmarkStart w:id="34" w:name="__RefHeading___Toc5586_1182654989"/>
       <w:bookmarkEnd w:id="34"/>
       <w:r>
         <w:rPr>
@@ -6244,7 +6244,7 @@
         <w:spacing w:before="360" w:after="120"/>
         <w:rPr/>
       </w:pPr>
-      <w:bookmarkStart w:id="35" w:name="__RefHeading___Toc5588_289645041"/>
+      <w:bookmarkStart w:id="35" w:name="__RefHeading___Toc5588_1182654989"/>
       <w:bookmarkStart w:id="36" w:name="references"/>
       <w:bookmarkEnd w:id="35"/>
       <w:r>
@@ -6275,7 +6275,7 @@
         <w:spacing w:before="280" w:after="80"/>
         <w:rPr/>
       </w:pPr>
-      <w:bookmarkStart w:id="37" w:name="__RefHeading___Toc5590_289645041"/>
+      <w:bookmarkStart w:id="37" w:name="__RefHeading___Toc5590_1182654989"/>
       <w:bookmarkStart w:id="38" w:name="in-this-repository"/>
       <w:bookmarkEnd w:id="37"/>
       <w:r>
@@ -7294,7 +7294,7 @@
         <w:spacing w:before="280" w:after="80"/>
         <w:rPr/>
       </w:pPr>
-      <w:bookmarkStart w:id="40" w:name="__RefHeading___Toc5592_289645041"/>
+      <w:bookmarkStart w:id="40" w:name="__RefHeading___Toc5592_1182654989"/>
       <w:bookmarkEnd w:id="40"/>
       <w:r>
         <w:rPr>
@@ -7553,7 +7553,7 @@
         <w:spacing w:before="280" w:after="80"/>
         <w:rPr/>
       </w:pPr>
-      <w:bookmarkStart w:id="42" w:name="__RefHeading___Toc5594_289645041"/>
+      <w:bookmarkStart w:id="42" w:name="__RefHeading___Toc5594_1182654989"/>
       <w:bookmarkEnd w:id="42"/>
       <w:r>
         <w:rPr>
@@ -7656,7 +7656,7 @@
         <w:spacing w:before="280" w:after="80"/>
         <w:rPr/>
       </w:pPr>
-      <w:bookmarkStart w:id="43" w:name="__RefHeading___Toc5596_289645041"/>
+      <w:bookmarkStart w:id="43" w:name="__RefHeading___Toc5596_1182654989"/>
       <w:bookmarkStart w:id="44" w:name="a-note-on-register-documentation"/>
       <w:bookmarkEnd w:id="43"/>
       <w:r>
@@ -7715,7 +7715,7 @@
         <w:spacing w:before="360" w:after="120"/>
         <w:rPr/>
       </w:pPr>
-      <w:bookmarkStart w:id="45" w:name="__RefHeading___Toc5598_289645041"/>
+      <w:bookmarkStart w:id="45" w:name="__RefHeading___Toc5598_1182654989"/>
       <w:bookmarkStart w:id="46" w:name="port-discovery"/>
       <w:bookmarkEnd w:id="45"/>
       <w:r>
@@ -7743,7 +7743,7 @@
         <w:spacing w:before="200" w:after="80"/>
         <w:rPr/>
       </w:pPr>
-      <w:bookmarkStart w:id="47" w:name="__RefHeading___Toc5600_289645041"/>
+      <w:bookmarkStart w:id="47" w:name="__RefHeading___Toc5600_1182654989"/>
       <w:bookmarkStart w:id="48" w:name="figure-2.1-the-uart-flow-host-to-silicon"/>
       <w:bookmarkStart w:id="49" w:name="_Fig_2_The_UART_flow__host_"/>
       <w:bookmarkEnd w:id="47"/>
@@ -7834,7 +7834,7 @@
         <w:spacing w:before="280" w:after="80"/>
         <w:rPr/>
       </w:pPr>
-      <w:bookmarkStart w:id="51" w:name="__RefHeading___Toc5602_289645041"/>
+      <w:bookmarkStart w:id="51" w:name="__RefHeading___Toc5602_1182654989"/>
       <w:bookmarkStart w:id="52" w:name="the-problem"/>
       <w:bookmarkEnd w:id="51"/>
       <w:r>
@@ -7917,7 +7917,7 @@
         <w:spacing w:before="280" w:after="80"/>
         <w:rPr/>
       </w:pPr>
-      <w:bookmarkStart w:id="54" w:name="__RefHeading___Toc5604_289645041"/>
+      <w:bookmarkStart w:id="54" w:name="__RefHeading___Toc5604_1182654989"/>
       <w:bookmarkStart w:id="55" w:name="what-identifies-a-board"/>
       <w:bookmarkEnd w:id="54"/>
       <w:r>
@@ -8365,7 +8365,7 @@
         <w:spacing w:before="280" w:after="80"/>
         <w:rPr/>
       </w:pPr>
-      <w:bookmarkStart w:id="56" w:name="__RefHeading___Toc5606_289645041"/>
+      <w:bookmarkStart w:id="56" w:name="__RefHeading___Toc5606_1182654989"/>
       <w:bookmarkStart w:id="57" w:name="X0befad17fd680933683c0c2f9c786a9ed78c072"/>
       <w:bookmarkEnd w:id="56"/>
       <w:r>
@@ -8505,7 +8505,7 @@
         <w:spacing w:before="280" w:after="80"/>
         <w:rPr/>
       </w:pPr>
-      <w:bookmarkStart w:id="59" w:name="__RefHeading___Toc5608_289645041"/>
+      <w:bookmarkStart w:id="59" w:name="__RefHeading___Toc5608_1182654989"/>
       <w:bookmarkStart w:id="60" w:name="the-genesys-2-exception"/>
       <w:bookmarkEnd w:id="59"/>
       <w:r>
@@ -8698,7 +8698,7 @@
         <w:spacing w:before="280" w:after="80"/>
         <w:rPr/>
       </w:pPr>
-      <w:bookmarkStart w:id="61" w:name="__RefHeading___Toc5610_289645041"/>
+      <w:bookmarkStart w:id="61" w:name="__RefHeading___Toc5610_1182654989"/>
       <w:bookmarkStart w:id="62" w:name="listing-what-is-attached"/>
       <w:bookmarkEnd w:id="61"/>
       <w:r>
@@ -8768,7 +8768,7 @@
         <w:spacing w:before="360" w:after="120"/>
         <w:rPr/>
       </w:pPr>
-      <w:bookmarkStart w:id="65" w:name="__RefHeading___Toc5612_289645041"/>
+      <w:bookmarkStart w:id="65" w:name="__RefHeading___Toc5612_1182654989"/>
       <w:bookmarkStart w:id="66" w:name="probes"/>
       <w:bookmarkEnd w:id="65"/>
       <w:r>
@@ -8885,7 +8885,7 @@
         <w:spacing w:before="280" w:after="80"/>
         <w:rPr/>
       </w:pPr>
-      <w:bookmarkStart w:id="67" w:name="__RefHeading___Toc5614_289645041"/>
+      <w:bookmarkStart w:id="67" w:name="__RefHeading___Toc5614_1182654989"/>
       <w:bookmarkStart w:id="68" w:name="register_probe-read-only"/>
       <w:bookmarkEnd w:id="67"/>
       <w:r>
@@ -9036,7 +9036,7 @@
         <w:spacing w:before="280" w:after="80"/>
         <w:rPr/>
       </w:pPr>
-      <w:bookmarkStart w:id="69" w:name="__RefHeading___Toc5616_289645041"/>
+      <w:bookmarkStart w:id="69" w:name="__RefHeading___Toc5616_1182654989"/>
       <w:bookmarkStart w:id="70" w:name="Xf8a63e13e20a8ce2c2716d000bf92a6d63a02b1"/>
       <w:bookmarkEnd w:id="69"/>
       <w:r>
@@ -9264,7 +9264,7 @@
         <w:spacing w:before="280" w:after="80"/>
         <w:rPr/>
       </w:pPr>
-      <w:bookmarkStart w:id="71" w:name="__RefHeading___Toc5618_289645041"/>
+      <w:bookmarkStart w:id="71" w:name="__RefHeading___Toc5618_1182654989"/>
       <w:bookmarkStart w:id="72" w:name="the-resolution-order"/>
       <w:bookmarkEnd w:id="71"/>
       <w:r>
@@ -9676,7 +9676,7 @@
         <w:spacing w:before="360" w:after="120"/>
         <w:rPr/>
       </w:pPr>
-      <w:bookmarkStart w:id="73" w:name="__RefHeading___Toc5620_289645041"/>
+      <w:bookmarkStart w:id="73" w:name="__RefHeading___Toc5620_1182654989"/>
       <w:bookmarkStart w:id="74" w:name="the-link-and-the-bridge"/>
       <w:bookmarkEnd w:id="73"/>
       <w:r>
@@ -9745,7 +9745,7 @@
         <w:spacing w:before="280" w:after="80"/>
         <w:rPr/>
       </w:pPr>
-      <w:bookmarkStart w:id="75" w:name="__RefHeading___Toc5622_289645041"/>
+      <w:bookmarkStart w:id="75" w:name="__RefHeading___Toc5622_1182654989"/>
       <w:bookmarkStart w:id="76" w:name="uartlink"/>
       <w:bookmarkEnd w:id="75"/>
       <w:r>
@@ -10535,7 +10535,7 @@
         <w:spacing w:before="280" w:after="80"/>
         <w:rPr/>
       </w:pPr>
-      <w:bookmarkStart w:id="77" w:name="__RefHeading___Toc5624_289645041"/>
+      <w:bookmarkStart w:id="77" w:name="__RefHeading___Toc5624_1182654989"/>
       <w:bookmarkStart w:id="78" w:name="uartaxibridge"/>
       <w:bookmarkEnd w:id="77"/>
       <w:r>
@@ -11079,7 +11079,7 @@
         <w:spacing w:before="280" w:after="80"/>
         <w:rPr/>
       </w:pPr>
-      <w:bookmarkStart w:id="79" w:name="__RefHeading___Toc5626_289645041"/>
+      <w:bookmarkStart w:id="79" w:name="__RefHeading___Toc5626_1182654989"/>
       <w:bookmarkStart w:id="80" w:name="the-injection-point"/>
       <w:bookmarkEnd w:id="79"/>
       <w:r>
@@ -11477,7 +11477,7 @@
         <w:spacing w:before="280" w:after="80"/>
         <w:rPr/>
       </w:pPr>
-      <w:bookmarkStart w:id="81" w:name="__RefHeading___Toc5628_289645041"/>
+      <w:bookmarkStart w:id="81" w:name="__RefHeading___Toc5628_1182654989"/>
       <w:bookmarkStart w:id="82" w:name="resolving-the-bridges-location"/>
       <w:bookmarkEnd w:id="81"/>
       <w:r>
@@ -11641,7 +11641,7 @@
         <w:spacing w:before="360" w:after="120"/>
         <w:rPr/>
       </w:pPr>
-      <w:bookmarkStart w:id="83" w:name="__RefHeading___Toc5630_289645041"/>
+      <w:bookmarkStart w:id="83" w:name="__RefHeading___Toc5630_1182654989"/>
       <w:bookmarkStart w:id="84" w:name="the-wire-protocol"/>
       <w:bookmarkEnd w:id="83"/>
       <w:r>
@@ -11697,7 +11697,7 @@
         <w:spacing w:before="280" w:after="80"/>
         <w:rPr/>
       </w:pPr>
-      <w:bookmarkStart w:id="85" w:name="__RefHeading___Toc5632_289645041"/>
+      <w:bookmarkStart w:id="85" w:name="__RefHeading___Toc5632_1182654989"/>
       <w:bookmarkStart w:id="86" w:name="write"/>
       <w:bookmarkEnd w:id="85"/>
       <w:r>
@@ -12005,7 +12005,7 @@
         <w:spacing w:before="280" w:after="80"/>
         <w:rPr/>
       </w:pPr>
-      <w:bookmarkStart w:id="87" w:name="__RefHeading___Toc5634_289645041"/>
+      <w:bookmarkStart w:id="87" w:name="__RefHeading___Toc5634_1182654989"/>
       <w:bookmarkStart w:id="88" w:name="read"/>
       <w:bookmarkEnd w:id="87"/>
       <w:r>
@@ -12395,7 +12395,7 @@
         <w:spacing w:before="280" w:after="80"/>
         <w:rPr/>
       </w:pPr>
-      <w:bookmarkStart w:id="89" w:name="__RefHeading___Toc5636_289645041"/>
+      <w:bookmarkStart w:id="89" w:name="__RefHeading___Toc5636_1182654989"/>
       <w:bookmarkStart w:id="90" w:name="defaults"/>
       <w:bookmarkEnd w:id="89"/>
       <w:r>
@@ -12947,7 +12947,7 @@
         <w:spacing w:before="280" w:after="80"/>
         <w:rPr/>
       </w:pPr>
-      <w:bookmarkStart w:id="92" w:name="__RefHeading___Toc5638_289645041"/>
+      <w:bookmarkStart w:id="92" w:name="__RefHeading___Toc5638_1182654989"/>
       <w:bookmarkStart w:id="93" w:name="X2957a1b9307bd18305a100b3267cb3ada797f13"/>
       <w:bookmarkEnd w:id="92"/>
       <w:r>
@@ -13024,7 +13024,7 @@
         <w:spacing w:before="280" w:after="80"/>
         <w:rPr/>
       </w:pPr>
-      <w:bookmarkStart w:id="95" w:name="__RefHeading___Toc5640_289645041"/>
+      <w:bookmarkStart w:id="95" w:name="__RefHeading___Toc5640_1182654989"/>
       <w:bookmarkStart w:id="96" w:name="addressing"/>
       <w:bookmarkEnd w:id="95"/>
       <w:r>
@@ -13123,7 +13123,7 @@
         <w:spacing w:before="360" w:after="120"/>
         <w:rPr/>
       </w:pPr>
-      <w:bookmarkStart w:id="97" w:name="__RefHeading___Toc5642_289645041"/>
+      <w:bookmarkStart w:id="97" w:name="__RefHeading___Toc5642_1182654989"/>
       <w:bookmarkStart w:id="98" w:name="sim-and-silicon-equivalence"/>
       <w:bookmarkEnd w:id="97"/>
       <w:r>
@@ -13174,7 +13174,7 @@
         <w:spacing w:before="280" w:after="80"/>
         <w:rPr/>
       </w:pPr>
-      <w:bookmarkStart w:id="99" w:name="__RefHeading___Toc5644_289645041"/>
+      <w:bookmarkStart w:id="99" w:name="__RefHeading___Toc5644_1182654989"/>
       <w:bookmarkStart w:id="100" w:name="the-mechanism"/>
       <w:bookmarkEnd w:id="99"/>
       <w:r>
@@ -13752,7 +13752,7 @@
         <w:spacing w:before="280" w:after="80"/>
         <w:rPr/>
       </w:pPr>
-      <w:bookmarkStart w:id="101" w:name="__RefHeading___Toc5646_289645041"/>
+      <w:bookmarkStart w:id="101" w:name="__RefHeading___Toc5646_1182654989"/>
       <w:bookmarkStart w:id="102" w:name="what-differs-and-what-must-not"/>
       <w:bookmarkEnd w:id="101"/>
       <w:r>
@@ -14283,7 +14283,7 @@
         <w:spacing w:before="280" w:after="80"/>
         <w:rPr/>
       </w:pPr>
-      <w:bookmarkStart w:id="103" w:name="__RefHeading___Toc5648_289645041"/>
+      <w:bookmarkStart w:id="103" w:name="__RefHeading___Toc5648_1182654989"/>
       <w:bookmarkStart w:id="104" w:name="the-constraint-that-follows"/>
       <w:bookmarkEnd w:id="103"/>
       <w:r>
@@ -14409,7 +14409,7 @@
         <w:spacing w:before="280" w:after="80"/>
         <w:rPr/>
       </w:pPr>
-      <w:bookmarkStart w:id="105" w:name="__RefHeading___Toc5650_289645041"/>
+      <w:bookmarkStart w:id="105" w:name="__RefHeading___Toc5650_1182654989"/>
       <w:bookmarkStart w:id="106" w:name="the-anti-pattern"/>
       <w:bookmarkEnd w:id="105"/>
       <w:r>
@@ -14480,7 +14480,7 @@
         <w:spacing w:before="360" w:after="120"/>
         <w:rPr/>
       </w:pPr>
-      <w:bookmarkStart w:id="107" w:name="__RefHeading___Toc5652_289645041"/>
+      <w:bookmarkStart w:id="107" w:name="__RefHeading___Toc5652_1182654989"/>
       <w:bookmarkStart w:id="108" w:name="the-sequence-model"/>
       <w:bookmarkEnd w:id="107"/>
       <w:r>
@@ -14592,7 +14592,7 @@
         <w:rPr>
           <w:rStyle w:val="StringTok"/>
         </w:rPr>
-        <w:t>"projects/fpga-systems/NexysA7/pumice/bin"</w:t>
+        <w:t>"projects/fpga-systems/NexysA7/mem-ctrl-ip-ddr2/bin"</w:t>
       </w:r>
       <w:r>
         <w:rPr>
@@ -14656,7 +14656,7 @@
         <w:spacing w:before="280" w:after="80"/>
         <w:rPr/>
       </w:pPr>
-      <w:bookmarkStart w:id="109" w:name="__RefHeading___Toc5654_289645041"/>
+      <w:bookmarkStart w:id="109" w:name="__RefHeading___Toc5654_1182654989"/>
       <w:bookmarkStart w:id="110" w:name="X0fb04041aed354b3b3e67f50d64201e9827ed3f"/>
       <w:bookmarkEnd w:id="109"/>
       <w:r>
@@ -14696,7 +14696,7 @@
         <w:spacing w:before="200" w:after="80"/>
         <w:rPr/>
       </w:pPr>
-      <w:bookmarkStart w:id="111" w:name="__RefHeading___Toc5656_289645041"/>
+      <w:bookmarkStart w:id="111" w:name="__RefHeading___Toc5656_1182654989"/>
       <w:bookmarkStart w:id="112" w:name="a-sequence-never-opens-its-own-port"/>
       <w:bookmarkEnd w:id="111"/>
       <w:r>
@@ -14789,7 +14789,7 @@
         <w:spacing w:before="200" w:after="80"/>
         <w:rPr/>
       </w:pPr>
-      <w:bookmarkStart w:id="114" w:name="__RefHeading___Toc5658_289645041"/>
+      <w:bookmarkStart w:id="114" w:name="__RefHeading___Toc5658_1182654989"/>
       <w:bookmarkStart w:id="115" w:name="names-are-declared-and-resolved-up-front"/>
       <w:bookmarkEnd w:id="114"/>
       <w:r>
@@ -14888,7 +14888,7 @@
         <w:spacing w:before="280" w:after="80"/>
         <w:rPr/>
       </w:pPr>
-      <w:bookmarkStart w:id="118" w:name="__RefHeading___Toc5660_289645041"/>
+      <w:bookmarkStart w:id="118" w:name="__RefHeading___Toc5660_1182654989"/>
       <w:bookmarkStart w:id="119" w:name="anatomy"/>
       <w:bookmarkEnd w:id="118"/>
       <w:r>
@@ -15290,7 +15290,7 @@
         <w:spacing w:before="280" w:after="80"/>
         <w:rPr/>
       </w:pPr>
-      <w:bookmarkStart w:id="120" w:name="__RefHeading___Toc5662_289645041"/>
+      <w:bookmarkStart w:id="120" w:name="__RefHeading___Toc5662_1182654989"/>
       <w:bookmarkStart w:id="121" w:name="the-decorator-form"/>
       <w:bookmarkEnd w:id="120"/>
       <w:r>
@@ -15455,7 +15455,7 @@
         <w:spacing w:before="280" w:after="80"/>
         <w:rPr/>
       </w:pPr>
-      <w:bookmarkStart w:id="122" w:name="__RefHeading___Toc5664_289645041"/>
+      <w:bookmarkStart w:id="122" w:name="__RefHeading___Toc5664_1182654989"/>
       <w:bookmarkStart w:id="123" w:name="a-real-example"/>
       <w:bookmarkEnd w:id="122"/>
       <w:r>
@@ -15807,7 +15807,7 @@
         <w:spacing w:before="360" w:after="120"/>
         <w:rPr/>
       </w:pPr>
-      <w:bookmarkStart w:id="124" w:name="__RefHeading___Toc5666_289645041"/>
+      <w:bookmarkStart w:id="124" w:name="__RefHeading___Toc5666_1182654989"/>
       <w:bookmarkStart w:id="125" w:name="context-and-results"/>
       <w:bookmarkEnd w:id="124"/>
       <w:r>
@@ -16078,7 +16078,7 @@
         <w:spacing w:before="280" w:after="80"/>
         <w:rPr/>
       </w:pPr>
-      <w:bookmarkStart w:id="126" w:name="__RefHeading___Toc5668_289645041"/>
+      <w:bookmarkStart w:id="126" w:name="__RefHeading___Toc5668_1182654989"/>
       <w:bookmarkEnd w:id="126"/>
       <w:r>
         <w:rPr>
@@ -16654,7 +16654,7 @@
         <w:spacing w:before="280" w:after="80"/>
         <w:rPr/>
       </w:pPr>
-      <w:bookmarkStart w:id="128" w:name="__RefHeading___Toc5670_289645041"/>
+      <w:bookmarkStart w:id="128" w:name="__RefHeading___Toc5670_1182654989"/>
       <w:bookmarkEnd w:id="128"/>
       <w:r>
         <w:rPr>
@@ -16715,7 +16715,7 @@
         <w:spacing w:before="280" w:after="80"/>
         <w:rPr/>
       </w:pPr>
-      <w:bookmarkStart w:id="129" w:name="__RefHeading___Toc5672_289645041"/>
+      <w:bookmarkStart w:id="129" w:name="__RefHeading___Toc5672_1182654989"/>
       <w:bookmarkStart w:id="130" w:name="helpers"/>
       <w:bookmarkEnd w:id="129"/>
       <w:r>
@@ -16877,7 +16877,7 @@
         <w:spacing w:before="280" w:after="80"/>
         <w:rPr/>
       </w:pPr>
-      <w:bookmarkStart w:id="131" w:name="__RefHeading___Toc5674_289645041"/>
+      <w:bookmarkStart w:id="131" w:name="__RefHeading___Toc5674_1182654989"/>
       <w:bookmarkStart w:id="132" w:name="passing-data-between-steps"/>
       <w:bookmarkEnd w:id="131"/>
       <w:r>
@@ -17233,7 +17233,7 @@
         <w:spacing w:before="360" w:after="120"/>
         <w:rPr/>
       </w:pPr>
-      <w:bookmarkStart w:id="133" w:name="__RefHeading___Toc5676_289645041"/>
+      <w:bookmarkStart w:id="133" w:name="__RefHeading___Toc5676_1182654989"/>
       <w:bookmarkStart w:id="134" w:name="the-runner"/>
       <w:bookmarkEnd w:id="133"/>
       <w:r>
@@ -17261,7 +17261,7 @@
         <w:spacing w:before="200" w:after="80"/>
         <w:rPr/>
       </w:pPr>
-      <w:bookmarkStart w:id="135" w:name="__RefHeading___Toc5678_289645041"/>
+      <w:bookmarkStart w:id="135" w:name="__RefHeading___Toc5678_1182654989"/>
       <w:bookmarkStart w:id="136" w:name="figure-3.1-resolve-then-run"/>
       <w:bookmarkStart w:id="137" w:name="_Fig_3_Resolve__then_run"/>
       <w:bookmarkEnd w:id="135"/>
@@ -17294,7 +17294,7 @@
         <w:rPr/>
         <w:drawing>
           <wp:inline distT="0" distB="0" distL="0" distR="0">
-            <wp:extent cx="4123690" cy="7407275"/>
+            <wp:extent cx="5334000" cy="4695190"/>
             <wp:effectExtent l="0" t="0" r="0" b="0"/>
             <wp:docPr id="4" name="Image3" descr="Resolve, then run"/>
             <wp:cNvGraphicFramePr>
@@ -17318,7 +17318,7 @@
                   <pic:spPr bwMode="auto">
                     <a:xfrm>
                       <a:off x="0" y="0"/>
-                      <a:ext cx="4123690" cy="7407275"/>
+                      <a:ext cx="5334000" cy="4695190"/>
                     </a:xfrm>
                     <a:prstGeom prst="rect">
                       <a:avLst/>
@@ -17370,7 +17370,7 @@
         <w:spacing w:before="280" w:after="80"/>
         <w:rPr/>
       </w:pPr>
-      <w:bookmarkStart w:id="138" w:name="__RefHeading___Toc5680_289645041"/>
+      <w:bookmarkStart w:id="138" w:name="__RefHeading___Toc5680_1182654989"/>
       <w:bookmarkStart w:id="139" w:name="registration"/>
       <w:bookmarkEnd w:id="138"/>
       <w:r>
@@ -17577,7 +17577,7 @@
         <w:spacing w:before="280" w:after="80"/>
         <w:rPr/>
       </w:pPr>
-      <w:bookmarkStart w:id="140" w:name="__RefHeading___Toc5682_289645041"/>
+      <w:bookmarkStart w:id="140" w:name="__RefHeading___Toc5682_1182654989"/>
       <w:bookmarkStart w:id="141" w:name="resolution-happens-before-any-traffic"/>
       <w:bookmarkEnd w:id="140"/>
       <w:r>
@@ -17783,7 +17783,7 @@
         <w:spacing w:before="280" w:after="80"/>
         <w:rPr/>
       </w:pPr>
-      <w:bookmarkStart w:id="142" w:name="__RefHeading___Toc5684_289645041"/>
+      <w:bookmarkStart w:id="142" w:name="__RefHeading___Toc5684_1182654989"/>
       <w:bookmarkStart w:id="143" w:name="execution"/>
       <w:bookmarkEnd w:id="142"/>
       <w:r>
@@ -17955,7 +17955,7 @@
         <w:spacing w:before="200" w:after="80"/>
         <w:rPr/>
       </w:pPr>
-      <w:bookmarkStart w:id="144" w:name="__RefHeading___Toc5686_289645041"/>
+      <w:bookmarkStart w:id="144" w:name="__RefHeading___Toc5686_1182654989"/>
       <w:bookmarkStart w:id="145" w:name="Xf9ce3487769e3ca8f44dd02ba7bae7bf67ebd8c"/>
       <w:bookmarkEnd w:id="144"/>
       <w:r>
@@ -18014,7 +18014,7 @@
         <w:spacing w:before="280" w:after="80"/>
         <w:rPr/>
       </w:pPr>
-      <w:bookmarkStart w:id="148" w:name="__RefHeading___Toc5688_289645041"/>
+      <w:bookmarkStart w:id="148" w:name="__RefHeading___Toc5688_1182654989"/>
       <w:bookmarkStart w:id="149" w:name="the-report"/>
       <w:bookmarkEnd w:id="148"/>
       <w:r>
@@ -18272,7 +18272,7 @@
         <w:spacing w:before="280" w:after="80"/>
         <w:rPr/>
       </w:pPr>
-      <w:bookmarkStart w:id="151" w:name="__RefHeading___Toc5690_289645041"/>
+      <w:bookmarkStart w:id="151" w:name="__RefHeading___Toc5690_1182654989"/>
       <w:bookmarkStart w:id="152" w:name="introspection"/>
       <w:bookmarkEnd w:id="151"/>
       <w:r>
@@ -18372,7 +18372,7 @@
         <w:spacing w:before="360" w:after="120"/>
         <w:rPr/>
       </w:pPr>
-      <w:bookmarkStart w:id="153" w:name="__RefHeading___Toc5692_289645041"/>
+      <w:bookmarkStart w:id="153" w:name="__RefHeading___Toc5692_1182654989"/>
       <w:bookmarkStart w:id="154" w:name="writing-a-sequence"/>
       <w:bookmarkEnd w:id="153"/>
       <w:r>
@@ -18403,7 +18403,7 @@
         <w:spacing w:before="280" w:after="80"/>
         <w:rPr/>
       </w:pPr>
-      <w:bookmarkStart w:id="155" w:name="__RefHeading___Toc5694_289645041"/>
+      <w:bookmarkStart w:id="155" w:name="__RefHeading___Toc5694_1182654989"/>
       <w:bookmarkStart w:id="156" w:name="the-skeleton"/>
       <w:bookmarkEnd w:id="155"/>
       <w:r>
@@ -19052,7 +19052,7 @@
         <w:spacing w:before="280" w:after="80"/>
         <w:rPr/>
       </w:pPr>
-      <w:bookmarkStart w:id="157" w:name="__RefHeading___Toc5696_289645041"/>
+      <w:bookmarkStart w:id="157" w:name="__RefHeading___Toc5696_1182654989"/>
       <w:bookmarkStart w:id="158" w:name="the-file-goes-in-the-areas-bin"/>
       <w:bookmarkEnd w:id="157"/>
       <w:r>
@@ -19142,7 +19142,7 @@
         <w:spacing w:before="280" w:after="80"/>
         <w:rPr/>
       </w:pPr>
-      <w:bookmarkStart w:id="159" w:name="__RefHeading___Toc5698_289645041"/>
+      <w:bookmarkStart w:id="159" w:name="__RefHeading___Toc5698_1182654989"/>
       <w:bookmarkStart w:id="160" w:name="checklist"/>
       <w:bookmarkEnd w:id="159"/>
       <w:r>
@@ -19345,7 +19345,7 @@
         <w:spacing w:before="280" w:after="80"/>
         <w:rPr/>
       </w:pPr>
-      <w:bookmarkStart w:id="162" w:name="__RefHeading___Toc5700_289645041"/>
+      <w:bookmarkStart w:id="162" w:name="__RefHeading___Toc5700_1182654989"/>
       <w:bookmarkStart w:id="163" w:name="what-does-not-belong-in-a-sequence"/>
       <w:bookmarkEnd w:id="162"/>
       <w:r>
@@ -19856,7 +19856,7 @@
         <w:spacing w:before="360" w:after="120"/>
         <w:rPr/>
       </w:pPr>
-      <w:bookmarkStart w:id="164" w:name="__RefHeading___Toc5702_289645041"/>
+      <w:bookmarkStart w:id="164" w:name="__RefHeading___Toc5702_1182654989"/>
       <w:bookmarkStart w:id="165" w:name="the-board-registry"/>
       <w:bookmarkEnd w:id="164"/>
       <w:r>
@@ -19906,7 +19906,7 @@
         <w:spacing w:before="280" w:after="80"/>
         <w:rPr/>
       </w:pPr>
-      <w:bookmarkStart w:id="166" w:name="__RefHeading___Toc5704_289645041"/>
+      <w:bookmarkStart w:id="166" w:name="__RefHeading___Toc5704_1182654989"/>
       <w:bookmarkStart w:id="167" w:name="boardspec"/>
       <w:bookmarkEnd w:id="166"/>
       <w:r>
@@ -20345,7 +20345,7 @@
         <w:spacing w:before="280" w:after="80"/>
         <w:rPr/>
       </w:pPr>
-      <w:bookmarkStart w:id="168" w:name="__RefHeading___Toc5706_289645041"/>
+      <w:bookmarkStart w:id="168" w:name="__RefHeading___Toc5706_1182654989"/>
       <w:bookmarkStart w:id="169" w:name="the-two-boards-in-this-lab"/>
       <w:bookmarkEnd w:id="168"/>
       <w:r>
@@ -21032,7 +21032,7 @@
         <w:spacing w:before="280" w:after="80"/>
         <w:rPr/>
       </w:pPr>
-      <w:bookmarkStart w:id="170" w:name="__RefHeading___Toc5708_289645041"/>
+      <w:bookmarkStart w:id="170" w:name="__RefHeading___Toc5708_1182654989"/>
       <w:bookmarkStart w:id="171" w:name="using-it"/>
       <w:bookmarkEnd w:id="170"/>
       <w:r>
@@ -21258,7 +21258,7 @@
         <w:spacing w:before="280" w:after="80"/>
         <w:rPr/>
       </w:pPr>
-      <w:bookmarkStart w:id="172" w:name="__RefHeading___Toc5710_289645041"/>
+      <w:bookmarkStart w:id="172" w:name="__RefHeading___Toc5710_1182654989"/>
       <w:bookmarkStart w:id="173" w:name="the-cli"/>
       <w:bookmarkEnd w:id="172"/>
       <w:r>
@@ -21386,7 +21386,7 @@
         <w:spacing w:before="360" w:after="120"/>
         <w:rPr/>
       </w:pPr>
-      <w:bookmarkStart w:id="174" w:name="__RefHeading___Toc5712_289645041"/>
+      <w:bookmarkStart w:id="174" w:name="__RefHeading___Toc5712_1182654989"/>
       <w:bookmarkStart w:id="175" w:name="programming"/>
       <w:bookmarkEnd w:id="174"/>
       <w:r>
@@ -21414,7 +21414,7 @@
         <w:spacing w:before="200" w:after="80"/>
         <w:rPr/>
       </w:pPr>
-      <w:bookmarkStart w:id="176" w:name="__RefHeading___Toc5714_289645041"/>
+      <w:bookmarkStart w:id="176" w:name="__RefHeading___Toc5714_1182654989"/>
       <w:bookmarkStart w:id="177" w:name="figure-4.1-the-program-path"/>
       <w:bookmarkStart w:id="178" w:name="_Fig_4_The_program_path"/>
       <w:bookmarkEnd w:id="176"/>
@@ -21447,7 +21447,7 @@
         <w:rPr/>
         <w:drawing>
           <wp:inline distT="0" distB="0" distL="0" distR="0">
-            <wp:extent cx="4324985" cy="7400925"/>
+            <wp:extent cx="5334000" cy="4474845"/>
             <wp:effectExtent l="0" t="0" r="0" b="0"/>
             <wp:docPr id="5" name="Image4" descr="The program path"/>
             <wp:cNvGraphicFramePr>
@@ -21471,7 +21471,7 @@
                   <pic:spPr bwMode="auto">
                     <a:xfrm>
                       <a:off x="0" y="0"/>
-                      <a:ext cx="4324985" cy="7400925"/>
+                      <a:ext cx="5334000" cy="4474845"/>
                     </a:xfrm>
                     <a:prstGeom prst="rect">
                       <a:avLst/>
@@ -21541,7 +21541,7 @@
         <w:spacing w:before="280" w:after="80"/>
         <w:rPr/>
       </w:pPr>
-      <w:bookmarkStart w:id="179" w:name="__RefHeading___Toc5716_289645041"/>
+      <w:bookmarkStart w:id="179" w:name="__RefHeading___Toc5716_1182654989"/>
       <w:bookmarkStart w:id="180" w:name="order-of-checks"/>
       <w:bookmarkEnd w:id="179"/>
       <w:r>
@@ -21741,7 +21741,7 @@
         <w:spacing w:before="280" w:after="80"/>
         <w:rPr/>
       </w:pPr>
-      <w:bookmarkStart w:id="181" w:name="__RefHeading___Toc5718_289645041"/>
+      <w:bookmarkStart w:id="181" w:name="__RefHeading___Toc5718_1182654989"/>
       <w:bookmarkStart w:id="182" w:name="the-environment-handed-to-tcl"/>
       <w:bookmarkEnd w:id="181"/>
       <w:r>
@@ -22088,7 +22088,7 @@
         <w:spacing w:before="280" w:after="80"/>
         <w:rPr/>
       </w:pPr>
-      <w:bookmarkStart w:id="184" w:name="__RefHeading___Toc5720_289645041"/>
+      <w:bookmarkStart w:id="184" w:name="__RefHeading___Toc5720_1182654989"/>
       <w:bookmarkStart w:id="185" w:name="from-a-makefile"/>
       <w:bookmarkEnd w:id="184"/>
       <w:r>
@@ -22201,7 +22201,7 @@
         <w:spacing w:before="360" w:after="120"/>
         <w:rPr/>
       </w:pPr>
-      <w:bookmarkStart w:id="186" w:name="__RefHeading___Toc5722_289645041"/>
+      <w:bookmarkStart w:id="186" w:name="__RefHeading___Toc5722_1182654989"/>
       <w:bookmarkStart w:id="187" w:name="locking-and-identity"/>
       <w:bookmarkEnd w:id="186"/>
       <w:r>
@@ -22252,7 +22252,7 @@
         <w:spacing w:before="280" w:after="80"/>
         <w:rPr/>
       </w:pPr>
-      <w:bookmarkStart w:id="188" w:name="__RefHeading___Toc5724_289645041"/>
+      <w:bookmarkStart w:id="188" w:name="__RefHeading___Toc5724_1182654989"/>
       <w:bookmarkStart w:id="189" w:name="the-lock"/>
       <w:bookmarkEnd w:id="188"/>
       <w:r>
@@ -22545,7 +22545,7 @@
         <w:spacing w:before="280" w:after="80"/>
         <w:rPr/>
       </w:pPr>
-      <w:bookmarkStart w:id="190" w:name="__RefHeading___Toc5726_289645041"/>
+      <w:bookmarkStart w:id="190" w:name="__RefHeading___Toc5726_1182654989"/>
       <w:bookmarkStart w:id="191" w:name="why-a-lock-is-not-sufficient"/>
       <w:bookmarkEnd w:id="190"/>
       <w:r>
@@ -22636,7 +22636,7 @@
         <w:spacing w:before="280" w:after="80"/>
         <w:rPr/>
       </w:pPr>
-      <w:bookmarkStart w:id="192" w:name="__RefHeading___Toc5728_289645041"/>
+      <w:bookmarkStart w:id="192" w:name="__RefHeading___Toc5728_1182654989"/>
       <w:bookmarkStart w:id="193" w:name="the-identity-readback"/>
       <w:bookmarkEnd w:id="192"/>
       <w:r>
@@ -23467,7 +23467,7 @@
         <w:spacing w:before="280" w:after="80"/>
         <w:rPr/>
       </w:pPr>
-      <w:bookmarkStart w:id="194" w:name="__RefHeading___Toc5730_289645041"/>
+      <w:bookmarkStart w:id="194" w:name="__RefHeading___Toc5730_1182654989"/>
       <w:bookmarkStart w:id="195" w:name="the-record"/>
       <w:bookmarkEnd w:id="194"/>
       <w:r>
@@ -24021,7 +24021,7 @@
         <w:spacing w:before="280" w:after="80"/>
         <w:rPr/>
       </w:pPr>
-      <w:bookmarkStart w:id="197" w:name="__RefHeading___Toc5732_289645041"/>
+      <w:bookmarkStart w:id="197" w:name="__RefHeading___Toc5732_1182654989"/>
       <w:bookmarkStart w:id="198" w:name="status"/>
       <w:bookmarkEnd w:id="197"/>
       <w:r>
@@ -24094,7 +24094,7 @@
         <w:spacing w:before="360" w:after="120"/>
         <w:rPr/>
       </w:pPr>
-      <w:bookmarkStart w:id="199" w:name="__RefHeading___Toc5734_289645041"/>
+      <w:bookmarkStart w:id="199" w:name="__RefHeading___Toc5734_1182654989"/>
       <w:bookmarkStart w:id="200" w:name="Xa12894aeb19a1e7d00d58ef1d53816cc4971391"/>
       <w:bookmarkEnd w:id="199"/>
       <w:r>
@@ -24122,7 +24122,7 @@
         <w:spacing w:before="200" w:after="80"/>
         <w:rPr/>
       </w:pPr>
-      <w:bookmarkStart w:id="201" w:name="__RefHeading___Toc5736_289645041"/>
+      <w:bookmarkStart w:id="201" w:name="__RefHeading___Toc5736_1182654989"/>
       <w:bookmarkStart w:id="202" w:name="figure-5.1-where-each-kind-of-file-lives"/>
       <w:bookmarkStart w:id="203" w:name="_Fig_5_Where_each_kind_of_f"/>
       <w:bookmarkEnd w:id="201"/>
@@ -24155,7 +24155,7 @@
         <w:rPr/>
         <w:drawing>
           <wp:inline distT="0" distB="0" distL="0" distR="0">
-            <wp:extent cx="5334000" cy="3949065"/>
+            <wp:extent cx="5334000" cy="2549525"/>
             <wp:effectExtent l="0" t="0" r="0" b="0"/>
             <wp:docPr id="6" name="Image5" descr="Where each kind of file lives"/>
             <wp:cNvGraphicFramePr>
@@ -24179,7 +24179,7 @@
                   <pic:spPr bwMode="auto">
                     <a:xfrm>
                       <a:off x="0" y="0"/>
-                      <a:ext cx="5334000" cy="3949065"/>
+                      <a:ext cx="5334000" cy="2549525"/>
                     </a:xfrm>
                     <a:prstGeom prst="rect">
                       <a:avLst/>
@@ -24263,7 +24263,7 @@
         <w:spacing w:before="280" w:after="80"/>
         <w:rPr/>
       </w:pPr>
-      <w:bookmarkStart w:id="204" w:name="__RefHeading___Toc5738_289645041"/>
+      <w:bookmarkStart w:id="204" w:name="__RefHeading___Toc5738_1182654989"/>
       <w:bookmarkStart w:id="205" w:name="Xf0c7a015ed173ea38c057ecd02882b6b488c9c5"/>
       <w:bookmarkEnd w:id="204"/>
       <w:r>
@@ -25220,7 +25220,7 @@
         <w:spacing w:before="280" w:after="80"/>
         <w:rPr/>
       </w:pPr>
-      <w:bookmarkStart w:id="206" w:name="__RefHeading___Toc5740_289645041"/>
+      <w:bookmarkStart w:id="206" w:name="__RefHeading___Toc5740_1182654989"/>
       <w:bookmarkStart w:id="207" w:name="Xa17c63a910b5f94ff1a05074a70c9df5992258c"/>
       <w:bookmarkEnd w:id="206"/>
       <w:r>
@@ -25574,7 +25574,7 @@
         <w:spacing w:before="280" w:after="80"/>
         <w:rPr/>
       </w:pPr>
-      <w:bookmarkStart w:id="208" w:name="__RefHeading___Toc5742_289645041"/>
+      <w:bookmarkStart w:id="208" w:name="__RefHeading___Toc5742_1182654989"/>
       <w:bookmarkStart w:id="209" w:name="measured-status-2026-09-30"/>
       <w:bookmarkEnd w:id="208"/>
       <w:r>
@@ -25777,7 +25777,7 @@
         <w:spacing w:before="360" w:after="120"/>
         <w:rPr/>
       </w:pPr>
-      <w:bookmarkStart w:id="212" w:name="__RefHeading___Toc5744_289645041"/>
+      <w:bookmarkStart w:id="212" w:name="__RefHeading___Toc5744_1182654989"/>
       <w:bookmarkStart w:id="213" w:name="resolving-paths"/>
       <w:bookmarkEnd w:id="212"/>
       <w:r>
@@ -25841,7 +25841,7 @@
         <w:spacing w:before="280" w:after="80"/>
         <w:rPr/>
       </w:pPr>
-      <w:bookmarkStart w:id="214" w:name="__RefHeading___Toc5746_289645041"/>
+      <w:bookmarkStart w:id="214" w:name="__RefHeading___Toc5746_1182654989"/>
       <w:bookmarkStart w:id="215" w:name="what-happened"/>
       <w:bookmarkEnd w:id="214"/>
       <w:r>
@@ -26030,7 +26030,7 @@
         <w:spacing w:before="280" w:after="80"/>
         <w:rPr/>
       </w:pPr>
-      <w:bookmarkStart w:id="216" w:name="__RefHeading___Toc5748_289645041"/>
+      <w:bookmarkStart w:id="216" w:name="__RefHeading___Toc5748_1182654989"/>
       <w:bookmarkStart w:id="217" w:name="the-pattern"/>
       <w:bookmarkEnd w:id="216"/>
       <w:r>
@@ -26746,7 +26746,7 @@
         <w:spacing w:before="280" w:after="80"/>
         <w:rPr/>
       </w:pPr>
-      <w:bookmarkStart w:id="218" w:name="__RefHeading___Toc5750_289645041"/>
+      <w:bookmarkStart w:id="218" w:name="__RefHeading___Toc5750_1182654989"/>
       <w:bookmarkStart w:id="219" w:name="using-it-1"/>
       <w:bookmarkEnd w:id="218"/>
       <w:r>
@@ -26895,7 +26895,7 @@
         <w:spacing w:before="280" w:after="80"/>
         <w:rPr/>
       </w:pPr>
-      <w:bookmarkStart w:id="220" w:name="__RefHeading___Toc5752_289645041"/>
+      <w:bookmarkStart w:id="220" w:name="__RefHeading___Toc5752_1182654989"/>
       <w:bookmarkStart w:id="221" w:name="why-an-entry-point-still-needs-it"/>
       <w:bookmarkEnd w:id="220"/>
       <w:r>
@@ -27077,7 +27077,7 @@
         <w:spacing w:before="280" w:after="80"/>
         <w:rPr/>
       </w:pPr>
-      <w:bookmarkStart w:id="223" w:name="__RefHeading___Toc5754_289645041"/>
+      <w:bookmarkStart w:id="223" w:name="__RefHeading___Toc5754_1182654989"/>
       <w:bookmarkStart w:id="224" w:name="the-corollary-for-generators"/>
       <w:bookmarkEnd w:id="223"/>
       <w:r>
@@ -27161,7 +27161,7 @@
         <w:spacing w:before="280" w:after="80"/>
         <w:rPr/>
       </w:pPr>
-      <w:bookmarkStart w:id="225" w:name="__RefHeading___Toc5756_289645041"/>
+      <w:bookmarkStart w:id="225" w:name="__RefHeading___Toc5756_1182654989"/>
       <w:bookmarkStart w:id="226" w:name="one-name-one-thing"/>
       <w:bookmarkEnd w:id="225"/>
       <w:r>
@@ -27259,7 +27259,7 @@
         <w:spacing w:before="360" w:after="120"/>
         <w:rPr/>
       </w:pPr>
-      <w:bookmarkStart w:id="227" w:name="__RefHeading___Toc5758_289645041"/>
+      <w:bookmarkStart w:id="227" w:name="__RefHeading___Toc5758_1182654989"/>
       <w:bookmarkStart w:id="228" w:name="standing-up-a-new-flow"/>
       <w:bookmarkEnd w:id="227"/>
       <w:r>
@@ -27302,7 +27302,7 @@
         <w:spacing w:before="280" w:after="80"/>
         <w:rPr/>
       </w:pPr>
-      <w:bookmarkStart w:id="229" w:name="__RefHeading___Toc5760_289645041"/>
+      <w:bookmarkStart w:id="229" w:name="__RefHeading___Toc5760_1182654989"/>
       <w:bookmarkStart w:id="230" w:name="register-the-board-if-it-is-new"/>
       <w:bookmarkEnd w:id="229"/>
       <w:r>
@@ -27459,7 +27459,7 @@
         <w:spacing w:before="280" w:after="80"/>
         <w:rPr/>
       </w:pPr>
-      <w:bookmarkStart w:id="231" w:name="__RefHeading___Toc5762_289645041"/>
+      <w:bookmarkStart w:id="231" w:name="__RefHeading___Toc5762_1182654989"/>
       <w:bookmarkStart w:id="232" w:name="X2fe73988b754e9bff84c2a761c3a3f2aba48b8e"/>
       <w:bookmarkEnd w:id="231"/>
       <w:r>
@@ -27548,7 +27548,7 @@
         <w:spacing w:before="280" w:after="80"/>
         <w:rPr/>
       </w:pPr>
-      <w:bookmarkStart w:id="233" w:name="__RefHeading___Toc5764_289645041"/>
+      <w:bookmarkStart w:id="233" w:name="__RefHeading___Toc5764_1182654989"/>
       <w:bookmarkStart w:id="234" w:name="create-the-directory-skeleton"/>
       <w:bookmarkEnd w:id="233"/>
       <w:r>
@@ -27657,7 +27657,7 @@
         <w:spacing w:before="280" w:after="80"/>
         <w:rPr/>
       </w:pPr>
-      <w:bookmarkStart w:id="235" w:name="__RefHeading___Toc5766_289645041"/>
+      <w:bookmarkStart w:id="235" w:name="__RefHeading___Toc5766_1182654989"/>
       <w:bookmarkStart w:id="236" w:name="add-the-areas-environment-module"/>
       <w:bookmarkEnd w:id="235"/>
       <w:r>
@@ -27708,7 +27708,7 @@
         <w:spacing w:before="280" w:after="80"/>
         <w:rPr/>
       </w:pPr>
-      <w:bookmarkStart w:id="237" w:name="__RefHeading___Toc5768_289645041"/>
+      <w:bookmarkStart w:id="237" w:name="__RefHeading___Toc5768_1182654989"/>
       <w:bookmarkStart w:id="238" w:name="give-the-harness-an-identity-register"/>
       <w:bookmarkEnd w:id="237"/>
       <w:r>
@@ -27778,7 +27778,7 @@
         <w:spacing w:before="280" w:after="80"/>
         <w:rPr/>
       </w:pPr>
-      <w:bookmarkStart w:id="239" w:name="__RefHeading___Toc5770_289645041"/>
+      <w:bookmarkStart w:id="239" w:name="__RefHeading___Toc5770_1182654989"/>
       <w:bookmarkStart w:id="240" w:name="write-the-init-sequence-first"/>
       <w:bookmarkEnd w:id="239"/>
       <w:r>
@@ -27862,7 +27862,7 @@
         <w:spacing w:before="280" w:after="80"/>
         <w:rPr/>
       </w:pPr>
-      <w:bookmarkStart w:id="241" w:name="__RefHeading___Toc5772_289645041"/>
+      <w:bookmarkStart w:id="241" w:name="__RefHeading___Toc5772_1182654989"/>
       <w:bookmarkStart w:id="242" w:name="write-the-entry-point"/>
       <w:bookmarkEnd w:id="241"/>
       <w:r>
@@ -27965,7 +27965,7 @@
         <w:spacing w:before="280" w:after="80"/>
         <w:rPr/>
       </w:pPr>
-      <w:bookmarkStart w:id="243" w:name="__RefHeading___Toc5774_289645041"/>
+      <w:bookmarkStart w:id="243" w:name="__RefHeading___Toc5774_1182654989"/>
       <w:bookmarkStart w:id="244" w:name="make-it-run-in-simulation"/>
       <w:bookmarkEnd w:id="243"/>
       <w:r>
@@ -28047,7 +28047,7 @@
         <w:spacing w:before="280" w:after="80"/>
         <w:rPr/>
       </w:pPr>
-      <w:bookmarkStart w:id="245" w:name="__RefHeading___Toc5776_289645041"/>
+      <w:bookmarkStart w:id="245" w:name="__RefHeading___Toc5776_1182654989"/>
       <w:bookmarkStart w:id="246" w:name="lock-the-board-paths"/>
       <w:bookmarkEnd w:id="245"/>
       <w:r>
@@ -28117,7 +28117,7 @@
         <w:spacing w:before="280" w:after="80"/>
         <w:rPr/>
       </w:pPr>
-      <w:bookmarkStart w:id="247" w:name="__RefHeading___Toc5778_289645041"/>
+      <w:bookmarkStart w:id="247" w:name="__RefHeading___Toc5778_1182654989"/>
       <w:bookmarkStart w:id="248" w:name="record-what-you-programmed"/>
       <w:bookmarkEnd w:id="247"/>
       <w:r>
@@ -28174,7 +28174,7 @@
         <w:spacing w:before="280" w:after="80"/>
         <w:rPr/>
       </w:pPr>
-      <w:bookmarkStart w:id="249" w:name="__RefHeading___Toc5780_289645041"/>
+      <w:bookmarkStart w:id="249" w:name="__RefHeading___Toc5780_1182654989"/>
       <w:bookmarkStart w:id="250" w:name="checklist-1"/>
       <w:bookmarkEnd w:id="249"/>
       <w:r>
@@ -28535,7 +28535,7 @@
           </w:r>
           <w:r>
             <w:rPr/>
-            <w:t>55</w:t>
+            <w:t>52</w:t>
           </w:r>
           <w:r>
             <w:rPr/>
@@ -28562,7 +28562,7 @@
           </w:r>
           <w:r>
             <w:rPr/>
-            <w:t>55</w:t>
+            <w:t>52</w:t>
           </w:r>
           <w:r>
             <w:rPr/>
@@ -28682,7 +28682,7 @@
           </w:r>
           <w:r>
             <w:rPr/>
-            <w:t>55</w:t>
+            <w:t>52</w:t>
           </w:r>
           <w:r>
             <w:rPr/>
@@ -28709,7 +28709,7 @@
           </w:r>
           <w:r>
             <w:rPr/>
-            <w:t>55</w:t>
+            <w:t>52</w:t>
           </w:r>
           <w:r>
             <w:rPr/>
